--- a/Data Science and Knowledge Management Division.docx
+++ b/Data Science and Knowledge Management Division.docx
@@ -80,23 +80,19 @@
         </w:rPr>
         <w:t>Rational</w:t>
       </w:r>
+      <w:r>
+        <w:rPr>
+          <w:rFonts w:ascii="Overlock" w:eastAsia="Overlock" w:hAnsi="Overlock" w:cs="Overlock"/>
+          <w:b/>
+          <w:bCs/>
+          <w:sz w:val="24"/>
+          <w:szCs w:val="24"/>
+        </w:rPr>
+        <w:t xml:space="preserve"> / Justification</w:t>
+      </w:r>
     </w:p>
     <w:p>
       <w:pPr>
-        <w:pStyle w:val="ListParagraph"/>
-        <w:spacing w:after="0" w:line="240" w:lineRule="auto"/>
-        <w:ind w:left="851"/>
-        <w:rPr>
-          <w:rFonts w:ascii="Overlock" w:eastAsia="Overlock" w:hAnsi="Overlock" w:cs="Overlock"/>
-          <w:b/>
-          <w:bCs/>
-          <w:sz w:val="24"/>
-          <w:szCs w:val="24"/>
-        </w:rPr>
-      </w:pPr>
-    </w:p>
-    <w:p>
-      <w:pPr>
         <w:pStyle w:val="NoSpacing"/>
         <w:rPr>
           <w:bCs/>
@@ -109,8 +105,6 @@
         </w:rPr>
         <w:t>The division draws its mandate from Section 5 of Legal Notice No. 273 of 2017 (ST&amp;I Act, No. 28 of 2013) which requires the institute to perform research and associated capacity support. It provides strategic leadership in integrating data analytics and digital repository systems to maximize research output and preserve institutional knowledge.</w:t>
       </w:r>
-      <w:bookmarkStart w:id="0" w:name="_GoBack"/>
-      <w:bookmarkEnd w:id="0"/>
     </w:p>
     <w:p>
       <w:pPr>
@@ -446,7 +440,7 @@
           <w:sz w:val="24"/>
           <w:szCs w:val="24"/>
         </w:rPr>
-        <w:t>Resource and Knowledge Management</w:t>
+        <w:t>Data Science and Analytics</w:t>
       </w:r>
     </w:p>
     <w:p>
@@ -475,25 +469,603 @@
           <w:sz w:val="24"/>
           <w:szCs w:val="24"/>
         </w:rPr>
-        <w:t>Data Science and Analytics</w:t>
+        <w:t>Resource and Knowledge Management</w:t>
       </w:r>
     </w:p>
     <w:p>
       <w:pPr>
-        <w:spacing w:after="0" w:line="240" w:lineRule="auto"/>
-        <w:rPr>
-          <w:rFonts w:ascii="Overlock" w:eastAsia="Overlock" w:hAnsi="Overlock" w:cs="Overlock"/>
-          <w:sz w:val="24"/>
-          <w:szCs w:val="24"/>
+        <w:pBdr>
+          <w:top w:val="nil"/>
+          <w:left w:val="nil"/>
+          <w:bottom w:val="nil"/>
+          <w:right w:val="nil"/>
+          <w:between w:val="nil"/>
+        </w:pBdr>
+        <w:spacing w:after="0" w:line="276" w:lineRule="auto"/>
+        <w:ind w:left="1004"/>
+        <w:jc w:val="both"/>
+        <w:rPr>
+          <w:color w:val="000000"/>
         </w:rPr>
       </w:pPr>
     </w:p>
     <w:p>
       <w:pPr>
+        <w:rPr>
+          <w:rFonts w:ascii="Overlock" w:hAnsi="Overlock"/>
+          <w:b/>
+          <w:i/>
+          <w:sz w:val="24"/>
+          <w:szCs w:val="24"/>
+          <w:highlight w:val="white"/>
+          <w:lang w:val="en-US"/>
+        </w:rPr>
+      </w:pPr>
+      <w:bookmarkStart w:id="0" w:name="_heading=h.dusetk3hltlo" w:colFirst="0" w:colLast="0"/>
+      <w:bookmarkEnd w:id="0"/>
+      <w:r>
+        <w:rPr>
+          <w:rFonts w:ascii="Overlock" w:hAnsi="Overlock"/>
+          <w:b/>
+          <w:i/>
+          <w:sz w:val="24"/>
+          <w:szCs w:val="24"/>
+          <w:highlight w:val="white"/>
+          <w:lang w:val="en-US"/>
+        </w:rPr>
+        <w:t>1. Data science and Analytics Section</w:t>
+      </w:r>
+    </w:p>
+    <w:p>
+      <w:pPr>
         <w:numPr>
           <w:ilvl w:val="0"/>
-          <w:numId w:val="13"/>
+          <w:numId w:val="10"/>
         </w:numPr>
+        <w:tabs>
+          <w:tab w:val="left" w:pos="709"/>
+        </w:tabs>
+        <w:spacing w:after="0" w:line="360" w:lineRule="auto"/>
+        <w:jc w:val="both"/>
+        <w:rPr>
+          <w:rFonts w:ascii="Overlock" w:eastAsia="Overlock" w:hAnsi="Overlock" w:cs="Overlock"/>
+          <w:sz w:val="24"/>
+          <w:szCs w:val="24"/>
+          <w:highlight w:val="white"/>
+        </w:rPr>
+      </w:pPr>
+      <w:r>
+        <w:rPr>
+          <w:rFonts w:ascii="Overlock" w:eastAsia="Overlock" w:hAnsi="Overlock" w:cs="Overlock"/>
+          <w:b/>
+          <w:bCs/>
+          <w:sz w:val="24"/>
+          <w:szCs w:val="24"/>
+          <w:highlight w:val="white"/>
+        </w:rPr>
+        <w:t>Rationale</w:t>
+      </w:r>
+    </w:p>
+    <w:p>
+      <w:pPr>
+        <w:spacing w:after="0"/>
+        <w:ind w:right="72"/>
+        <w:jc w:val="both"/>
+        <w:rPr>
+          <w:rFonts w:ascii="Overlock" w:eastAsia="Overlock" w:hAnsi="Overlock" w:cs="Overlock"/>
+          <w:sz w:val="24"/>
+          <w:szCs w:val="24"/>
+          <w:highlight w:val="white"/>
+        </w:rPr>
+      </w:pPr>
+      <w:r>
+        <w:rPr>
+          <w:rFonts w:ascii="Overlock" w:eastAsia="Overlock" w:hAnsi="Overlock" w:cs="Overlock"/>
+          <w:sz w:val="24"/>
+          <w:szCs w:val="24"/>
+          <w:highlight w:val="white"/>
+        </w:rPr>
+        <w:t>The section is established to provide a wide range of advanced data science and analytics expertise, guidance, and support to researchers, research teams, and managers engaged in research studies within the institute.</w:t>
+      </w:r>
+    </w:p>
+    <w:p>
+      <w:pPr>
+        <w:spacing w:after="0"/>
+        <w:ind w:right="72"/>
+        <w:jc w:val="both"/>
+        <w:rPr>
+          <w:rFonts w:ascii="Overlock" w:eastAsia="Overlock" w:hAnsi="Overlock" w:cs="Overlock"/>
+          <w:b/>
+          <w:bCs/>
+          <w:sz w:val="24"/>
+          <w:szCs w:val="24"/>
+          <w:highlight w:val="white"/>
+        </w:rPr>
+      </w:pPr>
+      <w:r>
+        <w:rPr>
+          <w:rFonts w:ascii="Overlock" w:eastAsia="Overlock" w:hAnsi="Overlock" w:cs="Overlock"/>
+          <w:sz w:val="24"/>
+          <w:szCs w:val="24"/>
+          <w:highlight w:val="white"/>
+        </w:rPr>
+        <w:t xml:space="preserve"> </w:t>
+      </w:r>
+    </w:p>
+    <w:p>
+      <w:pPr>
+        <w:numPr>
+          <w:ilvl w:val="0"/>
+          <w:numId w:val="10"/>
+        </w:numPr>
+        <w:tabs>
+          <w:tab w:val="left" w:pos="709"/>
+        </w:tabs>
+        <w:spacing w:after="0" w:line="360" w:lineRule="auto"/>
+        <w:jc w:val="both"/>
+        <w:rPr>
+          <w:rFonts w:ascii="Overlock" w:eastAsia="Overlock" w:hAnsi="Overlock" w:cs="Overlock"/>
+          <w:sz w:val="24"/>
+          <w:szCs w:val="24"/>
+          <w:highlight w:val="white"/>
+        </w:rPr>
+      </w:pPr>
+      <w:r>
+        <w:rPr>
+          <w:rFonts w:ascii="Overlock" w:eastAsia="Overlock" w:hAnsi="Overlock" w:cs="Overlock"/>
+          <w:b/>
+          <w:bCs/>
+          <w:sz w:val="24"/>
+          <w:szCs w:val="24"/>
+          <w:highlight w:val="white"/>
+        </w:rPr>
+        <w:t>Functions</w:t>
+      </w:r>
+    </w:p>
+    <w:p>
+      <w:pPr>
+        <w:spacing w:after="0" w:line="360" w:lineRule="auto"/>
+        <w:jc w:val="both"/>
+        <w:rPr>
+          <w:rFonts w:ascii="Overlock" w:eastAsia="Overlock" w:hAnsi="Overlock" w:cs="Overlock"/>
+          <w:sz w:val="24"/>
+          <w:szCs w:val="24"/>
+          <w:highlight w:val="white"/>
+        </w:rPr>
+      </w:pPr>
+      <w:r>
+        <w:rPr>
+          <w:rFonts w:ascii="Overlock" w:eastAsia="Overlock" w:hAnsi="Overlock" w:cs="Overlock"/>
+          <w:sz w:val="24"/>
+          <w:szCs w:val="24"/>
+          <w:highlight w:val="white"/>
+        </w:rPr>
+        <w:t>The section is charged with the following functions:</w:t>
+      </w:r>
+    </w:p>
+    <w:p>
+      <w:pPr>
+        <w:numPr>
+          <w:ilvl w:val="0"/>
+          <w:numId w:val="11"/>
+        </w:numPr>
+        <w:spacing w:after="0" w:line="276" w:lineRule="auto"/>
+        <w:jc w:val="both"/>
+        <w:rPr>
+          <w:highlight w:val="white"/>
+        </w:rPr>
+      </w:pPr>
+      <w:r>
+        <w:rPr>
+          <w:rFonts w:ascii="Overlock" w:eastAsia="Overlock" w:hAnsi="Overlock" w:cs="Overlock"/>
+          <w:sz w:val="24"/>
+          <w:szCs w:val="24"/>
+          <w:highlight w:val="white"/>
+        </w:rPr>
+        <w:lastRenderedPageBreak/>
+        <w:t xml:space="preserve">Collect, analyze and interpret biological and health science data across multiple research entities in the institute. </w:t>
+      </w:r>
+    </w:p>
+    <w:p>
+      <w:pPr>
+        <w:numPr>
+          <w:ilvl w:val="0"/>
+          <w:numId w:val="11"/>
+        </w:numPr>
+        <w:spacing w:after="0" w:line="276" w:lineRule="auto"/>
+        <w:jc w:val="both"/>
+        <w:rPr>
+          <w:highlight w:val="white"/>
+        </w:rPr>
+      </w:pPr>
+      <w:r>
+        <w:rPr>
+          <w:rFonts w:ascii="Overlock" w:eastAsia="Overlock" w:hAnsi="Overlock" w:cs="Overlock"/>
+          <w:sz w:val="24"/>
+          <w:szCs w:val="24"/>
+          <w:highlight w:val="white"/>
+        </w:rPr>
+        <w:t xml:space="preserve">Take part in the design, development, and reporting of research studies </w:t>
+      </w:r>
+    </w:p>
+    <w:p>
+      <w:pPr>
+        <w:numPr>
+          <w:ilvl w:val="0"/>
+          <w:numId w:val="11"/>
+        </w:numPr>
+        <w:spacing w:after="0" w:line="276" w:lineRule="auto"/>
+        <w:jc w:val="both"/>
+        <w:rPr>
+          <w:highlight w:val="white"/>
+        </w:rPr>
+      </w:pPr>
+      <w:r>
+        <w:rPr>
+          <w:rFonts w:ascii="Overlock" w:eastAsia="Overlock" w:hAnsi="Overlock" w:cs="Overlock"/>
+          <w:sz w:val="24"/>
+          <w:szCs w:val="24"/>
+          <w:highlight w:val="white"/>
+        </w:rPr>
+        <w:t>Data safeguarding and management of databases, software’s and workflows</w:t>
+      </w:r>
+    </w:p>
+    <w:p>
+      <w:pPr>
+        <w:numPr>
+          <w:ilvl w:val="0"/>
+          <w:numId w:val="11"/>
+        </w:numPr>
+        <w:spacing w:after="0" w:line="276" w:lineRule="auto"/>
+        <w:jc w:val="both"/>
+        <w:rPr>
+          <w:highlight w:val="white"/>
+        </w:rPr>
+      </w:pPr>
+      <w:r>
+        <w:rPr>
+          <w:rFonts w:ascii="Overlock" w:eastAsia="Overlock" w:hAnsi="Overlock" w:cs="Overlock"/>
+          <w:sz w:val="24"/>
+          <w:szCs w:val="24"/>
+          <w:highlight w:val="white"/>
+        </w:rPr>
+        <w:t>Provide monitoring and evaluation services to all research projects undertaken within the institution.</w:t>
+      </w:r>
+    </w:p>
+    <w:p>
+      <w:pPr>
+        <w:numPr>
+          <w:ilvl w:val="0"/>
+          <w:numId w:val="11"/>
+        </w:numPr>
+        <w:spacing w:after="0" w:line="276" w:lineRule="auto"/>
+        <w:jc w:val="both"/>
+        <w:rPr>
+          <w:highlight w:val="white"/>
+        </w:rPr>
+      </w:pPr>
+      <w:r>
+        <w:rPr>
+          <w:rFonts w:ascii="Overlock" w:eastAsia="Overlock" w:hAnsi="Overlock" w:cs="Overlock"/>
+          <w:sz w:val="24"/>
+          <w:szCs w:val="24"/>
+          <w:highlight w:val="white"/>
+        </w:rPr>
+        <w:t>Respond to a broad range of complex statistical issues arising in a variety of research projects</w:t>
+      </w:r>
+    </w:p>
+    <w:p>
+      <w:pPr>
+        <w:numPr>
+          <w:ilvl w:val="0"/>
+          <w:numId w:val="11"/>
+        </w:numPr>
+        <w:spacing w:after="0" w:line="276" w:lineRule="auto"/>
+        <w:jc w:val="both"/>
+        <w:rPr>
+          <w:highlight w:val="white"/>
+        </w:rPr>
+      </w:pPr>
+      <w:r>
+        <w:rPr>
+          <w:rFonts w:ascii="Overlock" w:eastAsia="Overlock" w:hAnsi="Overlock" w:cs="Overlock"/>
+          <w:sz w:val="24"/>
+          <w:szCs w:val="24"/>
+          <w:highlight w:val="white"/>
+        </w:rPr>
+        <w:t>Establish the ecology and natural history of a disease.</w:t>
+      </w:r>
+    </w:p>
+    <w:p>
+      <w:pPr>
+        <w:numPr>
+          <w:ilvl w:val="0"/>
+          <w:numId w:val="11"/>
+        </w:numPr>
+        <w:spacing w:after="0" w:line="276" w:lineRule="auto"/>
+        <w:jc w:val="both"/>
+        <w:rPr>
+          <w:highlight w:val="white"/>
+        </w:rPr>
+      </w:pPr>
+      <w:r>
+        <w:rPr>
+          <w:rFonts w:ascii="Overlock" w:eastAsia="Overlock" w:hAnsi="Overlock" w:cs="Overlock"/>
+          <w:sz w:val="24"/>
+          <w:szCs w:val="24"/>
+          <w:highlight w:val="white"/>
+        </w:rPr>
+        <w:t>Designing, monitoring and assessment of disease control programs.</w:t>
+      </w:r>
+    </w:p>
+    <w:p>
+      <w:pPr>
+        <w:numPr>
+          <w:ilvl w:val="0"/>
+          <w:numId w:val="11"/>
+        </w:numPr>
+        <w:spacing w:after="0" w:line="276" w:lineRule="auto"/>
+        <w:jc w:val="both"/>
+        <w:rPr>
+          <w:highlight w:val="white"/>
+        </w:rPr>
+      </w:pPr>
+      <w:r>
+        <w:rPr>
+          <w:rFonts w:ascii="Overlock" w:eastAsia="Overlock" w:hAnsi="Overlock" w:cs="Overlock"/>
+          <w:sz w:val="24"/>
+          <w:szCs w:val="24"/>
+          <w:highlight w:val="white"/>
+        </w:rPr>
+        <w:t>Evaluating the effects of a disease, and analysis of the costs and economic benefits of alternative control programs.</w:t>
+      </w:r>
+    </w:p>
+    <w:p>
+      <w:pPr>
+        <w:numPr>
+          <w:ilvl w:val="0"/>
+          <w:numId w:val="11"/>
+        </w:numPr>
+        <w:spacing w:after="0" w:line="276" w:lineRule="auto"/>
+        <w:jc w:val="both"/>
+        <w:rPr>
+          <w:highlight w:val="white"/>
+        </w:rPr>
+      </w:pPr>
+      <w:r>
+        <w:rPr>
+          <w:rFonts w:ascii="Overlock" w:eastAsia="Overlock" w:hAnsi="Overlock" w:cs="Overlock"/>
+          <w:sz w:val="24"/>
+          <w:szCs w:val="24"/>
+          <w:highlight w:val="white"/>
+        </w:rPr>
+        <w:t>Identify valuable data sources and automate collection processes.</w:t>
+      </w:r>
+    </w:p>
+    <w:p>
+      <w:pPr>
+        <w:numPr>
+          <w:ilvl w:val="0"/>
+          <w:numId w:val="11"/>
+        </w:numPr>
+        <w:spacing w:after="0" w:line="276" w:lineRule="auto"/>
+        <w:jc w:val="both"/>
+        <w:rPr>
+          <w:highlight w:val="white"/>
+        </w:rPr>
+      </w:pPr>
+      <w:r>
+        <w:rPr>
+          <w:rFonts w:ascii="Overlock" w:eastAsia="Overlock" w:hAnsi="Overlock" w:cs="Overlock"/>
+          <w:sz w:val="24"/>
+          <w:szCs w:val="24"/>
+          <w:highlight w:val="white"/>
+        </w:rPr>
+        <w:t xml:space="preserve">Perform research and analysis on all algorithms and coordinate with various teams and provide support to various research programs </w:t>
+      </w:r>
+    </w:p>
+    <w:p>
+      <w:pPr>
+        <w:numPr>
+          <w:ilvl w:val="0"/>
+          <w:numId w:val="11"/>
+        </w:numPr>
+        <w:spacing w:after="0" w:line="276" w:lineRule="auto"/>
+        <w:jc w:val="both"/>
+        <w:rPr>
+          <w:highlight w:val="white"/>
+        </w:rPr>
+      </w:pPr>
+      <w:r>
+        <w:rPr>
+          <w:rFonts w:ascii="Overlock" w:eastAsia="Overlock" w:hAnsi="Overlock" w:cs="Overlock"/>
+          <w:sz w:val="24"/>
+          <w:szCs w:val="24"/>
+          <w:highlight w:val="white"/>
+        </w:rPr>
+        <w:t xml:space="preserve">Assist scientists by providing effective analysis and feedback on all bioinformatics </w:t>
+      </w:r>
+    </w:p>
+    <w:p>
+      <w:pPr>
+        <w:numPr>
+          <w:ilvl w:val="0"/>
+          <w:numId w:val="11"/>
+        </w:numPr>
+        <w:spacing w:after="0" w:line="276" w:lineRule="auto"/>
+        <w:jc w:val="both"/>
+        <w:rPr>
+          <w:highlight w:val="white"/>
+        </w:rPr>
+      </w:pPr>
+      <w:r>
+        <w:rPr>
+          <w:rFonts w:ascii="Overlock" w:eastAsia="Overlock" w:hAnsi="Overlock" w:cs="Overlock"/>
+          <w:sz w:val="24"/>
+          <w:szCs w:val="24"/>
+          <w:highlight w:val="white"/>
+        </w:rPr>
+        <w:t xml:space="preserve">Provide training to community and analyze various genome sequencing projects for various research projects </w:t>
+      </w:r>
+    </w:p>
+    <w:p>
+      <w:pPr>
+        <w:numPr>
+          <w:ilvl w:val="0"/>
+          <w:numId w:val="11"/>
+        </w:numPr>
+        <w:spacing w:after="0" w:line="276" w:lineRule="auto"/>
+        <w:jc w:val="both"/>
+        <w:rPr>
+          <w:highlight w:val="white"/>
+        </w:rPr>
+      </w:pPr>
+      <w:r>
+        <w:rPr>
+          <w:rFonts w:ascii="Overlock" w:eastAsia="Overlock" w:hAnsi="Overlock" w:cs="Overlock"/>
+          <w:sz w:val="24"/>
+          <w:szCs w:val="24"/>
+          <w:highlight w:val="white"/>
+        </w:rPr>
+        <w:t>Manage all genomic and proteomic data and maintain knowledge on all scientific literature and prepare appropriate reports</w:t>
+      </w:r>
+    </w:p>
+    <w:p>
+      <w:pPr>
+        <w:numPr>
+          <w:ilvl w:val="0"/>
+          <w:numId w:val="11"/>
+        </w:numPr>
+        <w:spacing w:after="0" w:line="276" w:lineRule="auto"/>
+        <w:jc w:val="both"/>
+        <w:rPr>
+          <w:highlight w:val="white"/>
+        </w:rPr>
+      </w:pPr>
+      <w:r>
+        <w:rPr>
+          <w:rFonts w:ascii="Overlock" w:eastAsia="Overlock" w:hAnsi="Overlock" w:cs="Overlock"/>
+          <w:sz w:val="24"/>
+          <w:szCs w:val="24"/>
+          <w:highlight w:val="white"/>
+        </w:rPr>
+        <w:t>Design various new computational tools for bioinformatics and assemble and prepare data structures and determine an effective data analysis framework.</w:t>
+      </w:r>
+    </w:p>
+    <w:p>
+      <w:pPr>
+        <w:numPr>
+          <w:ilvl w:val="0"/>
+          <w:numId w:val="11"/>
+        </w:numPr>
+        <w:spacing w:after="0" w:line="276" w:lineRule="auto"/>
+        <w:jc w:val="both"/>
+        <w:rPr>
+          <w:highlight w:val="white"/>
+        </w:rPr>
+      </w:pPr>
+      <w:r>
+        <w:rPr>
+          <w:rFonts w:ascii="Overlock" w:eastAsia="Overlock" w:hAnsi="Overlock" w:cs="Overlock"/>
+          <w:sz w:val="24"/>
+          <w:szCs w:val="24"/>
+          <w:highlight w:val="white"/>
+        </w:rPr>
+        <w:t>Build predictive models and machine-learning algorithms.</w:t>
+      </w:r>
+    </w:p>
+    <w:p>
+      <w:pPr>
+        <w:numPr>
+          <w:ilvl w:val="0"/>
+          <w:numId w:val="11"/>
+        </w:numPr>
+        <w:spacing w:after="0" w:line="276" w:lineRule="auto"/>
+        <w:jc w:val="both"/>
+        <w:rPr>
+          <w:highlight w:val="white"/>
+        </w:rPr>
+      </w:pPr>
+      <w:r>
+        <w:rPr>
+          <w:rFonts w:ascii="Overlock" w:eastAsia="Overlock" w:hAnsi="Overlock" w:cs="Overlock"/>
+          <w:sz w:val="24"/>
+          <w:szCs w:val="24"/>
+          <w:highlight w:val="white"/>
+        </w:rPr>
+        <w:t>Combine models through ensemble modeling.</w:t>
+      </w:r>
+    </w:p>
+    <w:p>
+      <w:pPr>
+        <w:numPr>
+          <w:ilvl w:val="0"/>
+          <w:numId w:val="11"/>
+        </w:numPr>
+        <w:spacing w:after="0" w:line="276" w:lineRule="auto"/>
+        <w:jc w:val="both"/>
+        <w:rPr>
+          <w:highlight w:val="white"/>
+        </w:rPr>
+      </w:pPr>
+      <w:r>
+        <w:rPr>
+          <w:rFonts w:ascii="Overlock" w:eastAsia="Overlock" w:hAnsi="Overlock" w:cs="Overlock"/>
+          <w:sz w:val="24"/>
+          <w:szCs w:val="24"/>
+          <w:highlight w:val="white"/>
+        </w:rPr>
+        <w:t>Analyze large amounts of information to discover disease trends and patterns</w:t>
+      </w:r>
+    </w:p>
+    <w:p>
+      <w:pPr>
+        <w:numPr>
+          <w:ilvl w:val="0"/>
+          <w:numId w:val="11"/>
+        </w:numPr>
+        <w:spacing w:after="0" w:line="276" w:lineRule="auto"/>
+        <w:jc w:val="both"/>
+        <w:rPr>
+          <w:highlight w:val="white"/>
+        </w:rPr>
+      </w:pPr>
+      <w:bookmarkStart w:id="1" w:name="_heading=h.xtaom1dd6to9" w:colFirst="0" w:colLast="0"/>
+      <w:bookmarkEnd w:id="1"/>
+      <w:r>
+        <w:rPr>
+          <w:rFonts w:ascii="Overlock" w:eastAsia="Overlock" w:hAnsi="Overlock" w:cs="Overlock"/>
+          <w:sz w:val="24"/>
+          <w:szCs w:val="24"/>
+          <w:highlight w:val="white"/>
+        </w:rPr>
+        <w:t>Conduct capacity building and mentorships in biostatistics and modelling.</w:t>
+      </w:r>
+    </w:p>
+    <w:p>
+      <w:pPr>
+        <w:numPr>
+          <w:ilvl w:val="0"/>
+          <w:numId w:val="11"/>
+        </w:numPr>
+        <w:spacing w:after="0" w:line="276" w:lineRule="auto"/>
+        <w:jc w:val="both"/>
+        <w:rPr>
+          <w:highlight w:val="white"/>
+        </w:rPr>
+      </w:pPr>
+      <w:r>
+        <w:rPr>
+          <w:rFonts w:ascii="Overlock" w:eastAsia="Overlock" w:hAnsi="Overlock" w:cs="Overlock"/>
+          <w:sz w:val="24"/>
+          <w:szCs w:val="24"/>
+          <w:highlight w:val="white"/>
+        </w:rPr>
+        <w:t>Disseminate scientific findings through publications, conferences, seminars and workshops</w:t>
+      </w:r>
+    </w:p>
+    <w:p>
+      <w:pPr>
         <w:pBdr>
           <w:top w:val="nil"/>
           <w:left w:val="nil"/>
@@ -524,7 +1096,7 @@
           <w:sz w:val="24"/>
           <w:szCs w:val="24"/>
         </w:rPr>
-        <w:t>Resource and Knowledge Management Section</w:t>
+        <w:t>2. Resource and Knowledge Management Section</w:t>
       </w:r>
     </w:p>
     <w:p>
@@ -631,8 +1203,8 @@
           <w:color w:val="000000"/>
         </w:rPr>
       </w:pPr>
-      <w:bookmarkStart w:id="1" w:name="_heading=h.2wpi6og0yeqc" w:colFirst="0" w:colLast="0"/>
-      <w:bookmarkEnd w:id="1"/>
+      <w:bookmarkStart w:id="2" w:name="_heading=h.2wpi6og0yeqc" w:colFirst="0" w:colLast="0"/>
+      <w:bookmarkEnd w:id="2"/>
       <w:r>
         <w:rPr>
           <w:rFonts w:ascii="Overlock" w:eastAsia="Overlock" w:hAnsi="Overlock" w:cs="Overlock"/>
@@ -730,7 +1302,6 @@
           <w:sz w:val="24"/>
           <w:szCs w:val="24"/>
         </w:rPr>
-        <w:lastRenderedPageBreak/>
         <w:t>Develop standard operating procedures for library and information services.</w:t>
       </w:r>
     </w:p>
@@ -946,49 +1517,6 @@
     </w:p>
     <w:p>
       <w:pPr>
-        <w:pBdr>
-          <w:top w:val="nil"/>
-          <w:left w:val="nil"/>
-          <w:bottom w:val="nil"/>
-          <w:right w:val="nil"/>
-          <w:between w:val="nil"/>
-        </w:pBdr>
-        <w:spacing w:after="0" w:line="276" w:lineRule="auto"/>
-        <w:ind w:left="1004"/>
-        <w:jc w:val="both"/>
-        <w:rPr>
-          <w:rFonts w:ascii="Overlock" w:eastAsia="Overlock" w:hAnsi="Overlock" w:cs="Overlock"/>
-          <w:sz w:val="24"/>
-          <w:szCs w:val="24"/>
-        </w:rPr>
-      </w:pPr>
-    </w:p>
-    <w:p>
-      <w:pPr>
-        <w:pStyle w:val="Heading3"/>
-        <w:numPr>
-          <w:ilvl w:val="0"/>
-          <w:numId w:val="0"/>
-        </w:numPr>
-        <w:rPr>
-          <w:highlight w:val="white"/>
-        </w:rPr>
-      </w:pPr>
-      <w:bookmarkStart w:id="2" w:name="_heading=h.dusetk3hltlo" w:colFirst="0" w:colLast="0"/>
-      <w:bookmarkEnd w:id="2"/>
-      <w:r>
-        <w:rPr>
-          <w:highlight w:val="white"/>
-        </w:rPr>
-        <w:t>2.  Data Science and Analytics Section</w:t>
-      </w:r>
-    </w:p>
-    <w:p>
-      <w:pPr>
-        <w:numPr>
-          <w:ilvl w:val="0"/>
-          <w:numId w:val="10"/>
-        </w:numPr>
         <w:tabs>
           <w:tab w:val="left" w:pos="709"/>
         </w:tabs>
@@ -996,75 +1524,16 @@
         <w:jc w:val="both"/>
         <w:rPr>
           <w:rFonts w:ascii="Overlock" w:eastAsia="Overlock" w:hAnsi="Overlock" w:cs="Overlock"/>
-          <w:sz w:val="24"/>
-          <w:szCs w:val="24"/>
-          <w:highlight w:val="white"/>
-        </w:rPr>
-      </w:pPr>
-      <w:r>
-        <w:rPr>
-          <w:rFonts w:ascii="Overlock" w:eastAsia="Overlock" w:hAnsi="Overlock" w:cs="Overlock"/>
           <w:b/>
           <w:bCs/>
           <w:sz w:val="24"/>
           <w:szCs w:val="24"/>
           <w:highlight w:val="white"/>
         </w:rPr>
-        <w:t>Rationale</w:t>
-      </w:r>
+      </w:pPr>
     </w:p>
     <w:p>
       <w:pPr>
-        <w:spacing w:after="0"/>
-        <w:ind w:right="72"/>
-        <w:jc w:val="both"/>
-        <w:rPr>
-          <w:rFonts w:ascii="Overlock" w:eastAsia="Overlock" w:hAnsi="Overlock" w:cs="Overlock"/>
-          <w:sz w:val="24"/>
-          <w:szCs w:val="24"/>
-          <w:highlight w:val="white"/>
-        </w:rPr>
-      </w:pPr>
-      <w:r>
-        <w:rPr>
-          <w:rFonts w:ascii="Overlock" w:eastAsia="Overlock" w:hAnsi="Overlock" w:cs="Overlock"/>
-          <w:sz w:val="24"/>
-          <w:szCs w:val="24"/>
-          <w:highlight w:val="white"/>
-        </w:rPr>
-        <w:t>The section is established to provide a wide range of advanced data science and analytics expertise, guidance, and support to researchers, research teams, and managers engaged in research studies within the institute.</w:t>
-      </w:r>
-    </w:p>
-    <w:p>
-      <w:pPr>
-        <w:spacing w:after="0"/>
-        <w:ind w:right="72"/>
-        <w:jc w:val="both"/>
-        <w:rPr>
-          <w:rFonts w:ascii="Overlock" w:eastAsia="Overlock" w:hAnsi="Overlock" w:cs="Overlock"/>
-          <w:b/>
-          <w:bCs/>
-          <w:sz w:val="24"/>
-          <w:szCs w:val="24"/>
-          <w:highlight w:val="white"/>
-        </w:rPr>
-      </w:pPr>
-      <w:r>
-        <w:rPr>
-          <w:rFonts w:ascii="Overlock" w:eastAsia="Overlock" w:hAnsi="Overlock" w:cs="Overlock"/>
-          <w:sz w:val="24"/>
-          <w:szCs w:val="24"/>
-          <w:highlight w:val="white"/>
-        </w:rPr>
-        <w:t xml:space="preserve"> </w:t>
-      </w:r>
-    </w:p>
-    <w:p>
-      <w:pPr>
-        <w:numPr>
-          <w:ilvl w:val="0"/>
-          <w:numId w:val="10"/>
-        </w:numPr>
         <w:tabs>
           <w:tab w:val="left" w:pos="709"/>
         </w:tabs>
@@ -1086,512 +1555,6 @@
           <w:szCs w:val="24"/>
           <w:highlight w:val="white"/>
         </w:rPr>
-        <w:t>Functions</w:t>
-      </w:r>
-    </w:p>
-    <w:p>
-      <w:pPr>
-        <w:spacing w:after="0" w:line="360" w:lineRule="auto"/>
-        <w:jc w:val="both"/>
-        <w:rPr>
-          <w:rFonts w:ascii="Overlock" w:eastAsia="Overlock" w:hAnsi="Overlock" w:cs="Overlock"/>
-          <w:sz w:val="24"/>
-          <w:szCs w:val="24"/>
-          <w:highlight w:val="white"/>
-        </w:rPr>
-      </w:pPr>
-      <w:r>
-        <w:rPr>
-          <w:rFonts w:ascii="Overlock" w:eastAsia="Overlock" w:hAnsi="Overlock" w:cs="Overlock"/>
-          <w:sz w:val="24"/>
-          <w:szCs w:val="24"/>
-          <w:highlight w:val="white"/>
-        </w:rPr>
-        <w:t>The section is charged with the following functions:</w:t>
-      </w:r>
-    </w:p>
-    <w:p>
-      <w:pPr>
-        <w:numPr>
-          <w:ilvl w:val="0"/>
-          <w:numId w:val="11"/>
-        </w:numPr>
-        <w:spacing w:after="0" w:line="276" w:lineRule="auto"/>
-        <w:jc w:val="both"/>
-        <w:rPr>
-          <w:highlight w:val="white"/>
-        </w:rPr>
-      </w:pPr>
-      <w:r>
-        <w:rPr>
-          <w:rFonts w:ascii="Overlock" w:eastAsia="Overlock" w:hAnsi="Overlock" w:cs="Overlock"/>
-          <w:sz w:val="24"/>
-          <w:szCs w:val="24"/>
-          <w:highlight w:val="white"/>
-        </w:rPr>
-        <w:t xml:space="preserve">Collect, analyze and interpret biological and health science data across multiple research entities in the institute. </w:t>
-      </w:r>
-    </w:p>
-    <w:p>
-      <w:pPr>
-        <w:numPr>
-          <w:ilvl w:val="0"/>
-          <w:numId w:val="11"/>
-        </w:numPr>
-        <w:spacing w:after="0" w:line="276" w:lineRule="auto"/>
-        <w:jc w:val="both"/>
-        <w:rPr>
-          <w:highlight w:val="white"/>
-        </w:rPr>
-      </w:pPr>
-      <w:r>
-        <w:rPr>
-          <w:rFonts w:ascii="Overlock" w:eastAsia="Overlock" w:hAnsi="Overlock" w:cs="Overlock"/>
-          <w:sz w:val="24"/>
-          <w:szCs w:val="24"/>
-          <w:highlight w:val="white"/>
-        </w:rPr>
-        <w:t xml:space="preserve">Take part in the design, development, and reporting of research studies </w:t>
-      </w:r>
-    </w:p>
-    <w:p>
-      <w:pPr>
-        <w:numPr>
-          <w:ilvl w:val="0"/>
-          <w:numId w:val="11"/>
-        </w:numPr>
-        <w:spacing w:after="0" w:line="276" w:lineRule="auto"/>
-        <w:jc w:val="both"/>
-        <w:rPr>
-          <w:highlight w:val="white"/>
-        </w:rPr>
-      </w:pPr>
-      <w:r>
-        <w:rPr>
-          <w:rFonts w:ascii="Overlock" w:eastAsia="Overlock" w:hAnsi="Overlock" w:cs="Overlock"/>
-          <w:sz w:val="24"/>
-          <w:szCs w:val="24"/>
-          <w:highlight w:val="white"/>
-        </w:rPr>
-        <w:t>Data safeguarding and management of databases, software’s and workflows</w:t>
-      </w:r>
-    </w:p>
-    <w:p>
-      <w:pPr>
-        <w:numPr>
-          <w:ilvl w:val="0"/>
-          <w:numId w:val="11"/>
-        </w:numPr>
-        <w:spacing w:after="0" w:line="276" w:lineRule="auto"/>
-        <w:jc w:val="both"/>
-        <w:rPr>
-          <w:highlight w:val="white"/>
-        </w:rPr>
-      </w:pPr>
-      <w:r>
-        <w:rPr>
-          <w:rFonts w:ascii="Overlock" w:eastAsia="Overlock" w:hAnsi="Overlock" w:cs="Overlock"/>
-          <w:sz w:val="24"/>
-          <w:szCs w:val="24"/>
-          <w:highlight w:val="white"/>
-        </w:rPr>
-        <w:t>Provide monitoring and evaluation services to all research projects undertaken within the institution.</w:t>
-      </w:r>
-    </w:p>
-    <w:p>
-      <w:pPr>
-        <w:numPr>
-          <w:ilvl w:val="0"/>
-          <w:numId w:val="11"/>
-        </w:numPr>
-        <w:spacing w:after="0" w:line="276" w:lineRule="auto"/>
-        <w:jc w:val="both"/>
-        <w:rPr>
-          <w:highlight w:val="white"/>
-        </w:rPr>
-      </w:pPr>
-      <w:r>
-        <w:rPr>
-          <w:rFonts w:ascii="Overlock" w:eastAsia="Overlock" w:hAnsi="Overlock" w:cs="Overlock"/>
-          <w:sz w:val="24"/>
-          <w:szCs w:val="24"/>
-          <w:highlight w:val="white"/>
-        </w:rPr>
-        <w:t xml:space="preserve">Collect, analyze and interpret biological and health science data across multiple research entities in the institute. </w:t>
-      </w:r>
-    </w:p>
-    <w:p>
-      <w:pPr>
-        <w:numPr>
-          <w:ilvl w:val="0"/>
-          <w:numId w:val="11"/>
-        </w:numPr>
-        <w:spacing w:after="0" w:line="276" w:lineRule="auto"/>
-        <w:jc w:val="both"/>
-        <w:rPr>
-          <w:highlight w:val="white"/>
-        </w:rPr>
-      </w:pPr>
-      <w:r>
-        <w:rPr>
-          <w:rFonts w:ascii="Overlock" w:eastAsia="Overlock" w:hAnsi="Overlock" w:cs="Overlock"/>
-          <w:sz w:val="24"/>
-          <w:szCs w:val="24"/>
-          <w:highlight w:val="white"/>
-        </w:rPr>
-        <w:t>Respond to a broad range of complex statistical issues arising in a variety of research projects</w:t>
-      </w:r>
-    </w:p>
-    <w:p>
-      <w:pPr>
-        <w:numPr>
-          <w:ilvl w:val="0"/>
-          <w:numId w:val="11"/>
-        </w:numPr>
-        <w:spacing w:after="0" w:line="276" w:lineRule="auto"/>
-        <w:jc w:val="both"/>
-        <w:rPr>
-          <w:highlight w:val="white"/>
-        </w:rPr>
-      </w:pPr>
-      <w:r>
-        <w:rPr>
-          <w:rFonts w:ascii="Overlock" w:eastAsia="Overlock" w:hAnsi="Overlock" w:cs="Overlock"/>
-          <w:sz w:val="24"/>
-          <w:szCs w:val="24"/>
-          <w:highlight w:val="white"/>
-        </w:rPr>
-        <w:t>Establish the ecology and natural history of a disease.</w:t>
-      </w:r>
-    </w:p>
-    <w:p>
-      <w:pPr>
-        <w:numPr>
-          <w:ilvl w:val="0"/>
-          <w:numId w:val="11"/>
-        </w:numPr>
-        <w:spacing w:after="0" w:line="276" w:lineRule="auto"/>
-        <w:jc w:val="both"/>
-        <w:rPr>
-          <w:highlight w:val="white"/>
-        </w:rPr>
-      </w:pPr>
-      <w:r>
-        <w:rPr>
-          <w:rFonts w:ascii="Overlock" w:eastAsia="Overlock" w:hAnsi="Overlock" w:cs="Overlock"/>
-          <w:sz w:val="24"/>
-          <w:szCs w:val="24"/>
-          <w:highlight w:val="white"/>
-        </w:rPr>
-        <w:t>Designing, monitoring and assessment of disease control programs.</w:t>
-      </w:r>
-    </w:p>
-    <w:p>
-      <w:pPr>
-        <w:numPr>
-          <w:ilvl w:val="0"/>
-          <w:numId w:val="11"/>
-        </w:numPr>
-        <w:spacing w:after="0" w:line="276" w:lineRule="auto"/>
-        <w:jc w:val="both"/>
-        <w:rPr>
-          <w:highlight w:val="white"/>
-        </w:rPr>
-      </w:pPr>
-      <w:r>
-        <w:rPr>
-          <w:rFonts w:ascii="Overlock" w:eastAsia="Overlock" w:hAnsi="Overlock" w:cs="Overlock"/>
-          <w:sz w:val="24"/>
-          <w:szCs w:val="24"/>
-          <w:highlight w:val="white"/>
-        </w:rPr>
-        <w:t>Evaluating the effects of a disease, and analysis of the costs and economic benefits of alternative control programs.</w:t>
-      </w:r>
-    </w:p>
-    <w:p>
-      <w:pPr>
-        <w:numPr>
-          <w:ilvl w:val="0"/>
-          <w:numId w:val="11"/>
-        </w:numPr>
-        <w:spacing w:after="0" w:line="276" w:lineRule="auto"/>
-        <w:jc w:val="both"/>
-        <w:rPr>
-          <w:highlight w:val="white"/>
-        </w:rPr>
-      </w:pPr>
-      <w:r>
-        <w:rPr>
-          <w:rFonts w:ascii="Overlock" w:eastAsia="Overlock" w:hAnsi="Overlock" w:cs="Overlock"/>
-          <w:sz w:val="24"/>
-          <w:szCs w:val="24"/>
-          <w:highlight w:val="white"/>
-        </w:rPr>
-        <w:t>Identify valuable data sources and automate collection processes.</w:t>
-      </w:r>
-    </w:p>
-    <w:p>
-      <w:pPr>
-        <w:numPr>
-          <w:ilvl w:val="0"/>
-          <w:numId w:val="11"/>
-        </w:numPr>
-        <w:spacing w:after="0" w:line="276" w:lineRule="auto"/>
-        <w:jc w:val="both"/>
-        <w:rPr>
-          <w:highlight w:val="white"/>
-        </w:rPr>
-      </w:pPr>
-      <w:r>
-        <w:rPr>
-          <w:rFonts w:ascii="Overlock" w:eastAsia="Overlock" w:hAnsi="Overlock" w:cs="Overlock"/>
-          <w:sz w:val="24"/>
-          <w:szCs w:val="24"/>
-          <w:highlight w:val="white"/>
-        </w:rPr>
-        <w:t xml:space="preserve">Perform research and analysis on all algorithms and coordinate with various teams and provide support to various research programs </w:t>
-      </w:r>
-    </w:p>
-    <w:p>
-      <w:pPr>
-        <w:numPr>
-          <w:ilvl w:val="0"/>
-          <w:numId w:val="11"/>
-        </w:numPr>
-        <w:spacing w:after="0" w:line="276" w:lineRule="auto"/>
-        <w:jc w:val="both"/>
-        <w:rPr>
-          <w:highlight w:val="white"/>
-        </w:rPr>
-      </w:pPr>
-      <w:r>
-        <w:rPr>
-          <w:rFonts w:ascii="Overlock" w:eastAsia="Overlock" w:hAnsi="Overlock" w:cs="Overlock"/>
-          <w:sz w:val="24"/>
-          <w:szCs w:val="24"/>
-          <w:highlight w:val="white"/>
-        </w:rPr>
-        <w:t xml:space="preserve">Assist scientists by providing effective analysis and feedback on all bioinformatics </w:t>
-      </w:r>
-    </w:p>
-    <w:p>
-      <w:pPr>
-        <w:numPr>
-          <w:ilvl w:val="0"/>
-          <w:numId w:val="11"/>
-        </w:numPr>
-        <w:spacing w:after="0" w:line="276" w:lineRule="auto"/>
-        <w:jc w:val="both"/>
-        <w:rPr>
-          <w:highlight w:val="white"/>
-        </w:rPr>
-      </w:pPr>
-      <w:r>
-        <w:rPr>
-          <w:rFonts w:ascii="Overlock" w:eastAsia="Overlock" w:hAnsi="Overlock" w:cs="Overlock"/>
-          <w:sz w:val="24"/>
-          <w:szCs w:val="24"/>
-          <w:highlight w:val="white"/>
-        </w:rPr>
-        <w:t xml:space="preserve">Provide training to community and analyze various genome sequencing projects for various research projects </w:t>
-      </w:r>
-    </w:p>
-    <w:p>
-      <w:pPr>
-        <w:numPr>
-          <w:ilvl w:val="0"/>
-          <w:numId w:val="11"/>
-        </w:numPr>
-        <w:spacing w:after="0" w:line="276" w:lineRule="auto"/>
-        <w:jc w:val="both"/>
-        <w:rPr>
-          <w:highlight w:val="white"/>
-        </w:rPr>
-      </w:pPr>
-      <w:r>
-        <w:rPr>
-          <w:rFonts w:ascii="Overlock" w:eastAsia="Overlock" w:hAnsi="Overlock" w:cs="Overlock"/>
-          <w:sz w:val="24"/>
-          <w:szCs w:val="24"/>
-          <w:highlight w:val="white"/>
-        </w:rPr>
-        <w:t>Manage all genomic and proteomic data and maintain knowledge on all scientific literature and prepare appropriate reports</w:t>
-      </w:r>
-    </w:p>
-    <w:p>
-      <w:pPr>
-        <w:numPr>
-          <w:ilvl w:val="0"/>
-          <w:numId w:val="11"/>
-        </w:numPr>
-        <w:spacing w:after="0" w:line="276" w:lineRule="auto"/>
-        <w:jc w:val="both"/>
-        <w:rPr>
-          <w:highlight w:val="white"/>
-        </w:rPr>
-      </w:pPr>
-      <w:r>
-        <w:rPr>
-          <w:rFonts w:ascii="Overlock" w:eastAsia="Overlock" w:hAnsi="Overlock" w:cs="Overlock"/>
-          <w:sz w:val="24"/>
-          <w:szCs w:val="24"/>
-          <w:highlight w:val="white"/>
-        </w:rPr>
-        <w:t>Design various new computational tools for bioinformatics and assemble and prepare data structures and determine an effective data analysis framework.</w:t>
-      </w:r>
-    </w:p>
-    <w:p>
-      <w:pPr>
-        <w:numPr>
-          <w:ilvl w:val="0"/>
-          <w:numId w:val="11"/>
-        </w:numPr>
-        <w:spacing w:after="0" w:line="276" w:lineRule="auto"/>
-        <w:jc w:val="both"/>
-        <w:rPr>
-          <w:highlight w:val="white"/>
-        </w:rPr>
-      </w:pPr>
-      <w:r>
-        <w:rPr>
-          <w:rFonts w:ascii="Overlock" w:eastAsia="Overlock" w:hAnsi="Overlock" w:cs="Overlock"/>
-          <w:sz w:val="24"/>
-          <w:szCs w:val="24"/>
-          <w:highlight w:val="white"/>
-        </w:rPr>
-        <w:t>Build predictive models and machine-learning algorithms.</w:t>
-      </w:r>
-    </w:p>
-    <w:p>
-      <w:pPr>
-        <w:numPr>
-          <w:ilvl w:val="0"/>
-          <w:numId w:val="11"/>
-        </w:numPr>
-        <w:spacing w:after="0" w:line="276" w:lineRule="auto"/>
-        <w:jc w:val="both"/>
-        <w:rPr>
-          <w:highlight w:val="white"/>
-        </w:rPr>
-      </w:pPr>
-      <w:r>
-        <w:rPr>
-          <w:rFonts w:ascii="Overlock" w:eastAsia="Overlock" w:hAnsi="Overlock" w:cs="Overlock"/>
-          <w:sz w:val="24"/>
-          <w:szCs w:val="24"/>
-          <w:highlight w:val="white"/>
-        </w:rPr>
-        <w:t>Combine models through ensemble modeling.</w:t>
-      </w:r>
-    </w:p>
-    <w:p>
-      <w:pPr>
-        <w:numPr>
-          <w:ilvl w:val="0"/>
-          <w:numId w:val="11"/>
-        </w:numPr>
-        <w:spacing w:after="0" w:line="276" w:lineRule="auto"/>
-        <w:jc w:val="both"/>
-        <w:rPr>
-          <w:highlight w:val="white"/>
-        </w:rPr>
-      </w:pPr>
-      <w:r>
-        <w:rPr>
-          <w:rFonts w:ascii="Overlock" w:eastAsia="Overlock" w:hAnsi="Overlock" w:cs="Overlock"/>
-          <w:sz w:val="24"/>
-          <w:szCs w:val="24"/>
-          <w:highlight w:val="white"/>
-        </w:rPr>
-        <w:t>Analyze large amounts of information to discover disease trends and patterns</w:t>
-      </w:r>
-    </w:p>
-    <w:p>
-      <w:pPr>
-        <w:numPr>
-          <w:ilvl w:val="0"/>
-          <w:numId w:val="11"/>
-        </w:numPr>
-        <w:spacing w:after="0" w:line="276" w:lineRule="auto"/>
-        <w:jc w:val="both"/>
-        <w:rPr>
-          <w:highlight w:val="white"/>
-        </w:rPr>
-      </w:pPr>
-      <w:bookmarkStart w:id="3" w:name="_heading=h.xtaom1dd6to9" w:colFirst="0" w:colLast="0"/>
-      <w:bookmarkEnd w:id="3"/>
-      <w:r>
-        <w:rPr>
-          <w:rFonts w:ascii="Overlock" w:eastAsia="Overlock" w:hAnsi="Overlock" w:cs="Overlock"/>
-          <w:sz w:val="24"/>
-          <w:szCs w:val="24"/>
-          <w:highlight w:val="white"/>
-        </w:rPr>
-        <w:t>Conduct capacity building and mentorships in biostatistics and modelling.</w:t>
-      </w:r>
-    </w:p>
-    <w:p>
-      <w:pPr>
-        <w:numPr>
-          <w:ilvl w:val="0"/>
-          <w:numId w:val="11"/>
-        </w:numPr>
-        <w:spacing w:after="0" w:line="276" w:lineRule="auto"/>
-        <w:jc w:val="both"/>
-        <w:rPr>
-          <w:highlight w:val="white"/>
-        </w:rPr>
-      </w:pPr>
-      <w:r>
-        <w:rPr>
-          <w:rFonts w:ascii="Overlock" w:eastAsia="Overlock" w:hAnsi="Overlock" w:cs="Overlock"/>
-          <w:sz w:val="24"/>
-          <w:szCs w:val="24"/>
-          <w:highlight w:val="white"/>
-        </w:rPr>
-        <w:t>Disseminate scientific findings through publications, conferences, seminars and workshops</w:t>
-      </w:r>
-    </w:p>
-    <w:p>
-      <w:pPr>
-        <w:tabs>
-          <w:tab w:val="left" w:pos="709"/>
-        </w:tabs>
-        <w:spacing w:after="0" w:line="360" w:lineRule="auto"/>
-        <w:jc w:val="both"/>
-        <w:rPr>
-          <w:rFonts w:ascii="Overlock" w:eastAsia="Overlock" w:hAnsi="Overlock" w:cs="Overlock"/>
-          <w:b/>
-          <w:bCs/>
-          <w:sz w:val="24"/>
-          <w:szCs w:val="24"/>
-          <w:highlight w:val="white"/>
-        </w:rPr>
-      </w:pPr>
-    </w:p>
-    <w:p>
-      <w:pPr>
-        <w:tabs>
-          <w:tab w:val="left" w:pos="709"/>
-        </w:tabs>
-        <w:spacing w:after="0" w:line="360" w:lineRule="auto"/>
-        <w:jc w:val="both"/>
-        <w:rPr>
-          <w:rFonts w:ascii="Overlock" w:eastAsia="Overlock" w:hAnsi="Overlock" w:cs="Overlock"/>
-          <w:sz w:val="24"/>
-          <w:szCs w:val="24"/>
-          <w:highlight w:val="white"/>
-        </w:rPr>
-      </w:pPr>
-      <w:r>
-        <w:rPr>
-          <w:rFonts w:ascii="Overlock" w:eastAsia="Overlock" w:hAnsi="Overlock" w:cs="Overlock"/>
-          <w:b/>
-          <w:bCs/>
-          <w:sz w:val="24"/>
-          <w:szCs w:val="24"/>
-          <w:highlight w:val="white"/>
-        </w:rPr>
         <w:t>Staffing</w:t>
       </w:r>
     </w:p>
@@ -1647,43 +1610,46 @@
     </w:p>
     <w:tbl>
       <w:tblPr>
-        <w:tblW w:w="9630" w:type="dxa"/>
+        <w:tblW w:w="0" w:type="auto"/>
         <w:tblBorders>
-          <w:top w:val="single" w:sz="4" w:space="0" w:color="000000"/>
-          <w:left w:val="single" w:sz="4" w:space="0" w:color="000000"/>
-          <w:bottom w:val="single" w:sz="4" w:space="0" w:color="000000"/>
-          <w:right w:val="single" w:sz="4" w:space="0" w:color="000000"/>
-          <w:insideH w:val="single" w:sz="4" w:space="0" w:color="000000"/>
-          <w:insideV w:val="single" w:sz="4" w:space="0" w:color="000000"/>
+          <w:top w:val="single" w:sz="4" w:space="0" w:color="auto"/>
+          <w:left w:val="single" w:sz="4" w:space="0" w:color="auto"/>
+          <w:bottom w:val="single" w:sz="4" w:space="0" w:color="auto"/>
+          <w:right w:val="single" w:sz="4" w:space="0" w:color="auto"/>
+          <w:insideH w:val="single" w:sz="4" w:space="0" w:color="auto"/>
+          <w:insideV w:val="single" w:sz="4" w:space="0" w:color="auto"/>
         </w:tblBorders>
         <w:tblLayout w:type="fixed"/>
-        <w:tblLook w:val="0400" w:firstRow="0" w:lastRow="0" w:firstColumn="0" w:lastColumn="0" w:noHBand="0" w:noVBand="1"/>
+        <w:tblLook w:val="0600" w:firstRow="0" w:lastRow="0" w:firstColumn="0" w:lastColumn="0" w:noHBand="1" w:noVBand="1"/>
       </w:tblPr>
       <w:tblGrid>
-        <w:gridCol w:w="4106"/>
-        <w:gridCol w:w="1134"/>
-        <w:gridCol w:w="925"/>
-        <w:gridCol w:w="1206"/>
-        <w:gridCol w:w="2259"/>
+        <w:gridCol w:w="2630"/>
+        <w:gridCol w:w="785"/>
+        <w:gridCol w:w="1661"/>
+        <w:gridCol w:w="537"/>
+        <w:gridCol w:w="1654"/>
+        <w:gridCol w:w="2083"/>
       </w:tblGrid>
       <w:tr>
         <w:trPr>
-          <w:trHeight w:val="113"/>
+          <w:trHeight w:val="300"/>
         </w:trPr>
         <w:tc>
           <w:tcPr>
-            <w:tcW w:w="4106" w:type="dxa"/>
-            <w:shd w:val="clear" w:color="auto" w:fill="auto"/>
-          </w:tcPr>
-          <w:p>
-            <w:pPr>
-              <w:spacing w:after="0"/>
-              <w:jc w:val="both"/>
-              <w:rPr>
-                <w:rFonts w:ascii="Overlock" w:eastAsia="Overlock" w:hAnsi="Overlock" w:cs="Overlock"/>
-                <w:sz w:val="24"/>
-                <w:szCs w:val="24"/>
-                <w:highlight w:val="white"/>
+            <w:tcW w:w="2630" w:type="dxa"/>
+            <w:tcMar>
+              <w:top w:w="0" w:type="dxa"/>
+              <w:left w:w="40" w:type="dxa"/>
+              <w:bottom w:w="0" w:type="dxa"/>
+              <w:right w:w="40" w:type="dxa"/>
+            </w:tcMar>
+          </w:tcPr>
+          <w:p>
+            <w:pPr>
+              <w:widowControl w:val="0"/>
+              <w:spacing w:after="0" w:line="276" w:lineRule="auto"/>
+              <w:rPr>
+                <w:rFonts w:ascii="Overlock" w:eastAsia="Overlock" w:hAnsi="Overlock" w:cs="Overlock"/>
               </w:rPr>
             </w:pPr>
             <w:r>
@@ -1693,7 +1659,6 @@
                 <w:bCs/>
                 <w:sz w:val="24"/>
                 <w:szCs w:val="24"/>
-                <w:highlight w:val="white"/>
               </w:rPr>
               <w:t>Designation</w:t>
             </w:r>
@@ -1701,17 +1666,23 @@
         </w:tc>
         <w:tc>
           <w:tcPr>
-            <w:tcW w:w="1134" w:type="dxa"/>
-            <w:shd w:val="clear" w:color="auto" w:fill="auto"/>
-          </w:tcPr>
-          <w:p>
-            <w:pPr>
-              <w:spacing w:after="0"/>
-              <w:rPr>
-                <w:rFonts w:ascii="Overlock" w:eastAsia="Overlock" w:hAnsi="Overlock" w:cs="Overlock"/>
-                <w:sz w:val="24"/>
-                <w:szCs w:val="24"/>
-                <w:highlight w:val="white"/>
+            <w:tcW w:w="785" w:type="dxa"/>
+            <w:tcMar>
+              <w:top w:w="0" w:type="dxa"/>
+              <w:left w:w="40" w:type="dxa"/>
+              <w:bottom w:w="0" w:type="dxa"/>
+              <w:right w:w="40" w:type="dxa"/>
+            </w:tcMar>
+          </w:tcPr>
+          <w:p>
+            <w:pPr>
+              <w:widowControl w:val="0"/>
+              <w:spacing w:after="0" w:line="276" w:lineRule="auto"/>
+              <w:jc w:val="center"/>
+              <w:rPr>
+                <w:rFonts w:ascii="Overlock" w:eastAsia="Overlock" w:hAnsi="Overlock" w:cs="Overlock"/>
+                <w:b/>
+                <w:bCs/>
               </w:rPr>
             </w:pPr>
             <w:r>
@@ -1721,7 +1692,6 @@
                 <w:bCs/>
                 <w:sz w:val="24"/>
                 <w:szCs w:val="24"/>
-                <w:highlight w:val="white"/>
               </w:rPr>
               <w:t>Grade KIP</w:t>
             </w:r>
@@ -1729,17 +1699,21 @@
         </w:tc>
         <w:tc>
           <w:tcPr>
-            <w:tcW w:w="925" w:type="dxa"/>
-            <w:shd w:val="clear" w:color="auto" w:fill="auto"/>
-          </w:tcPr>
-          <w:p>
-            <w:pPr>
-              <w:spacing w:after="0"/>
-              <w:rPr>
-                <w:rFonts w:ascii="Overlock" w:eastAsia="Overlock" w:hAnsi="Overlock" w:cs="Overlock"/>
-                <w:sz w:val="24"/>
-                <w:szCs w:val="24"/>
-                <w:highlight w:val="white"/>
+            <w:tcW w:w="1661" w:type="dxa"/>
+            <w:tcMar>
+              <w:top w:w="0" w:type="dxa"/>
+              <w:left w:w="40" w:type="dxa"/>
+              <w:bottom w:w="0" w:type="dxa"/>
+              <w:right w:w="40" w:type="dxa"/>
+            </w:tcMar>
+          </w:tcPr>
+          <w:p>
+            <w:pPr>
+              <w:widowControl w:val="0"/>
+              <w:spacing w:after="0" w:line="276" w:lineRule="auto"/>
+              <w:jc w:val="center"/>
+              <w:rPr>
+                <w:rFonts w:ascii="Overlock" w:eastAsia="Overlock" w:hAnsi="Overlock" w:cs="Overlock"/>
               </w:rPr>
             </w:pPr>
             <w:r>
@@ -1749,25 +1723,30 @@
                 <w:bCs/>
                 <w:sz w:val="24"/>
                 <w:szCs w:val="24"/>
-                <w:highlight w:val="white"/>
-              </w:rPr>
-              <w:t>In post</w:t>
-            </w:r>
-          </w:p>
-        </w:tc>
-        <w:tc>
-          <w:tcPr>
-            <w:tcW w:w="1206" w:type="dxa"/>
-            <w:shd w:val="clear" w:color="auto" w:fill="auto"/>
-          </w:tcPr>
-          <w:p>
-            <w:pPr>
-              <w:spacing w:after="0"/>
-              <w:rPr>
-                <w:rFonts w:ascii="Overlock" w:eastAsia="Overlock" w:hAnsi="Overlock" w:cs="Overlock"/>
-                <w:sz w:val="24"/>
-                <w:szCs w:val="24"/>
-                <w:highlight w:val="white"/>
+              </w:rPr>
+              <w:t>Approved Establishment</w:t>
+            </w:r>
+          </w:p>
+        </w:tc>
+        <w:tc>
+          <w:tcPr>
+            <w:tcW w:w="537" w:type="dxa"/>
+            <w:tcMar>
+              <w:top w:w="0" w:type="dxa"/>
+              <w:left w:w="40" w:type="dxa"/>
+              <w:bottom w:w="0" w:type="dxa"/>
+              <w:right w:w="40" w:type="dxa"/>
+            </w:tcMar>
+          </w:tcPr>
+          <w:p>
+            <w:pPr>
+              <w:widowControl w:val="0"/>
+              <w:spacing w:after="0" w:line="276" w:lineRule="auto"/>
+              <w:jc w:val="center"/>
+              <w:rPr>
+                <w:rFonts w:ascii="Overlock" w:eastAsia="Overlock" w:hAnsi="Overlock" w:cs="Overlock"/>
+                <w:b/>
+                <w:bCs/>
               </w:rPr>
             </w:pPr>
             <w:r>
@@ -1777,26 +1756,26 @@
                 <w:bCs/>
                 <w:sz w:val="24"/>
                 <w:szCs w:val="24"/>
-                <w:highlight w:val="white"/>
-              </w:rPr>
-              <w:t>Proposed Establishment</w:t>
-            </w:r>
-          </w:p>
-        </w:tc>
-        <w:tc>
-          <w:tcPr>
-            <w:tcW w:w="2259" w:type="dxa"/>
-            <w:shd w:val="clear" w:color="auto" w:fill="auto"/>
-          </w:tcPr>
-          <w:p>
-            <w:pPr>
-              <w:spacing w:after="0"/>
-              <w:rPr>
-                <w:rFonts w:ascii="Overlock" w:eastAsia="Overlock" w:hAnsi="Overlock" w:cs="Overlock"/>
-                <w:sz w:val="24"/>
-                <w:szCs w:val="24"/>
-                <w:highlight w:val="white"/>
-              </w:rPr>
+              </w:rPr>
+              <w:t>In post</w:t>
+            </w:r>
+          </w:p>
+        </w:tc>
+        <w:tc>
+          <w:tcPr>
+            <w:tcW w:w="1654" w:type="dxa"/>
+            <w:tcMar>
+              <w:top w:w="0" w:type="dxa"/>
+              <w:left w:w="40" w:type="dxa"/>
+              <w:bottom w:w="0" w:type="dxa"/>
+              <w:right w:w="40" w:type="dxa"/>
+            </w:tcMar>
+          </w:tcPr>
+          <w:p>
+            <w:pPr>
+              <w:widowControl w:val="0"/>
+              <w:spacing w:after="0" w:line="276" w:lineRule="auto"/>
+              <w:jc w:val="center"/>
             </w:pPr>
             <w:r>
               <w:rPr>
@@ -1805,837 +1784,823 @@
                 <w:bCs/>
                 <w:sz w:val="24"/>
                 <w:szCs w:val="24"/>
-                <w:highlight w:val="white"/>
-              </w:rPr>
-              <w:t>Justification</w:t>
-            </w:r>
-          </w:p>
-        </w:tc>
-      </w:tr>
-      <w:tr>
-        <w:trPr>
-          <w:trHeight w:val="113"/>
-        </w:trPr>
-        <w:tc>
-          <w:tcPr>
-            <w:tcW w:w="4106" w:type="dxa"/>
-            <w:shd w:val="clear" w:color="auto" w:fill="auto"/>
-            <w:vAlign w:val="bottom"/>
-          </w:tcPr>
-          <w:p>
-            <w:pPr>
-              <w:widowControl w:val="0"/>
-              <w:spacing w:after="0" w:line="276" w:lineRule="auto"/>
-              <w:rPr>
-                <w:rFonts w:ascii="Overlock" w:hAnsi="Overlock"/>
-              </w:rPr>
-            </w:pPr>
-            <w:r>
-              <w:rPr>
-                <w:rFonts w:ascii="Overlock" w:hAnsi="Overlock"/>
-              </w:rPr>
-              <w:t>Deputy Director, Data Science &amp; Knowledge Management Div.</w:t>
-            </w:r>
-          </w:p>
-        </w:tc>
-        <w:tc>
-          <w:tcPr>
-            <w:tcW w:w="1134" w:type="dxa"/>
-            <w:shd w:val="clear" w:color="auto" w:fill="auto"/>
-            <w:vAlign w:val="bottom"/>
-          </w:tcPr>
-          <w:p>
-            <w:pPr>
-              <w:widowControl w:val="0"/>
-              <w:spacing w:after="0" w:line="276" w:lineRule="auto"/>
-              <w:rPr>
-                <w:rFonts w:ascii="Overlock" w:hAnsi="Overlock"/>
-              </w:rPr>
-            </w:pPr>
-            <w:r>
-              <w:rPr>
-                <w:rFonts w:ascii="Overlock" w:eastAsia="Overlock" w:hAnsi="Overlock" w:cs="Overlock"/>
-                <w:b/>
-                <w:bCs/>
-              </w:rPr>
-              <w:t>3</w:t>
-            </w:r>
-          </w:p>
-        </w:tc>
-        <w:tc>
-          <w:tcPr>
-            <w:tcW w:w="925" w:type="dxa"/>
-            <w:shd w:val="clear" w:color="auto" w:fill="auto"/>
-            <w:vAlign w:val="bottom"/>
-          </w:tcPr>
-          <w:p>
-            <w:pPr>
-              <w:widowControl w:val="0"/>
-              <w:spacing w:after="0" w:line="276" w:lineRule="auto"/>
-              <w:rPr>
-                <w:rFonts w:ascii="Overlock" w:hAnsi="Overlock"/>
-              </w:rPr>
-            </w:pPr>
-            <w:r>
-              <w:rPr>
-                <w:rFonts w:ascii="Overlock" w:eastAsia="Overlock" w:hAnsi="Overlock" w:cs="Overlock"/>
-              </w:rPr>
-              <w:t>0</w:t>
-            </w:r>
-          </w:p>
-        </w:tc>
-        <w:tc>
-          <w:tcPr>
-            <w:tcW w:w="1206" w:type="dxa"/>
-            <w:shd w:val="clear" w:color="auto" w:fill="auto"/>
-            <w:vAlign w:val="bottom"/>
-          </w:tcPr>
-          <w:p>
-            <w:pPr>
-              <w:widowControl w:val="0"/>
-              <w:spacing w:after="0" w:line="276" w:lineRule="auto"/>
-              <w:rPr>
-                <w:rFonts w:ascii="Overlock" w:hAnsi="Overlock"/>
-              </w:rPr>
-            </w:pPr>
-            <w:r>
-              <w:rPr>
-                <w:rFonts w:ascii="Overlock" w:eastAsia="Overlock" w:hAnsi="Overlock" w:cs="Overlock"/>
-                <w:b/>
-                <w:bCs/>
-              </w:rPr>
-              <w:t>1</w:t>
-            </w:r>
-          </w:p>
-        </w:tc>
-        <w:tc>
-          <w:tcPr>
-            <w:tcW w:w="2259" w:type="dxa"/>
-            <w:shd w:val="clear" w:color="auto" w:fill="auto"/>
-          </w:tcPr>
-          <w:p>
-            <w:pPr>
-              <w:spacing w:after="0"/>
-              <w:rPr>
-                <w:rFonts w:ascii="Overlock" w:eastAsia="Overlock" w:hAnsi="Overlock" w:cs="Overlock"/>
-                <w:sz w:val="24"/>
-                <w:szCs w:val="24"/>
-                <w:highlight w:val="white"/>
-              </w:rPr>
-            </w:pPr>
-            <w:r>
-              <w:rPr>
-                <w:rFonts w:ascii="Overlock" w:eastAsia="Overlock" w:hAnsi="Overlock" w:cs="Overlock"/>
-                <w:sz w:val="24"/>
-                <w:szCs w:val="24"/>
-                <w:highlight w:val="white"/>
-              </w:rPr>
-              <w:t>To head the Division</w:t>
-            </w:r>
-          </w:p>
-        </w:tc>
-      </w:tr>
-      <w:tr>
-        <w:trPr>
-          <w:trHeight w:val="113"/>
-        </w:trPr>
-        <w:tc>
-          <w:tcPr>
-            <w:tcW w:w="4106" w:type="dxa"/>
-            <w:shd w:val="clear" w:color="auto" w:fill="auto"/>
-            <w:vAlign w:val="bottom"/>
-          </w:tcPr>
-          <w:p>
-            <w:pPr>
-              <w:widowControl w:val="0"/>
-              <w:spacing w:after="0" w:line="276" w:lineRule="auto"/>
-              <w:rPr>
-                <w:rFonts w:ascii="Overlock" w:hAnsi="Overlock"/>
-              </w:rPr>
-            </w:pPr>
-            <w:r>
-              <w:rPr>
-                <w:rFonts w:ascii="Overlock" w:eastAsia="Overlock" w:hAnsi="Overlock" w:cs="Overlock"/>
-              </w:rPr>
-              <w:t>Chief Research Scientist</w:t>
-            </w:r>
-          </w:p>
-        </w:tc>
-        <w:tc>
-          <w:tcPr>
-            <w:tcW w:w="1134" w:type="dxa"/>
-            <w:shd w:val="clear" w:color="auto" w:fill="auto"/>
-            <w:vAlign w:val="bottom"/>
-          </w:tcPr>
-          <w:p>
-            <w:pPr>
-              <w:widowControl w:val="0"/>
-              <w:spacing w:after="0" w:line="276" w:lineRule="auto"/>
-              <w:rPr>
-                <w:rFonts w:ascii="Overlock" w:hAnsi="Overlock"/>
-              </w:rPr>
-            </w:pPr>
-            <w:r>
-              <w:rPr>
-                <w:rFonts w:ascii="Overlock" w:eastAsia="Overlock" w:hAnsi="Overlock" w:cs="Overlock"/>
-                <w:b/>
-                <w:bCs/>
-              </w:rPr>
-              <w:t>2</w:t>
-            </w:r>
-          </w:p>
-        </w:tc>
-        <w:tc>
-          <w:tcPr>
-            <w:tcW w:w="925" w:type="dxa"/>
-            <w:shd w:val="clear" w:color="auto" w:fill="auto"/>
-            <w:vAlign w:val="bottom"/>
-          </w:tcPr>
-          <w:p>
-            <w:pPr>
-              <w:widowControl w:val="0"/>
-              <w:spacing w:after="0" w:line="276" w:lineRule="auto"/>
-              <w:rPr>
-                <w:rFonts w:ascii="Overlock" w:hAnsi="Overlock"/>
-              </w:rPr>
-            </w:pPr>
-            <w:r>
-              <w:rPr>
-                <w:rFonts w:ascii="Overlock" w:hAnsi="Overlock"/>
-              </w:rPr>
-              <w:t>0</w:t>
-            </w:r>
-          </w:p>
-        </w:tc>
-        <w:tc>
-          <w:tcPr>
-            <w:tcW w:w="1206" w:type="dxa"/>
-            <w:shd w:val="clear" w:color="auto" w:fill="auto"/>
-            <w:vAlign w:val="bottom"/>
-          </w:tcPr>
-          <w:p>
-            <w:pPr>
-              <w:widowControl w:val="0"/>
-              <w:spacing w:after="0" w:line="276" w:lineRule="auto"/>
-              <w:rPr>
-                <w:rFonts w:ascii="Overlock" w:hAnsi="Overlock"/>
-              </w:rPr>
-            </w:pPr>
-            <w:r>
-              <w:rPr>
-                <w:rFonts w:ascii="Overlock" w:eastAsia="Overlock" w:hAnsi="Overlock" w:cs="Overlock"/>
-                <w:b/>
-                <w:bCs/>
-              </w:rPr>
-              <w:t>0</w:t>
-            </w:r>
-          </w:p>
-        </w:tc>
-        <w:tc>
-          <w:tcPr>
-            <w:tcW w:w="2259" w:type="dxa"/>
-            <w:shd w:val="clear" w:color="auto" w:fill="auto"/>
-          </w:tcPr>
-          <w:p>
-            <w:pPr>
-              <w:spacing w:after="0"/>
-              <w:rPr>
-                <w:rFonts w:ascii="Overlock" w:eastAsia="Overlock" w:hAnsi="Overlock" w:cs="Overlock"/>
-                <w:sz w:val="24"/>
-                <w:szCs w:val="24"/>
-                <w:highlight w:val="white"/>
-              </w:rPr>
-            </w:pPr>
-          </w:p>
-        </w:tc>
-      </w:tr>
-      <w:tr>
-        <w:trPr>
-          <w:trHeight w:val="113"/>
-        </w:trPr>
-        <w:tc>
-          <w:tcPr>
-            <w:tcW w:w="4106" w:type="dxa"/>
-            <w:shd w:val="clear" w:color="auto" w:fill="auto"/>
-            <w:vAlign w:val="bottom"/>
-          </w:tcPr>
-          <w:p>
-            <w:pPr>
-              <w:spacing w:after="0"/>
-              <w:jc w:val="both"/>
-              <w:rPr>
-                <w:rFonts w:ascii="Overlock" w:eastAsia="Overlock" w:hAnsi="Overlock" w:cs="Overlock"/>
-                <w:sz w:val="24"/>
-                <w:szCs w:val="24"/>
-                <w:highlight w:val="white"/>
-              </w:rPr>
-            </w:pPr>
-            <w:r>
-              <w:rPr>
-                <w:rFonts w:ascii="Overlock" w:eastAsia="Overlock" w:hAnsi="Overlock" w:cs="Overlock"/>
-              </w:rPr>
-              <w:t xml:space="preserve">Senior principle research officer </w:t>
-            </w:r>
-            <w:proofErr w:type="spellStart"/>
-            <w:r>
-              <w:rPr>
-                <w:rFonts w:ascii="Overlock" w:eastAsia="Overlock" w:hAnsi="Overlock" w:cs="Overlock"/>
-              </w:rPr>
-              <w:t>i</w:t>
-            </w:r>
-            <w:proofErr w:type="spellEnd"/>
-          </w:p>
-        </w:tc>
-        <w:tc>
-          <w:tcPr>
-            <w:tcW w:w="1134" w:type="dxa"/>
-            <w:shd w:val="clear" w:color="auto" w:fill="auto"/>
-            <w:vAlign w:val="bottom"/>
-          </w:tcPr>
-          <w:p>
-            <w:pPr>
-              <w:spacing w:after="0"/>
-              <w:rPr>
-                <w:rFonts w:ascii="Overlock" w:eastAsia="Overlock" w:hAnsi="Overlock" w:cs="Overlock"/>
-                <w:sz w:val="24"/>
-                <w:szCs w:val="24"/>
-                <w:highlight w:val="white"/>
-              </w:rPr>
-            </w:pPr>
-            <w:r>
-              <w:rPr>
-                <w:rFonts w:ascii="Overlock" w:eastAsia="Overlock" w:hAnsi="Overlock" w:cs="Overlock"/>
-                <w:b/>
-                <w:bCs/>
-              </w:rPr>
-              <w:t>5</w:t>
-            </w:r>
-          </w:p>
-        </w:tc>
-        <w:tc>
-          <w:tcPr>
-            <w:tcW w:w="925" w:type="dxa"/>
-            <w:shd w:val="clear" w:color="auto" w:fill="auto"/>
-            <w:vAlign w:val="bottom"/>
-          </w:tcPr>
-          <w:p>
-            <w:pPr>
-              <w:spacing w:after="0"/>
-              <w:rPr>
-                <w:rFonts w:ascii="Overlock" w:eastAsia="Overlock" w:hAnsi="Overlock" w:cs="Overlock"/>
-                <w:sz w:val="24"/>
-                <w:szCs w:val="24"/>
-                <w:highlight w:val="white"/>
-              </w:rPr>
-            </w:pPr>
-            <w:r>
-              <w:rPr>
-                <w:rFonts w:ascii="Overlock" w:eastAsia="Overlock" w:hAnsi="Overlock" w:cs="Overlock"/>
-                <w:sz w:val="24"/>
-                <w:szCs w:val="24"/>
-                <w:highlight w:val="white"/>
-              </w:rPr>
-              <w:t>0</w:t>
-            </w:r>
-          </w:p>
-        </w:tc>
-        <w:tc>
-          <w:tcPr>
-            <w:tcW w:w="1206" w:type="dxa"/>
-            <w:shd w:val="clear" w:color="auto" w:fill="auto"/>
-            <w:vAlign w:val="bottom"/>
-          </w:tcPr>
-          <w:p>
-            <w:pPr>
-              <w:widowControl w:val="0"/>
-              <w:spacing w:after="0" w:line="276" w:lineRule="auto"/>
-              <w:rPr>
-                <w:rFonts w:ascii="Overlock" w:eastAsia="Overlock" w:hAnsi="Overlock" w:cs="Overlock"/>
-                <w:sz w:val="24"/>
-                <w:szCs w:val="24"/>
-                <w:highlight w:val="white"/>
-              </w:rPr>
-            </w:pPr>
-            <w:r>
-              <w:rPr>
-                <w:rFonts w:ascii="Overlock" w:eastAsia="Overlock" w:hAnsi="Overlock" w:cs="Overlock"/>
-                <w:sz w:val="24"/>
-                <w:szCs w:val="24"/>
-                <w:highlight w:val="white"/>
-              </w:rPr>
-              <w:t>1</w:t>
-            </w:r>
-          </w:p>
-        </w:tc>
-        <w:tc>
-          <w:tcPr>
-            <w:tcW w:w="2259" w:type="dxa"/>
-            <w:shd w:val="clear" w:color="auto" w:fill="auto"/>
-          </w:tcPr>
-          <w:p>
-            <w:pPr>
-              <w:spacing w:after="0"/>
-              <w:rPr>
-                <w:rFonts w:ascii="Overlock" w:eastAsia="Overlock" w:hAnsi="Overlock" w:cs="Overlock"/>
-                <w:sz w:val="24"/>
-                <w:szCs w:val="24"/>
-                <w:highlight w:val="white"/>
-              </w:rPr>
-            </w:pPr>
-          </w:p>
-        </w:tc>
-      </w:tr>
-      <w:tr>
-        <w:trPr>
-          <w:trHeight w:val="113"/>
-        </w:trPr>
-        <w:tc>
-          <w:tcPr>
-            <w:tcW w:w="4106" w:type="dxa"/>
-            <w:shd w:val="clear" w:color="auto" w:fill="auto"/>
-            <w:vAlign w:val="bottom"/>
-          </w:tcPr>
-          <w:p>
-            <w:pPr>
-              <w:widowControl w:val="0"/>
-              <w:spacing w:after="0" w:line="276" w:lineRule="auto"/>
-              <w:rPr>
-                <w:rFonts w:ascii="Overlock" w:hAnsi="Overlock"/>
-              </w:rPr>
-            </w:pPr>
-            <w:r>
-              <w:rPr>
-                <w:rFonts w:ascii="Overlock" w:eastAsia="Overlock" w:hAnsi="Overlock" w:cs="Overlock"/>
-              </w:rPr>
-              <w:t>Assistant office administrator III/I</w:t>
-            </w:r>
-          </w:p>
-        </w:tc>
-        <w:tc>
-          <w:tcPr>
-            <w:tcW w:w="1134" w:type="dxa"/>
-            <w:shd w:val="clear" w:color="auto" w:fill="auto"/>
-            <w:vAlign w:val="bottom"/>
-          </w:tcPr>
-          <w:p>
-            <w:pPr>
-              <w:widowControl w:val="0"/>
-              <w:spacing w:after="0" w:line="276" w:lineRule="auto"/>
-              <w:rPr>
-                <w:rFonts w:ascii="Overlock" w:hAnsi="Overlock"/>
-              </w:rPr>
-            </w:pPr>
-            <w:r>
-              <w:rPr>
-                <w:rFonts w:ascii="Overlock" w:eastAsia="Overlock" w:hAnsi="Overlock" w:cs="Overlock"/>
-                <w:b/>
-                <w:bCs/>
-              </w:rPr>
-              <w:t>6</w:t>
-            </w:r>
-          </w:p>
-        </w:tc>
-        <w:tc>
-          <w:tcPr>
-            <w:tcW w:w="925" w:type="dxa"/>
-            <w:shd w:val="clear" w:color="auto" w:fill="auto"/>
-            <w:vAlign w:val="bottom"/>
-          </w:tcPr>
-          <w:p>
-            <w:pPr>
-              <w:widowControl w:val="0"/>
-              <w:spacing w:after="0" w:line="276" w:lineRule="auto"/>
-              <w:rPr>
-                <w:rFonts w:ascii="Overlock" w:hAnsi="Overlock"/>
-              </w:rPr>
-            </w:pPr>
-            <w:r>
-              <w:rPr>
-                <w:rFonts w:ascii="Overlock" w:hAnsi="Overlock"/>
-              </w:rPr>
-              <w:t>0</w:t>
-            </w:r>
-          </w:p>
-        </w:tc>
-        <w:tc>
-          <w:tcPr>
-            <w:tcW w:w="1206" w:type="dxa"/>
-            <w:vMerge w:val="restart"/>
-            <w:shd w:val="clear" w:color="auto" w:fill="auto"/>
-            <w:vAlign w:val="bottom"/>
-          </w:tcPr>
-          <w:p>
-            <w:pPr>
-              <w:widowControl w:val="0"/>
-              <w:spacing w:after="0" w:line="276" w:lineRule="auto"/>
-              <w:rPr>
-                <w:rFonts w:ascii="Overlock" w:hAnsi="Overlock"/>
-              </w:rPr>
-            </w:pPr>
-            <w:r>
-              <w:rPr>
-                <w:rFonts w:ascii="Overlock" w:eastAsia="Overlock" w:hAnsi="Overlock" w:cs="Overlock"/>
-                <w:b/>
-                <w:bCs/>
-              </w:rPr>
-              <w:t>1</w:t>
-            </w:r>
-          </w:p>
-        </w:tc>
-        <w:tc>
-          <w:tcPr>
-            <w:tcW w:w="2259" w:type="dxa"/>
-            <w:shd w:val="clear" w:color="auto" w:fill="auto"/>
-          </w:tcPr>
-          <w:p>
-            <w:pPr>
-              <w:spacing w:after="0"/>
-              <w:rPr>
-                <w:rFonts w:ascii="Overlock" w:eastAsia="Overlock" w:hAnsi="Overlock" w:cs="Overlock"/>
-                <w:sz w:val="24"/>
-                <w:szCs w:val="24"/>
-                <w:highlight w:val="white"/>
-              </w:rPr>
-            </w:pPr>
-          </w:p>
-        </w:tc>
-      </w:tr>
-      <w:tr>
-        <w:trPr>
-          <w:trHeight w:val="113"/>
-        </w:trPr>
-        <w:tc>
-          <w:tcPr>
-            <w:tcW w:w="4106" w:type="dxa"/>
-            <w:shd w:val="clear" w:color="auto" w:fill="auto"/>
-            <w:vAlign w:val="bottom"/>
-          </w:tcPr>
-          <w:p>
-            <w:pPr>
-              <w:widowControl w:val="0"/>
-              <w:spacing w:after="0" w:line="276" w:lineRule="auto"/>
-              <w:rPr>
-                <w:rFonts w:ascii="Overlock" w:hAnsi="Overlock"/>
-              </w:rPr>
-            </w:pPr>
-            <w:r>
-              <w:rPr>
-                <w:rFonts w:ascii="Overlock" w:eastAsia="Overlock" w:hAnsi="Overlock" w:cs="Overlock"/>
-              </w:rPr>
-              <w:t>Statistical/ Knowledge Officer II/I</w:t>
-            </w:r>
-          </w:p>
-        </w:tc>
-        <w:tc>
-          <w:tcPr>
-            <w:tcW w:w="1134" w:type="dxa"/>
-            <w:shd w:val="clear" w:color="auto" w:fill="auto"/>
-            <w:vAlign w:val="bottom"/>
-          </w:tcPr>
-          <w:p>
-            <w:pPr>
-              <w:widowControl w:val="0"/>
-              <w:spacing w:after="0" w:line="276" w:lineRule="auto"/>
-              <w:rPr>
-                <w:rFonts w:ascii="Overlock" w:hAnsi="Overlock"/>
-              </w:rPr>
-            </w:pPr>
-            <w:r>
-              <w:rPr>
-                <w:rFonts w:ascii="Overlock" w:eastAsia="Overlock" w:hAnsi="Overlock" w:cs="Overlock"/>
-                <w:b/>
-                <w:bCs/>
-              </w:rPr>
-              <w:t>7|8</w:t>
-            </w:r>
-          </w:p>
-        </w:tc>
-        <w:tc>
-          <w:tcPr>
-            <w:tcW w:w="925" w:type="dxa"/>
-            <w:shd w:val="clear" w:color="auto" w:fill="auto"/>
-            <w:vAlign w:val="bottom"/>
-          </w:tcPr>
-          <w:p>
-            <w:pPr>
-              <w:widowControl w:val="0"/>
-              <w:spacing w:after="0" w:line="276" w:lineRule="auto"/>
-              <w:rPr>
-                <w:rFonts w:ascii="Overlock" w:hAnsi="Overlock"/>
-              </w:rPr>
-            </w:pPr>
-            <w:r>
-              <w:rPr>
-                <w:rFonts w:ascii="Overlock" w:eastAsia="Overlock" w:hAnsi="Overlock" w:cs="Overlock"/>
-              </w:rPr>
-              <w:t>0</w:t>
-            </w:r>
-          </w:p>
-        </w:tc>
-        <w:tc>
-          <w:tcPr>
-            <w:tcW w:w="1206" w:type="dxa"/>
-            <w:vMerge/>
-            <w:shd w:val="clear" w:color="auto" w:fill="auto"/>
-            <w:vAlign w:val="bottom"/>
-          </w:tcPr>
-          <w:p>
-            <w:pPr>
-              <w:widowControl w:val="0"/>
-              <w:spacing w:after="0" w:line="276" w:lineRule="auto"/>
-              <w:rPr>
-                <w:rFonts w:ascii="Overlock" w:hAnsi="Overlock"/>
-              </w:rPr>
-            </w:pPr>
-          </w:p>
-        </w:tc>
-        <w:tc>
-          <w:tcPr>
-            <w:tcW w:w="2259" w:type="dxa"/>
-            <w:shd w:val="clear" w:color="auto" w:fill="auto"/>
-          </w:tcPr>
-          <w:p>
-            <w:pPr>
-              <w:spacing w:after="0"/>
-              <w:rPr>
-                <w:rFonts w:ascii="Overlock" w:eastAsia="Overlock" w:hAnsi="Overlock" w:cs="Overlock"/>
-                <w:sz w:val="24"/>
-                <w:szCs w:val="24"/>
-                <w:highlight w:val="white"/>
-              </w:rPr>
-            </w:pPr>
-          </w:p>
-        </w:tc>
-      </w:tr>
-      <w:tr>
-        <w:trPr>
-          <w:trHeight w:val="113"/>
-        </w:trPr>
-        <w:tc>
-          <w:tcPr>
-            <w:tcW w:w="4106" w:type="dxa"/>
-            <w:shd w:val="clear" w:color="auto" w:fill="auto"/>
-            <w:vAlign w:val="bottom"/>
-          </w:tcPr>
-          <w:p>
-            <w:pPr>
-              <w:widowControl w:val="0"/>
-              <w:spacing w:after="0" w:line="276" w:lineRule="auto"/>
-              <w:rPr>
-                <w:rFonts w:ascii="Overlock" w:hAnsi="Overlock"/>
-              </w:rPr>
-            </w:pPr>
-            <w:r>
-              <w:rPr>
-                <w:rFonts w:ascii="Overlock" w:eastAsia="Overlock" w:hAnsi="Overlock" w:cs="Overlock"/>
-                <w:b/>
-                <w:bCs/>
-              </w:rPr>
-              <w:t>Sub Total</w:t>
-            </w:r>
-          </w:p>
-        </w:tc>
-        <w:tc>
-          <w:tcPr>
-            <w:tcW w:w="1134" w:type="dxa"/>
-            <w:shd w:val="clear" w:color="auto" w:fill="auto"/>
-            <w:vAlign w:val="bottom"/>
-          </w:tcPr>
-          <w:p>
-            <w:pPr>
-              <w:widowControl w:val="0"/>
-              <w:spacing w:after="0" w:line="276" w:lineRule="auto"/>
-              <w:rPr>
-                <w:rFonts w:ascii="Overlock" w:hAnsi="Overlock"/>
-              </w:rPr>
-            </w:pPr>
-          </w:p>
-        </w:tc>
-        <w:tc>
-          <w:tcPr>
-            <w:tcW w:w="925" w:type="dxa"/>
-            <w:shd w:val="clear" w:color="auto" w:fill="auto"/>
-            <w:vAlign w:val="bottom"/>
-          </w:tcPr>
-          <w:p>
-            <w:pPr>
-              <w:widowControl w:val="0"/>
-              <w:spacing w:after="0" w:line="276" w:lineRule="auto"/>
-              <w:rPr>
-                <w:rFonts w:ascii="Overlock" w:hAnsi="Overlock"/>
-              </w:rPr>
-            </w:pPr>
-            <w:r>
-              <w:rPr>
-                <w:rFonts w:ascii="Overlock" w:eastAsia="Overlock" w:hAnsi="Overlock" w:cs="Overlock"/>
-                <w:b/>
-                <w:bCs/>
-              </w:rPr>
-              <w:t>0</w:t>
-            </w:r>
-          </w:p>
-        </w:tc>
-        <w:tc>
-          <w:tcPr>
-            <w:tcW w:w="1206" w:type="dxa"/>
-            <w:shd w:val="clear" w:color="auto" w:fill="auto"/>
-            <w:vAlign w:val="bottom"/>
-          </w:tcPr>
-          <w:p>
-            <w:pPr>
-              <w:widowControl w:val="0"/>
-              <w:spacing w:after="0" w:line="276" w:lineRule="auto"/>
-              <w:rPr>
-                <w:rFonts w:ascii="Overlock" w:hAnsi="Overlock"/>
-              </w:rPr>
-            </w:pPr>
-            <w:r>
-              <w:rPr>
-                <w:rFonts w:ascii="Overlock" w:eastAsia="Overlock" w:hAnsi="Overlock" w:cs="Overlock"/>
-                <w:b/>
-                <w:bCs/>
-              </w:rPr>
-              <w:t>3</w:t>
-            </w:r>
-          </w:p>
-        </w:tc>
-        <w:tc>
-          <w:tcPr>
-            <w:tcW w:w="2259" w:type="dxa"/>
-            <w:shd w:val="clear" w:color="auto" w:fill="auto"/>
-          </w:tcPr>
-          <w:p>
-            <w:pPr>
-              <w:spacing w:after="0"/>
+              </w:rPr>
+              <w:t>Proposed Establishment</w:t>
+            </w:r>
+          </w:p>
+        </w:tc>
+        <w:tc>
+          <w:tcPr>
+            <w:tcW w:w="2083" w:type="dxa"/>
+          </w:tcPr>
+          <w:p>
+            <w:pPr>
+              <w:widowControl w:val="0"/>
+              <w:spacing w:after="0" w:line="276" w:lineRule="auto"/>
+              <w:jc w:val="center"/>
+            </w:pPr>
+            <w:r>
               <w:rPr>
                 <w:rFonts w:ascii="Overlock" w:eastAsia="Overlock" w:hAnsi="Overlock" w:cs="Overlock"/>
                 <w:b/>
                 <w:bCs/>
                 <w:sz w:val="24"/>
                 <w:szCs w:val="24"/>
-                <w:highlight w:val="white"/>
-              </w:rPr>
-            </w:pPr>
+              </w:rPr>
+              <w:t>Justification</w:t>
+            </w:r>
           </w:p>
         </w:tc>
       </w:tr>
       <w:tr>
         <w:trPr>
-          <w:trHeight w:val="113"/>
+          <w:trHeight w:val="300"/>
         </w:trPr>
         <w:tc>
           <w:tcPr>
-            <w:tcW w:w="4106" w:type="dxa"/>
-            <w:shd w:val="clear" w:color="auto" w:fill="auto"/>
-            <w:vAlign w:val="bottom"/>
-          </w:tcPr>
-          <w:p>
-            <w:pPr>
-              <w:widowControl w:val="0"/>
-              <w:spacing w:after="0" w:line="276" w:lineRule="auto"/>
-              <w:rPr>
-                <w:rFonts w:ascii="Overlock" w:hAnsi="Overlock"/>
-              </w:rPr>
-            </w:pPr>
-            <w:r>
+            <w:tcW w:w="2630" w:type="dxa"/>
+            <w:tcMar>
+              <w:top w:w="0" w:type="dxa"/>
+              <w:left w:w="40" w:type="dxa"/>
+              <w:bottom w:w="0" w:type="dxa"/>
+              <w:right w:w="40" w:type="dxa"/>
+            </w:tcMar>
+          </w:tcPr>
+          <w:p>
+            <w:pPr>
+              <w:widowControl w:val="0"/>
+              <w:spacing w:after="0" w:line="276" w:lineRule="auto"/>
+              <w:rPr>
+                <w:rFonts w:ascii="Overlock" w:eastAsia="Overlock" w:hAnsi="Overlock" w:cs="Overlock"/>
+                <w:color w:val="FF0000"/>
+              </w:rPr>
+            </w:pPr>
+            <w:r>
+              <w:rPr>
+                <w:rFonts w:ascii="Overlock" w:eastAsia="Overlock" w:hAnsi="Overlock" w:cs="Overlock"/>
+                <w:color w:val="FF0000"/>
+                <w:sz w:val="24"/>
+                <w:szCs w:val="24"/>
+              </w:rPr>
+              <w:t xml:space="preserve">Deputy Director, </w:t>
+            </w:r>
+            <w:r>
+              <w:rPr>
+                <w:rFonts w:ascii="Overlock" w:eastAsia="Overlock" w:hAnsi="Overlock" w:cs="Overlock"/>
+                <w:color w:val="FF0000"/>
+              </w:rPr>
+              <w:t>Data Science &amp; Knowledge Management Div</w:t>
+            </w:r>
+            <w:r>
+              <w:rPr>
+                <w:rFonts w:ascii="Overlock" w:eastAsia="Overlock" w:hAnsi="Overlock" w:cs="Overlock"/>
+                <w:color w:val="FF0000"/>
+              </w:rPr>
+              <w:t>ision</w:t>
+            </w:r>
+          </w:p>
+        </w:tc>
+        <w:tc>
+          <w:tcPr>
+            <w:tcW w:w="785" w:type="dxa"/>
+            <w:tcMar>
+              <w:top w:w="0" w:type="dxa"/>
+              <w:left w:w="40" w:type="dxa"/>
+              <w:bottom w:w="0" w:type="dxa"/>
+              <w:right w:w="40" w:type="dxa"/>
+            </w:tcMar>
+          </w:tcPr>
+          <w:p>
+            <w:pPr>
+              <w:widowControl w:val="0"/>
+              <w:spacing w:after="0" w:line="276" w:lineRule="auto"/>
+              <w:jc w:val="center"/>
               <w:rPr>
                 <w:rFonts w:ascii="Overlock" w:eastAsia="Overlock" w:hAnsi="Overlock" w:cs="Overlock"/>
                 <w:b/>
                 <w:bCs/>
               </w:rPr>
-              <w:t>Resource and Knowledge Management Section</w:t>
-            </w:r>
-          </w:p>
-        </w:tc>
-        <w:tc>
-          <w:tcPr>
-            <w:tcW w:w="1134" w:type="dxa"/>
-            <w:shd w:val="clear" w:color="auto" w:fill="auto"/>
-            <w:vAlign w:val="bottom"/>
-          </w:tcPr>
-          <w:p>
-            <w:pPr>
-              <w:widowControl w:val="0"/>
-              <w:spacing w:after="0" w:line="276" w:lineRule="auto"/>
-              <w:rPr>
-                <w:rFonts w:ascii="Overlock" w:hAnsi="Overlock"/>
-              </w:rPr>
-            </w:pPr>
-          </w:p>
-        </w:tc>
-        <w:tc>
-          <w:tcPr>
-            <w:tcW w:w="925" w:type="dxa"/>
-            <w:shd w:val="clear" w:color="auto" w:fill="auto"/>
-            <w:vAlign w:val="bottom"/>
-          </w:tcPr>
-          <w:p>
-            <w:pPr>
-              <w:widowControl w:val="0"/>
-              <w:spacing w:after="0" w:line="276" w:lineRule="auto"/>
-              <w:rPr>
-                <w:rFonts w:ascii="Overlock" w:hAnsi="Overlock"/>
-              </w:rPr>
-            </w:pPr>
-          </w:p>
-        </w:tc>
-        <w:tc>
-          <w:tcPr>
-            <w:tcW w:w="1206" w:type="dxa"/>
-            <w:shd w:val="clear" w:color="auto" w:fill="auto"/>
-            <w:vAlign w:val="bottom"/>
-          </w:tcPr>
-          <w:p>
-            <w:pPr>
-              <w:widowControl w:val="0"/>
-              <w:spacing w:after="0" w:line="276" w:lineRule="auto"/>
-              <w:rPr>
-                <w:rFonts w:ascii="Overlock" w:hAnsi="Overlock"/>
-              </w:rPr>
-            </w:pPr>
-          </w:p>
-          <w:p>
-            <w:pPr>
-              <w:widowControl w:val="0"/>
-              <w:spacing w:after="0" w:line="276" w:lineRule="auto"/>
-              <w:rPr>
-                <w:rFonts w:ascii="Overlock" w:hAnsi="Overlock"/>
-              </w:rPr>
-            </w:pPr>
-          </w:p>
-        </w:tc>
-        <w:tc>
-          <w:tcPr>
-            <w:tcW w:w="2259" w:type="dxa"/>
-            <w:shd w:val="clear" w:color="auto" w:fill="auto"/>
-          </w:tcPr>
-          <w:p>
-            <w:pPr>
-              <w:spacing w:after="0"/>
-              <w:rPr>
-                <w:rFonts w:ascii="Overlock" w:eastAsia="Overlock" w:hAnsi="Overlock" w:cs="Overlock"/>
+            </w:pPr>
+            <w:r>
+              <w:rPr>
+                <w:rFonts w:ascii="Overlock" w:eastAsia="Overlock" w:hAnsi="Overlock" w:cs="Overlock"/>
+                <w:sz w:val="24"/>
+                <w:szCs w:val="24"/>
+              </w:rPr>
+              <w:t>3</w:t>
+            </w:r>
+          </w:p>
+        </w:tc>
+        <w:tc>
+          <w:tcPr>
+            <w:tcW w:w="1661" w:type="dxa"/>
+            <w:tcMar>
+              <w:top w:w="0" w:type="dxa"/>
+              <w:left w:w="40" w:type="dxa"/>
+              <w:bottom w:w="0" w:type="dxa"/>
+              <w:right w:w="40" w:type="dxa"/>
+            </w:tcMar>
+          </w:tcPr>
+          <w:p>
+            <w:pPr>
+              <w:widowControl w:val="0"/>
+              <w:spacing w:after="0" w:line="276" w:lineRule="auto"/>
+              <w:jc w:val="center"/>
+              <w:rPr>
+                <w:rFonts w:ascii="Overlock" w:eastAsia="Overlock" w:hAnsi="Overlock" w:cs="Overlock"/>
+              </w:rPr>
+            </w:pPr>
+          </w:p>
+        </w:tc>
+        <w:tc>
+          <w:tcPr>
+            <w:tcW w:w="537" w:type="dxa"/>
+            <w:tcMar>
+              <w:top w:w="0" w:type="dxa"/>
+              <w:left w:w="40" w:type="dxa"/>
+              <w:bottom w:w="0" w:type="dxa"/>
+              <w:right w:w="40" w:type="dxa"/>
+            </w:tcMar>
+          </w:tcPr>
+          <w:p>
+            <w:pPr>
+              <w:widowControl w:val="0"/>
+              <w:spacing w:after="0" w:line="276" w:lineRule="auto"/>
+              <w:jc w:val="center"/>
+              <w:rPr>
+                <w:rFonts w:ascii="Overlock" w:eastAsia="Overlock" w:hAnsi="Overlock" w:cs="Overlock"/>
+                <w:b/>
+                <w:bCs/>
+              </w:rPr>
+            </w:pPr>
+            <w:r>
+              <w:rPr>
+                <w:rFonts w:ascii="Overlock" w:eastAsia="Overlock" w:hAnsi="Overlock" w:cs="Overlock"/>
+                <w:sz w:val="24"/>
+                <w:szCs w:val="24"/>
+              </w:rPr>
+              <w:t>0</w:t>
+            </w:r>
+          </w:p>
+        </w:tc>
+        <w:tc>
+          <w:tcPr>
+            <w:tcW w:w="1654" w:type="dxa"/>
+            <w:tcMar>
+              <w:top w:w="0" w:type="dxa"/>
+              <w:left w:w="40" w:type="dxa"/>
+              <w:bottom w:w="0" w:type="dxa"/>
+              <w:right w:w="40" w:type="dxa"/>
+            </w:tcMar>
+          </w:tcPr>
+          <w:p>
+            <w:pPr>
+              <w:widowControl w:val="0"/>
+              <w:spacing w:after="0" w:line="276" w:lineRule="auto"/>
+              <w:jc w:val="center"/>
+            </w:pPr>
+            <w:r>
+              <w:rPr>
+                <w:rFonts w:ascii="Overlock" w:eastAsia="Overlock" w:hAnsi="Overlock" w:cs="Overlock"/>
+                <w:sz w:val="24"/>
+                <w:szCs w:val="24"/>
+              </w:rPr>
+              <w:t>1</w:t>
+            </w:r>
+          </w:p>
+        </w:tc>
+        <w:tc>
+          <w:tcPr>
+            <w:tcW w:w="2083" w:type="dxa"/>
+          </w:tcPr>
+          <w:p>
+            <w:pPr>
+              <w:widowControl w:val="0"/>
+              <w:spacing w:after="0" w:line="276" w:lineRule="auto"/>
+              <w:rPr>
+                <w:highlight w:val="yellow"/>
+              </w:rPr>
+            </w:pPr>
+            <w:r>
+              <w:rPr>
+                <w:highlight w:val="yellow"/>
+              </w:rPr>
+              <w:t xml:space="preserve">To </w:t>
+            </w:r>
+            <w:r>
+              <w:rPr>
+                <w:highlight w:val="yellow"/>
+              </w:rPr>
+              <w:t xml:space="preserve">head and </w:t>
+            </w:r>
+            <w:r>
+              <w:rPr>
+                <w:highlight w:val="yellow"/>
+              </w:rPr>
+              <w:t>lead divisional coordination and policy oversight</w:t>
+            </w:r>
+          </w:p>
+        </w:tc>
+      </w:tr>
+      <w:tr>
+        <w:trPr>
+          <w:trHeight w:val="300"/>
+        </w:trPr>
+        <w:tc>
+          <w:tcPr>
+            <w:tcW w:w="2630" w:type="dxa"/>
+            <w:tcMar>
+              <w:top w:w="0" w:type="dxa"/>
+              <w:left w:w="40" w:type="dxa"/>
+              <w:bottom w:w="0" w:type="dxa"/>
+              <w:right w:w="40" w:type="dxa"/>
+            </w:tcMar>
+          </w:tcPr>
+          <w:p>
+            <w:pPr>
+              <w:widowControl w:val="0"/>
+              <w:spacing w:after="0" w:line="276" w:lineRule="auto"/>
+              <w:rPr>
+                <w:rFonts w:ascii="Overlock" w:eastAsia="Overlock" w:hAnsi="Overlock" w:cs="Overlock"/>
+                <w:color w:val="FF0000"/>
+              </w:rPr>
+            </w:pPr>
+            <w:r>
+              <w:rPr>
+                <w:rFonts w:ascii="Overlock" w:eastAsia="Overlock" w:hAnsi="Overlock" w:cs="Overlock"/>
+                <w:color w:val="FF0000"/>
+                <w:sz w:val="24"/>
+                <w:szCs w:val="24"/>
+              </w:rPr>
+              <w:t>Chief Research Scientist</w:t>
+            </w:r>
+          </w:p>
+        </w:tc>
+        <w:tc>
+          <w:tcPr>
+            <w:tcW w:w="785" w:type="dxa"/>
+            <w:tcMar>
+              <w:top w:w="0" w:type="dxa"/>
+              <w:left w:w="40" w:type="dxa"/>
+              <w:bottom w:w="0" w:type="dxa"/>
+              <w:right w:w="40" w:type="dxa"/>
+            </w:tcMar>
+          </w:tcPr>
+          <w:p>
+            <w:pPr>
+              <w:widowControl w:val="0"/>
+              <w:spacing w:after="0" w:line="276" w:lineRule="auto"/>
+              <w:jc w:val="center"/>
+              <w:rPr>
+                <w:rFonts w:ascii="Overlock" w:eastAsia="Overlock" w:hAnsi="Overlock" w:cs="Overlock"/>
+                <w:b/>
+                <w:bCs/>
+              </w:rPr>
+            </w:pPr>
+            <w:r>
+              <w:rPr>
+                <w:rFonts w:ascii="Overlock" w:eastAsia="Overlock" w:hAnsi="Overlock" w:cs="Overlock"/>
+                <w:sz w:val="24"/>
+                <w:szCs w:val="24"/>
+              </w:rPr>
+              <w:t>2</w:t>
+            </w:r>
+          </w:p>
+        </w:tc>
+        <w:tc>
+          <w:tcPr>
+            <w:tcW w:w="1661" w:type="dxa"/>
+            <w:tcMar>
+              <w:top w:w="0" w:type="dxa"/>
+              <w:left w:w="40" w:type="dxa"/>
+              <w:bottom w:w="0" w:type="dxa"/>
+              <w:right w:w="40" w:type="dxa"/>
+            </w:tcMar>
+          </w:tcPr>
+          <w:p>
+            <w:pPr>
+              <w:widowControl w:val="0"/>
+              <w:spacing w:after="0" w:line="276" w:lineRule="auto"/>
+              <w:jc w:val="center"/>
+              <w:rPr>
+                <w:rFonts w:ascii="Overlock" w:eastAsia="Overlock" w:hAnsi="Overlock" w:cs="Overlock"/>
+              </w:rPr>
+            </w:pPr>
+          </w:p>
+        </w:tc>
+        <w:tc>
+          <w:tcPr>
+            <w:tcW w:w="537" w:type="dxa"/>
+            <w:tcMar>
+              <w:top w:w="0" w:type="dxa"/>
+              <w:left w:w="40" w:type="dxa"/>
+              <w:bottom w:w="0" w:type="dxa"/>
+              <w:right w:w="40" w:type="dxa"/>
+            </w:tcMar>
+          </w:tcPr>
+          <w:p>
+            <w:pPr>
+              <w:widowControl w:val="0"/>
+              <w:spacing w:after="0" w:line="276" w:lineRule="auto"/>
+              <w:jc w:val="center"/>
+              <w:rPr>
+                <w:rFonts w:ascii="Overlock" w:eastAsia="Overlock" w:hAnsi="Overlock" w:cs="Overlock"/>
+                <w:b/>
+                <w:bCs/>
+              </w:rPr>
+            </w:pPr>
+            <w:r>
+              <w:rPr>
+                <w:rFonts w:ascii="Overlock" w:eastAsia="Overlock" w:hAnsi="Overlock" w:cs="Overlock"/>
+                <w:sz w:val="24"/>
+                <w:szCs w:val="24"/>
+              </w:rPr>
+              <w:t>0</w:t>
+            </w:r>
+          </w:p>
+        </w:tc>
+        <w:tc>
+          <w:tcPr>
+            <w:tcW w:w="1654" w:type="dxa"/>
+            <w:tcMar>
+              <w:top w:w="0" w:type="dxa"/>
+              <w:left w:w="40" w:type="dxa"/>
+              <w:bottom w:w="0" w:type="dxa"/>
+              <w:right w:w="40" w:type="dxa"/>
+            </w:tcMar>
+          </w:tcPr>
+          <w:p>
+            <w:pPr>
+              <w:spacing w:after="0" w:line="240" w:lineRule="auto"/>
+              <w:jc w:val="center"/>
+              <w:rPr>
+                <w:rFonts w:ascii="Overlock" w:eastAsia="Overlock" w:hAnsi="Overlock" w:cs="Overlock"/>
+                <w:sz w:val="24"/>
+                <w:szCs w:val="24"/>
+              </w:rPr>
+            </w:pPr>
+            <w:r>
+              <w:rPr>
+                <w:rFonts w:ascii="Overlock" w:eastAsia="Overlock" w:hAnsi="Overlock" w:cs="Overlock"/>
+                <w:sz w:val="24"/>
+                <w:szCs w:val="24"/>
+              </w:rPr>
+              <w:t>1</w:t>
+            </w:r>
+          </w:p>
+          <w:p>
+            <w:pPr>
+              <w:widowControl w:val="0"/>
+              <w:spacing w:after="0" w:line="276" w:lineRule="auto"/>
+              <w:jc w:val="center"/>
+            </w:pPr>
+          </w:p>
+        </w:tc>
+        <w:tc>
+          <w:tcPr>
+            <w:tcW w:w="2083" w:type="dxa"/>
+          </w:tcPr>
+          <w:p>
+            <w:pPr>
+              <w:widowControl w:val="0"/>
+              <w:spacing w:after="0" w:line="276" w:lineRule="auto"/>
+              <w:rPr>
+                <w:highlight w:val="yellow"/>
+              </w:rPr>
+            </w:pPr>
+            <w:r>
+              <w:rPr>
+                <w:highlight w:val="yellow"/>
+              </w:rPr>
+              <w:t>To lead institutional level research programs and resource mobilization</w:t>
+            </w:r>
+          </w:p>
+        </w:tc>
+      </w:tr>
+      <w:tr>
+        <w:trPr>
+          <w:trHeight w:val="300"/>
+        </w:trPr>
+        <w:tc>
+          <w:tcPr>
+            <w:tcW w:w="2630" w:type="dxa"/>
+            <w:tcMar>
+              <w:top w:w="0" w:type="dxa"/>
+              <w:left w:w="40" w:type="dxa"/>
+              <w:bottom w:w="0" w:type="dxa"/>
+              <w:right w:w="40" w:type="dxa"/>
+            </w:tcMar>
+          </w:tcPr>
+          <w:p>
+            <w:pPr>
+              <w:widowControl w:val="0"/>
+              <w:spacing w:after="0" w:line="276" w:lineRule="auto"/>
+              <w:rPr>
+                <w:rFonts w:ascii="Overlock" w:eastAsia="Overlock" w:hAnsi="Overlock" w:cs="Overlock"/>
+                <w:color w:val="FF0000"/>
+              </w:rPr>
+            </w:pPr>
+            <w:r>
+              <w:rPr>
+                <w:rFonts w:ascii="Overlock" w:eastAsia="Overlock" w:hAnsi="Overlock" w:cs="Overlock"/>
+                <w:color w:val="FF0000"/>
+                <w:sz w:val="24"/>
+                <w:szCs w:val="24"/>
+              </w:rPr>
+              <w:t xml:space="preserve">Senior Principal Research Scientist I </w:t>
+            </w:r>
+          </w:p>
+        </w:tc>
+        <w:tc>
+          <w:tcPr>
+            <w:tcW w:w="785" w:type="dxa"/>
+            <w:tcMar>
+              <w:top w:w="0" w:type="dxa"/>
+              <w:left w:w="40" w:type="dxa"/>
+              <w:bottom w:w="0" w:type="dxa"/>
+              <w:right w:w="40" w:type="dxa"/>
+            </w:tcMar>
+          </w:tcPr>
+          <w:p>
+            <w:pPr>
+              <w:widowControl w:val="0"/>
+              <w:spacing w:after="0" w:line="276" w:lineRule="auto"/>
+              <w:jc w:val="center"/>
+              <w:rPr>
+                <w:rFonts w:ascii="Overlock" w:eastAsia="Overlock" w:hAnsi="Overlock" w:cs="Overlock"/>
+                <w:b/>
+                <w:bCs/>
+              </w:rPr>
+            </w:pPr>
+            <w:r>
+              <w:rPr>
+                <w:rFonts w:ascii="Overlock" w:eastAsia="Overlock" w:hAnsi="Overlock" w:cs="Overlock"/>
+                <w:sz w:val="24"/>
+                <w:szCs w:val="24"/>
+              </w:rPr>
+              <w:t>3</w:t>
+            </w:r>
+          </w:p>
+        </w:tc>
+        <w:tc>
+          <w:tcPr>
+            <w:tcW w:w="1661" w:type="dxa"/>
+            <w:tcMar>
+              <w:top w:w="0" w:type="dxa"/>
+              <w:left w:w="40" w:type="dxa"/>
+              <w:bottom w:w="0" w:type="dxa"/>
+              <w:right w:w="40" w:type="dxa"/>
+            </w:tcMar>
+          </w:tcPr>
+          <w:p>
+            <w:pPr>
+              <w:widowControl w:val="0"/>
+              <w:spacing w:after="0" w:line="276" w:lineRule="auto"/>
+              <w:jc w:val="center"/>
+              <w:rPr>
+                <w:rFonts w:ascii="Overlock" w:eastAsia="Overlock" w:hAnsi="Overlock" w:cs="Overlock"/>
+              </w:rPr>
+            </w:pPr>
+          </w:p>
+        </w:tc>
+        <w:tc>
+          <w:tcPr>
+            <w:tcW w:w="537" w:type="dxa"/>
+            <w:tcMar>
+              <w:top w:w="0" w:type="dxa"/>
+              <w:left w:w="40" w:type="dxa"/>
+              <w:bottom w:w="0" w:type="dxa"/>
+              <w:right w:w="40" w:type="dxa"/>
+            </w:tcMar>
+          </w:tcPr>
+          <w:p>
+            <w:pPr>
+              <w:widowControl w:val="0"/>
+              <w:spacing w:after="0" w:line="276" w:lineRule="auto"/>
+              <w:jc w:val="center"/>
+              <w:rPr>
+                <w:rFonts w:ascii="Overlock" w:eastAsia="Overlock" w:hAnsi="Overlock" w:cs="Overlock"/>
+                <w:b/>
+                <w:bCs/>
+              </w:rPr>
+            </w:pPr>
+            <w:r>
+              <w:rPr>
+                <w:rFonts w:ascii="Overlock" w:eastAsia="Overlock" w:hAnsi="Overlock" w:cs="Overlock"/>
+                <w:sz w:val="24"/>
+                <w:szCs w:val="24"/>
+              </w:rPr>
+              <w:t>0</w:t>
+            </w:r>
+          </w:p>
+        </w:tc>
+        <w:tc>
+          <w:tcPr>
+            <w:tcW w:w="1654" w:type="dxa"/>
+            <w:tcMar>
+              <w:top w:w="0" w:type="dxa"/>
+              <w:left w:w="40" w:type="dxa"/>
+              <w:bottom w:w="0" w:type="dxa"/>
+              <w:right w:w="40" w:type="dxa"/>
+            </w:tcMar>
+          </w:tcPr>
+          <w:p>
+            <w:pPr>
+              <w:widowControl w:val="0"/>
+              <w:spacing w:after="0" w:line="276" w:lineRule="auto"/>
+              <w:jc w:val="center"/>
+            </w:pPr>
+            <w:r>
+              <w:t>1</w:t>
+            </w:r>
+          </w:p>
+        </w:tc>
+        <w:tc>
+          <w:tcPr>
+            <w:tcW w:w="2083" w:type="dxa"/>
+          </w:tcPr>
+          <w:p>
+            <w:pPr>
+              <w:widowControl w:val="0"/>
+              <w:spacing w:after="0" w:line="276" w:lineRule="auto"/>
+              <w:rPr>
+                <w:highlight w:val="yellow"/>
+              </w:rPr>
+            </w:pPr>
+            <w:r>
+              <w:rPr>
+                <w:highlight w:val="yellow"/>
+              </w:rPr>
+              <w:t>To spearhead advanced analysis and technical mentorship</w:t>
+            </w:r>
+          </w:p>
+        </w:tc>
+      </w:tr>
+      <w:tr>
+        <w:trPr>
+          <w:trHeight w:val="300"/>
+        </w:trPr>
+        <w:tc>
+          <w:tcPr>
+            <w:tcW w:w="2630" w:type="dxa"/>
+            <w:tcMar>
+              <w:top w:w="0" w:type="dxa"/>
+              <w:left w:w="40" w:type="dxa"/>
+              <w:bottom w:w="0" w:type="dxa"/>
+              <w:right w:w="40" w:type="dxa"/>
+            </w:tcMar>
+            <w:vAlign w:val="bottom"/>
+          </w:tcPr>
+          <w:p>
+            <w:pPr>
+              <w:widowControl w:val="0"/>
+              <w:spacing w:after="0" w:line="276" w:lineRule="auto"/>
+              <w:rPr>
+                <w:rFonts w:ascii="Overlock" w:eastAsia="Overlock" w:hAnsi="Overlock" w:cs="Overlock"/>
+                <w:b/>
+                <w:bCs/>
+              </w:rPr>
+            </w:pPr>
+            <w:r>
+              <w:rPr>
+                <w:rFonts w:ascii="Overlock" w:eastAsia="Overlock" w:hAnsi="Overlock" w:cs="Overlock"/>
+                <w:b/>
+                <w:bCs/>
+              </w:rPr>
+              <w:t>Sub-total</w:t>
+            </w:r>
+          </w:p>
+        </w:tc>
+        <w:tc>
+          <w:tcPr>
+            <w:tcW w:w="785" w:type="dxa"/>
+            <w:tcMar>
+              <w:top w:w="0" w:type="dxa"/>
+              <w:left w:w="40" w:type="dxa"/>
+              <w:bottom w:w="0" w:type="dxa"/>
+              <w:right w:w="40" w:type="dxa"/>
+            </w:tcMar>
+            <w:vAlign w:val="bottom"/>
+          </w:tcPr>
+          <w:p>
+            <w:pPr>
+              <w:widowControl w:val="0"/>
+              <w:spacing w:after="0" w:line="276" w:lineRule="auto"/>
+              <w:jc w:val="center"/>
+              <w:rPr>
+                <w:rFonts w:ascii="Overlock" w:eastAsia="Overlock" w:hAnsi="Overlock" w:cs="Overlock"/>
+                <w:b/>
+                <w:bCs/>
+              </w:rPr>
+            </w:pPr>
+          </w:p>
+        </w:tc>
+        <w:tc>
+          <w:tcPr>
+            <w:tcW w:w="1661" w:type="dxa"/>
+            <w:tcMar>
+              <w:top w:w="0" w:type="dxa"/>
+              <w:left w:w="40" w:type="dxa"/>
+              <w:bottom w:w="0" w:type="dxa"/>
+              <w:right w:w="40" w:type="dxa"/>
+            </w:tcMar>
+            <w:vAlign w:val="bottom"/>
+          </w:tcPr>
+          <w:p>
+            <w:pPr>
+              <w:widowControl w:val="0"/>
+              <w:spacing w:after="0" w:line="276" w:lineRule="auto"/>
+              <w:jc w:val="center"/>
+              <w:rPr>
+                <w:rFonts w:ascii="Overlock" w:eastAsia="Overlock" w:hAnsi="Overlock" w:cs="Overlock"/>
+                <w:b/>
+                <w:bCs/>
+              </w:rPr>
+            </w:pPr>
+          </w:p>
+        </w:tc>
+        <w:tc>
+          <w:tcPr>
+            <w:tcW w:w="537" w:type="dxa"/>
+            <w:tcMar>
+              <w:top w:w="0" w:type="dxa"/>
+              <w:left w:w="40" w:type="dxa"/>
+              <w:bottom w:w="0" w:type="dxa"/>
+              <w:right w:w="40" w:type="dxa"/>
+            </w:tcMar>
+            <w:vAlign w:val="bottom"/>
+          </w:tcPr>
+          <w:p>
+            <w:pPr>
+              <w:widowControl w:val="0"/>
+              <w:spacing w:after="0" w:line="276" w:lineRule="auto"/>
+              <w:jc w:val="center"/>
+              <w:rPr>
+                <w:rFonts w:ascii="Overlock" w:eastAsia="Overlock" w:hAnsi="Overlock" w:cs="Overlock"/>
+                <w:b/>
+                <w:bCs/>
+              </w:rPr>
+            </w:pPr>
+            <w:r>
+              <w:rPr>
+                <w:rFonts w:ascii="Overlock" w:eastAsia="Overlock" w:hAnsi="Overlock" w:cs="Overlock"/>
+                <w:b/>
+                <w:bCs/>
+              </w:rPr>
+              <w:t>0</w:t>
+            </w:r>
+          </w:p>
+        </w:tc>
+        <w:tc>
+          <w:tcPr>
+            <w:tcW w:w="1654" w:type="dxa"/>
+            <w:tcMar>
+              <w:top w:w="0" w:type="dxa"/>
+              <w:left w:w="40" w:type="dxa"/>
+              <w:bottom w:w="0" w:type="dxa"/>
+              <w:right w:w="40" w:type="dxa"/>
+            </w:tcMar>
+            <w:vAlign w:val="bottom"/>
+          </w:tcPr>
+          <w:p>
+            <w:pPr>
+              <w:widowControl w:val="0"/>
+              <w:spacing w:after="0" w:line="276" w:lineRule="auto"/>
+              <w:jc w:val="center"/>
+              <w:rPr>
+                <w:b/>
+                <w:bCs/>
+              </w:rPr>
+            </w:pPr>
+            <w:r>
+              <w:rPr>
+                <w:b/>
+                <w:bCs/>
+              </w:rPr>
+              <w:t>3</w:t>
+            </w:r>
+          </w:p>
+        </w:tc>
+        <w:tc>
+          <w:tcPr>
+            <w:tcW w:w="2083" w:type="dxa"/>
+          </w:tcPr>
+          <w:p>
+            <w:pPr>
+              <w:widowControl w:val="0"/>
+              <w:spacing w:after="0" w:line="276" w:lineRule="auto"/>
+              <w:rPr>
+                <w:b/>
+                <w:bCs/>
+                <w:highlight w:val="yellow"/>
+              </w:rPr>
+            </w:pPr>
+            <w:r>
+              <w:rPr>
+                <w:highlight w:val="yellow"/>
+              </w:rPr>
+              <w:t xml:space="preserve">Establishes the divisional core management team required </w:t>
+            </w:r>
+            <w:r>
+              <w:rPr>
+                <w:highlight w:val="yellow"/>
+              </w:rPr>
+              <w:t xml:space="preserve">for the </w:t>
+            </w:r>
+            <w:r>
+              <w:rPr>
+                <w:highlight w:val="yellow"/>
+              </w:rPr>
+              <w:t>d</w:t>
+            </w:r>
+            <w:r>
+              <w:rPr>
+                <w:highlight w:val="yellow"/>
+              </w:rPr>
+              <w:t>i</w:t>
+            </w:r>
+            <w:r>
+              <w:rPr>
+                <w:highlight w:val="yellow"/>
+              </w:rPr>
+              <w:t>vision</w:t>
+            </w:r>
+          </w:p>
+        </w:tc>
+      </w:tr>
+      <w:tr>
+        <w:trPr>
+          <w:trHeight w:val="300"/>
+        </w:trPr>
+        <w:tc>
+          <w:tcPr>
+            <w:tcW w:w="9350" w:type="dxa"/>
+            <w:gridSpan w:val="6"/>
+            <w:tcMar>
+              <w:top w:w="0" w:type="dxa"/>
+              <w:left w:w="40" w:type="dxa"/>
+              <w:bottom w:w="0" w:type="dxa"/>
+              <w:right w:w="40" w:type="dxa"/>
+            </w:tcMar>
+            <w:vAlign w:val="bottom"/>
+          </w:tcPr>
+          <w:p>
+            <w:pPr>
+              <w:widowControl w:val="0"/>
+              <w:spacing w:after="0" w:line="276" w:lineRule="auto"/>
+              <w:jc w:val="center"/>
+              <w:rPr>
+                <w:b/>
+                <w:bCs/>
+              </w:rPr>
+            </w:pPr>
+            <w:r>
+              <w:rPr>
+                <w:rFonts w:ascii="Overlock" w:eastAsia="Overlock" w:hAnsi="Overlock" w:cs="Overlock"/>
+                <w:b/>
+                <w:bCs/>
+                <w:i/>
+                <w:iCs/>
                 <w:sz w:val="24"/>
                 <w:szCs w:val="24"/>
                 <w:highlight w:val="white"/>
               </w:rPr>
-            </w:pPr>
+              <w:t>Data Science</w:t>
+            </w:r>
+            <w:r>
+              <w:rPr>
+                <w:rFonts w:ascii="Overlock" w:eastAsia="Overlock" w:hAnsi="Overlock" w:cs="Overlock"/>
+                <w:b/>
+                <w:bCs/>
+                <w:i/>
+                <w:iCs/>
+                <w:sz w:val="24"/>
+                <w:szCs w:val="24"/>
+              </w:rPr>
+              <w:t xml:space="preserve"> and Analytics Section</w:t>
+            </w:r>
           </w:p>
         </w:tc>
       </w:tr>
       <w:tr>
         <w:trPr>
-          <w:trHeight w:val="113"/>
+          <w:trHeight w:val="300"/>
         </w:trPr>
         <w:tc>
           <w:tcPr>
-            <w:tcW w:w="4106" w:type="dxa"/>
-            <w:shd w:val="clear" w:color="auto" w:fill="auto"/>
-            <w:vAlign w:val="bottom"/>
-          </w:tcPr>
-          <w:p>
-            <w:pPr>
-              <w:spacing w:after="0"/>
-              <w:jc w:val="both"/>
+            <w:tcW w:w="2630" w:type="dxa"/>
+            <w:tcMar>
+              <w:top w:w="0" w:type="dxa"/>
+              <w:left w:w="40" w:type="dxa"/>
+              <w:bottom w:w="0" w:type="dxa"/>
+              <w:right w:w="40" w:type="dxa"/>
+            </w:tcMar>
+            <w:vAlign w:val="bottom"/>
+          </w:tcPr>
+          <w:p>
+            <w:pPr>
+              <w:widowControl w:val="0"/>
+              <w:spacing w:after="0" w:line="276" w:lineRule="auto"/>
               <w:rPr>
                 <w:rFonts w:ascii="Overlock" w:eastAsia="Overlock" w:hAnsi="Overlock" w:cs="Overlock"/>
                 <w:sz w:val="24"/>
@@ -2646,26 +2611,33 @@
             <w:r>
               <w:rPr>
                 <w:rFonts w:ascii="Overlock" w:eastAsia="Overlock" w:hAnsi="Overlock" w:cs="Overlock"/>
-              </w:rPr>
-              <w:t>Assistant Director</w:t>
-            </w:r>
-          </w:p>
-        </w:tc>
-        <w:tc>
-          <w:tcPr>
-            <w:tcW w:w="1134" w:type="dxa"/>
-            <w:shd w:val="clear" w:color="auto" w:fill="auto"/>
-            <w:vAlign w:val="bottom"/>
-          </w:tcPr>
-          <w:p>
-            <w:pPr>
-              <w:spacing w:after="0"/>
-              <w:rPr>
-                <w:rFonts w:ascii="Overlock" w:eastAsia="Overlock" w:hAnsi="Overlock" w:cs="Overlock"/>
                 <w:sz w:val="24"/>
                 <w:szCs w:val="24"/>
                 <w:highlight w:val="white"/>
               </w:rPr>
+              <w:t>Assistant Director, Data science and analytics</w:t>
+            </w:r>
+          </w:p>
+        </w:tc>
+        <w:tc>
+          <w:tcPr>
+            <w:tcW w:w="785" w:type="dxa"/>
+            <w:tcMar>
+              <w:top w:w="0" w:type="dxa"/>
+              <w:left w:w="40" w:type="dxa"/>
+              <w:bottom w:w="0" w:type="dxa"/>
+              <w:right w:w="40" w:type="dxa"/>
+            </w:tcMar>
+            <w:vAlign w:val="bottom"/>
+          </w:tcPr>
+          <w:p>
+            <w:pPr>
+              <w:widowControl w:val="0"/>
+              <w:spacing w:after="0" w:line="276" w:lineRule="auto"/>
+              <w:jc w:val="center"/>
+              <w:rPr>
+                <w:rFonts w:ascii="Overlock" w:eastAsia="Overlock" w:hAnsi="Overlock" w:cs="Overlock"/>
+              </w:rPr>
             </w:pPr>
             <w:r>
               <w:rPr>
@@ -2677,13 +2649,48 @@
         </w:tc>
         <w:tc>
           <w:tcPr>
-            <w:tcW w:w="925" w:type="dxa"/>
-            <w:shd w:val="clear" w:color="auto" w:fill="auto"/>
-            <w:vAlign w:val="bottom"/>
-          </w:tcPr>
-          <w:p>
-            <w:pPr>
-              <w:spacing w:after="0"/>
+            <w:tcW w:w="1661" w:type="dxa"/>
+            <w:tcMar>
+              <w:top w:w="0" w:type="dxa"/>
+              <w:left w:w="40" w:type="dxa"/>
+              <w:bottom w:w="0" w:type="dxa"/>
+              <w:right w:w="40" w:type="dxa"/>
+            </w:tcMar>
+            <w:vAlign w:val="bottom"/>
+          </w:tcPr>
+          <w:p>
+            <w:pPr>
+              <w:widowControl w:val="0"/>
+              <w:spacing w:after="0" w:line="276" w:lineRule="auto"/>
+              <w:jc w:val="center"/>
+              <w:rPr>
+                <w:rFonts w:ascii="Overlock" w:eastAsia="Overlock" w:hAnsi="Overlock" w:cs="Overlock"/>
+              </w:rPr>
+            </w:pPr>
+            <w:r>
+              <w:rPr>
+                <w:rFonts w:ascii="Overlock" w:eastAsia="Overlock" w:hAnsi="Overlock" w:cs="Overlock"/>
+              </w:rPr>
+              <w:t>1</w:t>
+            </w:r>
+          </w:p>
+        </w:tc>
+        <w:tc>
+          <w:tcPr>
+            <w:tcW w:w="537" w:type="dxa"/>
+            <w:tcMar>
+              <w:top w:w="0" w:type="dxa"/>
+              <w:left w:w="40" w:type="dxa"/>
+              <w:bottom w:w="0" w:type="dxa"/>
+              <w:right w:w="40" w:type="dxa"/>
+            </w:tcMar>
+            <w:vAlign w:val="bottom"/>
+          </w:tcPr>
+          <w:p>
+            <w:pPr>
+              <w:widowControl w:val="0"/>
+              <w:spacing w:after="0" w:line="276" w:lineRule="auto"/>
+              <w:jc w:val="center"/>
               <w:rPr>
                 <w:rFonts w:ascii="Overlock" w:eastAsia="Overlock" w:hAnsi="Overlock" w:cs="Overlock"/>
               </w:rPr>
@@ -2698,8 +2705,72 @@
         </w:tc>
         <w:tc>
           <w:tcPr>
-            <w:tcW w:w="1206" w:type="dxa"/>
-            <w:shd w:val="clear" w:color="auto" w:fill="auto"/>
+            <w:tcW w:w="1654" w:type="dxa"/>
+            <w:tcMar>
+              <w:top w:w="0" w:type="dxa"/>
+              <w:left w:w="40" w:type="dxa"/>
+              <w:bottom w:w="0" w:type="dxa"/>
+              <w:right w:w="40" w:type="dxa"/>
+            </w:tcMar>
+            <w:vAlign w:val="bottom"/>
+          </w:tcPr>
+          <w:p>
+            <w:pPr>
+              <w:widowControl w:val="0"/>
+              <w:spacing w:after="0" w:line="276" w:lineRule="auto"/>
+              <w:jc w:val="center"/>
+            </w:pPr>
+            <w:r>
+              <w:t>1</w:t>
+            </w:r>
+          </w:p>
+        </w:tc>
+        <w:tc>
+          <w:tcPr>
+            <w:tcW w:w="2083" w:type="dxa"/>
+          </w:tcPr>
+          <w:p>
+            <w:pPr>
+              <w:widowControl w:val="0"/>
+              <w:spacing w:after="0" w:line="276" w:lineRule="auto"/>
+              <w:jc w:val="center"/>
+              <w:rPr>
+                <w:b/>
+                <w:bCs/>
+              </w:rPr>
+            </w:pPr>
+            <w:r>
+              <w:rPr>
+                <w:b/>
+                <w:bCs/>
+              </w:rPr>
+              <w:t>To h</w:t>
+            </w:r>
+            <w:bookmarkStart w:id="3" w:name="_GoBack"/>
+            <w:bookmarkEnd w:id="3"/>
+            <w:r>
+              <w:rPr>
+                <w:b/>
+                <w:bCs/>
+              </w:rPr>
+              <w:t>ead the section</w:t>
+            </w:r>
+          </w:p>
+        </w:tc>
+      </w:tr>
+      <w:tr>
+        <w:trPr>
+          <w:trHeight w:val="300"/>
+        </w:trPr>
+        <w:tc>
+          <w:tcPr>
+            <w:tcW w:w="2630" w:type="dxa"/>
+            <w:tcMar>
+              <w:top w:w="0" w:type="dxa"/>
+              <w:left w:w="40" w:type="dxa"/>
+              <w:bottom w:w="0" w:type="dxa"/>
+              <w:right w:w="40" w:type="dxa"/>
+            </w:tcMar>
             <w:vAlign w:val="bottom"/>
           </w:tcPr>
           <w:p>
@@ -2716,84 +2787,207 @@
             <w:r>
               <w:rPr>
                 <w:rFonts w:ascii="Overlock" w:eastAsia="Overlock" w:hAnsi="Overlock" w:cs="Overlock"/>
+                <w:color w:val="FF0000"/>
                 <w:sz w:val="24"/>
                 <w:szCs w:val="24"/>
-                <w:highlight w:val="white"/>
-              </w:rPr>
-              <w:t>1</w:t>
-            </w:r>
-          </w:p>
-        </w:tc>
-        <w:tc>
-          <w:tcPr>
-            <w:tcW w:w="2259" w:type="dxa"/>
-            <w:shd w:val="clear" w:color="auto" w:fill="auto"/>
-          </w:tcPr>
-          <w:p>
-            <w:pPr>
-              <w:spacing w:after="0"/>
-              <w:rPr>
-                <w:rFonts w:ascii="Overlock" w:eastAsia="Overlock" w:hAnsi="Overlock" w:cs="Overlock"/>
+              </w:rPr>
+              <w:t>Senior Principal Research Scientist I</w:t>
+            </w:r>
+            <w:r>
+              <w:rPr>
+                <w:rFonts w:ascii="Overlock" w:eastAsia="Overlock" w:hAnsi="Overlock" w:cs="Overlock"/>
+                <w:color w:val="FF0000"/>
                 <w:sz w:val="24"/>
                 <w:szCs w:val="24"/>
-                <w:highlight w:val="white"/>
-              </w:rPr>
-            </w:pPr>
-            <w:r>
-              <w:rPr>
-                <w:rFonts w:ascii="Overlock" w:eastAsia="Overlock" w:hAnsi="Overlock" w:cs="Overlock"/>
-                <w:sz w:val="24"/>
-                <w:szCs w:val="24"/>
-                <w:highlight w:val="white"/>
-              </w:rPr>
-              <w:t>To head the sections</w:t>
+              </w:rPr>
+              <w:t>I</w:t>
+            </w:r>
+          </w:p>
+        </w:tc>
+        <w:tc>
+          <w:tcPr>
+            <w:tcW w:w="785" w:type="dxa"/>
+            <w:tcMar>
+              <w:top w:w="0" w:type="dxa"/>
+              <w:left w:w="40" w:type="dxa"/>
+              <w:bottom w:w="0" w:type="dxa"/>
+              <w:right w:w="40" w:type="dxa"/>
+            </w:tcMar>
+            <w:vAlign w:val="bottom"/>
+          </w:tcPr>
+          <w:p>
+            <w:pPr>
+              <w:widowControl w:val="0"/>
+              <w:spacing w:after="0" w:line="276" w:lineRule="auto"/>
+              <w:jc w:val="center"/>
+              <w:rPr>
+                <w:rFonts w:ascii="Overlock" w:eastAsia="Overlock" w:hAnsi="Overlock" w:cs="Overlock"/>
+              </w:rPr>
+            </w:pPr>
+            <w:r>
+              <w:rPr>
+                <w:rFonts w:ascii="Overlock" w:eastAsia="Overlock" w:hAnsi="Overlock" w:cs="Overlock"/>
+              </w:rPr>
+              <w:t>4</w:t>
+            </w:r>
+          </w:p>
+        </w:tc>
+        <w:tc>
+          <w:tcPr>
+            <w:tcW w:w="1661" w:type="dxa"/>
+            <w:vMerge w:val="restart"/>
+            <w:tcMar>
+              <w:top w:w="0" w:type="dxa"/>
+              <w:left w:w="40" w:type="dxa"/>
+              <w:bottom w:w="0" w:type="dxa"/>
+              <w:right w:w="40" w:type="dxa"/>
+            </w:tcMar>
+            <w:vAlign w:val="bottom"/>
+          </w:tcPr>
+          <w:p>
+            <w:pPr>
+              <w:widowControl w:val="0"/>
+              <w:spacing w:after="0" w:line="276" w:lineRule="auto"/>
+              <w:jc w:val="center"/>
+              <w:rPr>
+                <w:rFonts w:ascii="Overlock" w:eastAsia="Overlock" w:hAnsi="Overlock" w:cs="Overlock"/>
+              </w:rPr>
+            </w:pPr>
+            <w:r>
+              <w:rPr>
+                <w:rFonts w:ascii="Overlock" w:eastAsia="Overlock" w:hAnsi="Overlock" w:cs="Overlock"/>
+              </w:rPr>
+              <w:t>2</w:t>
+            </w:r>
+          </w:p>
+        </w:tc>
+        <w:tc>
+          <w:tcPr>
+            <w:tcW w:w="537" w:type="dxa"/>
+            <w:tcMar>
+              <w:top w:w="0" w:type="dxa"/>
+              <w:left w:w="40" w:type="dxa"/>
+              <w:bottom w:w="0" w:type="dxa"/>
+              <w:right w:w="40" w:type="dxa"/>
+            </w:tcMar>
+            <w:vAlign w:val="bottom"/>
+          </w:tcPr>
+          <w:p>
+            <w:pPr>
+              <w:widowControl w:val="0"/>
+              <w:spacing w:after="0" w:line="276" w:lineRule="auto"/>
+              <w:jc w:val="center"/>
+              <w:rPr>
+                <w:rFonts w:ascii="Overlock" w:eastAsia="Overlock" w:hAnsi="Overlock" w:cs="Overlock"/>
+              </w:rPr>
+            </w:pPr>
+            <w:r>
+              <w:rPr>
+                <w:rFonts w:ascii="Overlock" w:eastAsia="Overlock" w:hAnsi="Overlock" w:cs="Overlock"/>
+              </w:rPr>
+              <w:t>0</w:t>
+            </w:r>
+          </w:p>
+        </w:tc>
+        <w:tc>
+          <w:tcPr>
+            <w:tcW w:w="1654" w:type="dxa"/>
+            <w:vMerge w:val="restart"/>
+            <w:tcMar>
+              <w:top w:w="0" w:type="dxa"/>
+              <w:left w:w="40" w:type="dxa"/>
+              <w:bottom w:w="0" w:type="dxa"/>
+              <w:right w:w="40" w:type="dxa"/>
+            </w:tcMar>
+            <w:vAlign w:val="bottom"/>
+          </w:tcPr>
+          <w:p>
+            <w:pPr>
+              <w:widowControl w:val="0"/>
+              <w:spacing w:after="0" w:line="276" w:lineRule="auto"/>
+              <w:jc w:val="center"/>
+            </w:pPr>
+            <w:r>
+              <w:t>2</w:t>
+            </w:r>
+          </w:p>
+        </w:tc>
+        <w:tc>
+          <w:tcPr>
+            <w:tcW w:w="2083" w:type="dxa"/>
+          </w:tcPr>
+          <w:p>
+            <w:pPr>
+              <w:widowControl w:val="0"/>
+              <w:spacing w:after="0" w:line="276" w:lineRule="auto"/>
+              <w:rPr>
+                <w:b/>
+                <w:bCs/>
+              </w:rPr>
+            </w:pPr>
+            <w:r>
+              <w:t xml:space="preserve">To manage computational tools and oversee study designs. </w:t>
             </w:r>
           </w:p>
         </w:tc>
       </w:tr>
       <w:tr>
         <w:trPr>
-          <w:trHeight w:val="113"/>
+          <w:trHeight w:val="330"/>
         </w:trPr>
         <w:tc>
           <w:tcPr>
-            <w:tcW w:w="4106" w:type="dxa"/>
-            <w:shd w:val="clear" w:color="auto" w:fill="auto"/>
-            <w:vAlign w:val="bottom"/>
-          </w:tcPr>
-          <w:p>
-            <w:pPr>
-              <w:widowControl w:val="0"/>
-              <w:spacing w:after="0" w:line="276" w:lineRule="auto"/>
-              <w:rPr>
-                <w:rFonts w:ascii="Overlock" w:hAnsi="Overlock"/>
-              </w:rPr>
-            </w:pPr>
-            <w:r>
-              <w:rPr>
-                <w:rFonts w:ascii="Overlock" w:eastAsia="Overlock" w:hAnsi="Overlock" w:cs="Overlock"/>
-              </w:rPr>
-              <w:t>Principal Librarian</w:t>
-            </w:r>
-          </w:p>
-        </w:tc>
-        <w:tc>
-          <w:tcPr>
-            <w:tcW w:w="1134" w:type="dxa"/>
-            <w:shd w:val="clear" w:color="auto" w:fill="auto"/>
-            <w:vAlign w:val="bottom"/>
-          </w:tcPr>
-          <w:p>
-            <w:pPr>
-              <w:widowControl w:val="0"/>
-              <w:spacing w:after="0" w:line="276" w:lineRule="auto"/>
-              <w:rPr>
-                <w:rFonts w:ascii="Overlock" w:hAnsi="Overlock"/>
-              </w:rPr>
-            </w:pPr>
-            <w:r>
-              <w:rPr>
-                <w:rFonts w:ascii="Overlock" w:eastAsia="Overlock" w:hAnsi="Overlock" w:cs="Overlock"/>
+            <w:tcW w:w="2630" w:type="dxa"/>
+            <w:tcMar>
+              <w:top w:w="0" w:type="dxa"/>
+              <w:left w:w="40" w:type="dxa"/>
+              <w:bottom w:w="0" w:type="dxa"/>
+              <w:right w:w="40" w:type="dxa"/>
+            </w:tcMar>
+            <w:vAlign w:val="bottom"/>
+          </w:tcPr>
+          <w:p>
+            <w:pPr>
+              <w:widowControl w:val="0"/>
+              <w:spacing w:after="0" w:line="276" w:lineRule="auto"/>
+            </w:pPr>
+            <w:r>
+              <w:rPr>
+                <w:rFonts w:ascii="Overlock" w:eastAsia="Overlock" w:hAnsi="Overlock" w:cs="Overlock"/>
+              </w:rPr>
+              <w:t>Principal Biostatistician/</w:t>
+            </w:r>
+            <w:r>
+              <w:rPr>
+                <w:rFonts w:ascii="Overlock" w:eastAsia="Overlock" w:hAnsi="Overlock" w:cs="Overlock"/>
+                <w:color w:val="FF0000"/>
+              </w:rPr>
+              <w:t xml:space="preserve">Research Scientist </w:t>
+            </w:r>
+          </w:p>
+        </w:tc>
+        <w:tc>
+          <w:tcPr>
+            <w:tcW w:w="785" w:type="dxa"/>
+            <w:tcMar>
+              <w:top w:w="0" w:type="dxa"/>
+              <w:left w:w="40" w:type="dxa"/>
+              <w:bottom w:w="0" w:type="dxa"/>
+              <w:right w:w="40" w:type="dxa"/>
+            </w:tcMar>
+            <w:vAlign w:val="bottom"/>
+          </w:tcPr>
+          <w:p>
+            <w:pPr>
+              <w:widowControl w:val="0"/>
+              <w:spacing w:after="0" w:line="276" w:lineRule="auto"/>
+              <w:jc w:val="center"/>
+            </w:pPr>
+            <w:r>
+              <w:rPr>
+                <w:rFonts w:ascii="Overlock" w:eastAsia="Overlock" w:hAnsi="Overlock" w:cs="Overlock"/>
+                <w:b/>
+                <w:bCs/>
               </w:rPr>
               <w:t>5</w:t>
             </w:r>
@@ -2801,21 +2995,46 @@
         </w:tc>
         <w:tc>
           <w:tcPr>
-            <w:tcW w:w="925" w:type="dxa"/>
-            <w:shd w:val="clear" w:color="auto" w:fill="auto"/>
-            <w:vAlign w:val="bottom"/>
-          </w:tcPr>
-          <w:p>
-            <w:pPr>
-              <w:widowControl w:val="0"/>
-              <w:spacing w:after="0" w:line="276" w:lineRule="auto"/>
-              <w:rPr>
-                <w:rFonts w:ascii="Overlock" w:hAnsi="Overlock"/>
-              </w:rPr>
-            </w:pPr>
-            <w:r>
-              <w:rPr>
-                <w:rFonts w:ascii="Overlock" w:eastAsia="Overlock" w:hAnsi="Overlock" w:cs="Overlock"/>
+            <w:tcW w:w="1661" w:type="dxa"/>
+            <w:vMerge/>
+            <w:tcMar>
+              <w:top w:w="0" w:type="dxa"/>
+              <w:left w:w="40" w:type="dxa"/>
+              <w:bottom w:w="0" w:type="dxa"/>
+              <w:right w:w="40" w:type="dxa"/>
+            </w:tcMar>
+            <w:vAlign w:val="bottom"/>
+          </w:tcPr>
+          <w:p>
+            <w:pPr>
+              <w:widowControl w:val="0"/>
+              <w:spacing w:after="0" w:line="276" w:lineRule="auto"/>
+              <w:jc w:val="center"/>
+            </w:pPr>
+          </w:p>
+        </w:tc>
+        <w:tc>
+          <w:tcPr>
+            <w:tcW w:w="537" w:type="dxa"/>
+            <w:tcMar>
+              <w:top w:w="0" w:type="dxa"/>
+              <w:left w:w="40" w:type="dxa"/>
+              <w:bottom w:w="0" w:type="dxa"/>
+              <w:right w:w="40" w:type="dxa"/>
+            </w:tcMar>
+            <w:vAlign w:val="bottom"/>
+          </w:tcPr>
+          <w:p>
+            <w:pPr>
+              <w:widowControl w:val="0"/>
+              <w:spacing w:after="0" w:line="276" w:lineRule="auto"/>
+              <w:jc w:val="center"/>
+            </w:pPr>
+            <w:r>
+              <w:rPr>
+                <w:rFonts w:ascii="Overlock" w:eastAsia="Overlock" w:hAnsi="Overlock" w:cs="Overlock"/>
+                <w:b/>
+                <w:bCs/>
               </w:rPr>
               <w:t>0</w:t>
             </w:r>
@@ -2823,88 +3042,102 @@
         </w:tc>
         <w:tc>
           <w:tcPr>
-            <w:tcW w:w="1206" w:type="dxa"/>
-            <w:vMerge w:val="restart"/>
-            <w:shd w:val="clear" w:color="auto" w:fill="auto"/>
-            <w:vAlign w:val="bottom"/>
-          </w:tcPr>
-          <w:p>
-            <w:pPr>
-              <w:widowControl w:val="0"/>
-              <w:spacing w:after="0" w:line="276" w:lineRule="auto"/>
-              <w:rPr>
-                <w:rFonts w:ascii="Overlock" w:hAnsi="Overlock"/>
-              </w:rPr>
-            </w:pPr>
-            <w:r>
-              <w:rPr>
-                <w:rFonts w:ascii="Overlock" w:eastAsia="Overlock" w:hAnsi="Overlock" w:cs="Overlock"/>
-              </w:rPr>
-              <w:t>1</w:t>
-            </w:r>
-          </w:p>
-        </w:tc>
-        <w:tc>
-          <w:tcPr>
-            <w:tcW w:w="2259" w:type="dxa"/>
-            <w:shd w:val="clear" w:color="auto" w:fill="auto"/>
-          </w:tcPr>
-          <w:p>
-            <w:pPr>
-              <w:spacing w:after="0"/>
-              <w:rPr>
-                <w:rFonts w:ascii="Overlock" w:eastAsia="Overlock" w:hAnsi="Overlock" w:cs="Overlock"/>
-                <w:sz w:val="24"/>
-                <w:szCs w:val="24"/>
-                <w:highlight w:val="white"/>
-              </w:rPr>
+            <w:tcW w:w="1654" w:type="dxa"/>
+            <w:vMerge/>
+            <w:tcMar>
+              <w:top w:w="0" w:type="dxa"/>
+              <w:left w:w="40" w:type="dxa"/>
+              <w:bottom w:w="0" w:type="dxa"/>
+              <w:right w:w="40" w:type="dxa"/>
+            </w:tcMar>
+            <w:vAlign w:val="bottom"/>
+          </w:tcPr>
+          <w:p>
+            <w:pPr>
+              <w:widowControl w:val="0"/>
+              <w:spacing w:after="0" w:line="276" w:lineRule="auto"/>
+              <w:jc w:val="center"/>
+            </w:pPr>
+          </w:p>
+        </w:tc>
+        <w:tc>
+          <w:tcPr>
+            <w:tcW w:w="2083" w:type="dxa"/>
+          </w:tcPr>
+          <w:p>
+            <w:pPr>
+              <w:widowControl w:val="0"/>
+              <w:spacing w:after="0" w:line="276" w:lineRule="auto"/>
+              <w:jc w:val="center"/>
             </w:pPr>
           </w:p>
         </w:tc>
       </w:tr>
       <w:tr>
         <w:trPr>
-          <w:trHeight w:val="113"/>
+          <w:trHeight w:val="330"/>
         </w:trPr>
         <w:tc>
           <w:tcPr>
-            <w:tcW w:w="4106" w:type="dxa"/>
-            <w:shd w:val="clear" w:color="auto" w:fill="auto"/>
-            <w:vAlign w:val="bottom"/>
-          </w:tcPr>
-          <w:p>
-            <w:pPr>
-              <w:widowControl w:val="0"/>
-              <w:spacing w:after="0" w:line="276" w:lineRule="auto"/>
-              <w:rPr>
-                <w:rFonts w:ascii="Overlock" w:hAnsi="Overlock"/>
-              </w:rPr>
-            </w:pPr>
-            <w:r>
-              <w:rPr>
-                <w:rFonts w:ascii="Overlock" w:eastAsia="Overlock" w:hAnsi="Overlock" w:cs="Overlock"/>
-              </w:rPr>
-              <w:t>Senior librarian</w:t>
-            </w:r>
-          </w:p>
-        </w:tc>
-        <w:tc>
-          <w:tcPr>
-            <w:tcW w:w="1134" w:type="dxa"/>
-            <w:shd w:val="clear" w:color="auto" w:fill="auto"/>
-            <w:vAlign w:val="bottom"/>
-          </w:tcPr>
-          <w:p>
-            <w:pPr>
-              <w:widowControl w:val="0"/>
-              <w:spacing w:after="0" w:line="276" w:lineRule="auto"/>
-              <w:rPr>
-                <w:rFonts w:ascii="Overlock" w:hAnsi="Overlock"/>
-              </w:rPr>
-            </w:pPr>
-            <w:r>
-              <w:rPr>
-                <w:rFonts w:ascii="Overlock" w:eastAsia="Overlock" w:hAnsi="Overlock" w:cs="Overlock"/>
+            <w:tcW w:w="2630" w:type="dxa"/>
+            <w:tcMar>
+              <w:top w:w="0" w:type="dxa"/>
+              <w:left w:w="40" w:type="dxa"/>
+              <w:bottom w:w="0" w:type="dxa"/>
+              <w:right w:w="40" w:type="dxa"/>
+            </w:tcMar>
+            <w:vAlign w:val="bottom"/>
+          </w:tcPr>
+          <w:p>
+            <w:pPr>
+              <w:widowControl w:val="0"/>
+              <w:spacing w:after="0" w:line="276" w:lineRule="auto"/>
+              <w:rPr>
+                <w:rFonts w:ascii="Overlock" w:eastAsia="Overlock" w:hAnsi="Overlock" w:cs="Overlock"/>
+              </w:rPr>
+            </w:pPr>
+            <w:r>
+              <w:rPr>
+                <w:rFonts w:ascii="Overlock" w:eastAsia="Overlock" w:hAnsi="Overlock" w:cs="Overlock"/>
+              </w:rPr>
+              <w:t>Senior Biostatistician/</w:t>
+            </w:r>
+            <w:r>
+              <w:rPr>
+                <w:rFonts w:ascii="Overlock" w:eastAsia="Overlock" w:hAnsi="Overlock" w:cs="Overlock"/>
+                <w:color w:val="FF0000"/>
+              </w:rPr>
+              <w:t>Research Scientist</w:t>
+            </w:r>
+          </w:p>
+        </w:tc>
+        <w:tc>
+          <w:tcPr>
+            <w:tcW w:w="785" w:type="dxa"/>
+            <w:tcMar>
+              <w:top w:w="0" w:type="dxa"/>
+              <w:left w:w="40" w:type="dxa"/>
+              <w:bottom w:w="0" w:type="dxa"/>
+              <w:right w:w="40" w:type="dxa"/>
+            </w:tcMar>
+            <w:vAlign w:val="bottom"/>
+          </w:tcPr>
+          <w:p>
+            <w:pPr>
+              <w:widowControl w:val="0"/>
+              <w:spacing w:after="0" w:line="276" w:lineRule="auto"/>
+              <w:jc w:val="center"/>
+              <w:rPr>
+                <w:rFonts w:ascii="Overlock" w:eastAsia="Overlock" w:hAnsi="Overlock" w:cs="Overlock"/>
+                <w:b/>
+                <w:bCs/>
+              </w:rPr>
+            </w:pPr>
+            <w:r>
+              <w:rPr>
+                <w:rFonts w:ascii="Overlock" w:eastAsia="Overlock" w:hAnsi="Overlock" w:cs="Overlock"/>
+                <w:b/>
+                <w:bCs/>
               </w:rPr>
               <w:t>6</w:t>
             </w:r>
@@ -2912,21 +3145,51 @@
         </w:tc>
         <w:tc>
           <w:tcPr>
-            <w:tcW w:w="925" w:type="dxa"/>
-            <w:shd w:val="clear" w:color="auto" w:fill="auto"/>
-            <w:vAlign w:val="bottom"/>
-          </w:tcPr>
-          <w:p>
-            <w:pPr>
-              <w:widowControl w:val="0"/>
-              <w:spacing w:after="0" w:line="276" w:lineRule="auto"/>
-              <w:rPr>
-                <w:rFonts w:ascii="Overlock" w:hAnsi="Overlock"/>
-              </w:rPr>
-            </w:pPr>
-            <w:r>
-              <w:rPr>
-                <w:rFonts w:ascii="Overlock" w:hAnsi="Overlock"/>
+            <w:tcW w:w="1661" w:type="dxa"/>
+            <w:vMerge/>
+            <w:tcMar>
+              <w:top w:w="0" w:type="dxa"/>
+              <w:left w:w="40" w:type="dxa"/>
+              <w:bottom w:w="0" w:type="dxa"/>
+              <w:right w:w="40" w:type="dxa"/>
+            </w:tcMar>
+            <w:vAlign w:val="bottom"/>
+          </w:tcPr>
+          <w:p>
+            <w:pPr>
+              <w:widowControl w:val="0"/>
+              <w:spacing w:after="0" w:line="276" w:lineRule="auto"/>
+              <w:jc w:val="center"/>
+            </w:pPr>
+          </w:p>
+        </w:tc>
+        <w:tc>
+          <w:tcPr>
+            <w:tcW w:w="537" w:type="dxa"/>
+            <w:tcMar>
+              <w:top w:w="0" w:type="dxa"/>
+              <w:left w:w="40" w:type="dxa"/>
+              <w:bottom w:w="0" w:type="dxa"/>
+              <w:right w:w="40" w:type="dxa"/>
+            </w:tcMar>
+            <w:vAlign w:val="bottom"/>
+          </w:tcPr>
+          <w:p>
+            <w:pPr>
+              <w:widowControl w:val="0"/>
+              <w:spacing w:after="0" w:line="276" w:lineRule="auto"/>
+              <w:jc w:val="center"/>
+              <w:rPr>
+                <w:rFonts w:ascii="Overlock" w:eastAsia="Overlock" w:hAnsi="Overlock" w:cs="Overlock"/>
+                <w:b/>
+                <w:bCs/>
+              </w:rPr>
+            </w:pPr>
+            <w:r>
+              <w:rPr>
+                <w:rFonts w:ascii="Overlock" w:eastAsia="Overlock" w:hAnsi="Overlock" w:cs="Overlock"/>
+                <w:b/>
+                <w:bCs/>
               </w:rPr>
               <w:t>0</w:t>
             </w:r>
@@ -2934,82 +3197,108 @@
         </w:tc>
         <w:tc>
           <w:tcPr>
-            <w:tcW w:w="1206" w:type="dxa"/>
+            <w:tcW w:w="1654" w:type="dxa"/>
             <w:vMerge/>
-            <w:shd w:val="clear" w:color="auto" w:fill="auto"/>
-            <w:vAlign w:val="bottom"/>
-          </w:tcPr>
-          <w:p>
-            <w:pPr>
-              <w:widowControl w:val="0"/>
-              <w:spacing w:after="0" w:line="276" w:lineRule="auto"/>
-              <w:rPr>
-                <w:rFonts w:ascii="Overlock" w:hAnsi="Overlock"/>
-              </w:rPr>
-            </w:pPr>
-          </w:p>
-        </w:tc>
-        <w:tc>
-          <w:tcPr>
-            <w:tcW w:w="2259" w:type="dxa"/>
-            <w:shd w:val="clear" w:color="auto" w:fill="auto"/>
-          </w:tcPr>
-          <w:p>
-            <w:pPr>
-              <w:spacing w:after="0"/>
-              <w:rPr>
-                <w:rFonts w:ascii="Overlock" w:eastAsia="Overlock" w:hAnsi="Overlock" w:cs="Overlock"/>
-                <w:sz w:val="24"/>
-                <w:szCs w:val="24"/>
-                <w:highlight w:val="white"/>
-              </w:rPr>
+            <w:tcMar>
+              <w:top w:w="0" w:type="dxa"/>
+              <w:left w:w="40" w:type="dxa"/>
+              <w:bottom w:w="0" w:type="dxa"/>
+              <w:right w:w="40" w:type="dxa"/>
+            </w:tcMar>
+            <w:vAlign w:val="bottom"/>
+          </w:tcPr>
+          <w:p>
+            <w:pPr>
+              <w:widowControl w:val="0"/>
+              <w:spacing w:after="0" w:line="276" w:lineRule="auto"/>
+              <w:jc w:val="center"/>
+            </w:pPr>
+          </w:p>
+        </w:tc>
+        <w:tc>
+          <w:tcPr>
+            <w:tcW w:w="2083" w:type="dxa"/>
+          </w:tcPr>
+          <w:p>
+            <w:pPr>
+              <w:widowControl w:val="0"/>
+              <w:spacing w:after="0" w:line="276" w:lineRule="auto"/>
+              <w:jc w:val="center"/>
             </w:pPr>
           </w:p>
         </w:tc>
       </w:tr>
       <w:tr>
         <w:trPr>
-          <w:trHeight w:val="113"/>
+          <w:trHeight w:val="330"/>
         </w:trPr>
         <w:tc>
           <w:tcPr>
-            <w:tcW w:w="4106" w:type="dxa"/>
-            <w:shd w:val="clear" w:color="auto" w:fill="auto"/>
-            <w:vAlign w:val="bottom"/>
-          </w:tcPr>
-          <w:p>
-            <w:pPr>
-              <w:widowControl w:val="0"/>
-              <w:spacing w:after="0" w:line="276" w:lineRule="auto"/>
-              <w:rPr>
-                <w:rFonts w:ascii="Overlock" w:hAnsi="Overlock"/>
-              </w:rPr>
-            </w:pPr>
-            <w:r>
-              <w:rPr>
-                <w:rFonts w:ascii="Overlock" w:eastAsia="Overlock" w:hAnsi="Overlock" w:cs="Overlock"/>
-              </w:rPr>
-              <w:t>Librarian II/I</w:t>
-            </w:r>
-          </w:p>
-        </w:tc>
-        <w:tc>
-          <w:tcPr>
-            <w:tcW w:w="1134" w:type="dxa"/>
-            <w:shd w:val="clear" w:color="auto" w:fill="auto"/>
-            <w:vAlign w:val="bottom"/>
-          </w:tcPr>
-          <w:p>
-            <w:pPr>
-              <w:widowControl w:val="0"/>
-              <w:spacing w:after="0" w:line="276" w:lineRule="auto"/>
-              <w:rPr>
-                <w:rFonts w:ascii="Overlock" w:hAnsi="Overlock"/>
-              </w:rPr>
-            </w:pPr>
-            <w:r>
-              <w:rPr>
-                <w:rFonts w:ascii="Overlock" w:eastAsia="Overlock" w:hAnsi="Overlock" w:cs="Overlock"/>
+            <w:tcW w:w="2630" w:type="dxa"/>
+            <w:tcMar>
+              <w:top w:w="0" w:type="dxa"/>
+              <w:left w:w="40" w:type="dxa"/>
+              <w:bottom w:w="0" w:type="dxa"/>
+              <w:right w:w="40" w:type="dxa"/>
+            </w:tcMar>
+            <w:vAlign w:val="bottom"/>
+          </w:tcPr>
+          <w:p>
+            <w:pPr>
+              <w:widowControl w:val="0"/>
+              <w:spacing w:after="0" w:line="276" w:lineRule="auto"/>
+              <w:rPr>
+                <w:rFonts w:ascii="Overlock" w:eastAsia="Overlock" w:hAnsi="Overlock" w:cs="Overlock"/>
+              </w:rPr>
+            </w:pPr>
+            <w:r>
+              <w:rPr>
+                <w:rFonts w:ascii="Overlock" w:eastAsia="Overlock" w:hAnsi="Overlock" w:cs="Overlock"/>
+              </w:rPr>
+              <w:t>Biostatistician/</w:t>
+            </w:r>
+            <w:r>
+              <w:rPr>
+                <w:rFonts w:ascii="Overlock" w:eastAsia="Overlock" w:hAnsi="Overlock" w:cs="Overlock"/>
+                <w:color w:val="FF0000"/>
+              </w:rPr>
+              <w:t xml:space="preserve"> Research Scientist</w:t>
+            </w:r>
+            <w:r>
+              <w:rPr>
+                <w:rFonts w:ascii="Overlock" w:eastAsia="Overlock" w:hAnsi="Overlock" w:cs="Overlock"/>
+              </w:rPr>
+              <w:t xml:space="preserve"> II/I</w:t>
+            </w:r>
+          </w:p>
+        </w:tc>
+        <w:tc>
+          <w:tcPr>
+            <w:tcW w:w="785" w:type="dxa"/>
+            <w:tcMar>
+              <w:top w:w="0" w:type="dxa"/>
+              <w:left w:w="40" w:type="dxa"/>
+              <w:bottom w:w="0" w:type="dxa"/>
+              <w:right w:w="40" w:type="dxa"/>
+            </w:tcMar>
+            <w:vAlign w:val="bottom"/>
+          </w:tcPr>
+          <w:p>
+            <w:pPr>
+              <w:widowControl w:val="0"/>
+              <w:spacing w:after="0" w:line="276" w:lineRule="auto"/>
+              <w:jc w:val="center"/>
+              <w:rPr>
+                <w:rFonts w:ascii="Overlock" w:eastAsia="Overlock" w:hAnsi="Overlock" w:cs="Overlock"/>
+                <w:b/>
+                <w:bCs/>
+              </w:rPr>
+            </w:pPr>
+            <w:r>
+              <w:rPr>
+                <w:rFonts w:ascii="Overlock" w:eastAsia="Overlock" w:hAnsi="Overlock" w:cs="Overlock"/>
+                <w:b/>
+                <w:bCs/>
               </w:rPr>
               <w:t>8/7</w:t>
             </w:r>
@@ -3017,43 +3306,53 @@
         </w:tc>
         <w:tc>
           <w:tcPr>
-            <w:tcW w:w="925" w:type="dxa"/>
-            <w:shd w:val="clear" w:color="auto" w:fill="auto"/>
-            <w:vAlign w:val="bottom"/>
-          </w:tcPr>
-          <w:p>
-            <w:pPr>
-              <w:widowControl w:val="0"/>
-              <w:spacing w:after="0" w:line="276" w:lineRule="auto"/>
-              <w:rPr>
-                <w:rFonts w:ascii="Overlock" w:hAnsi="Overlock"/>
-              </w:rPr>
-            </w:pPr>
-            <w:r>
-              <w:rPr>
-                <w:rFonts w:ascii="Overlock" w:eastAsia="Overlock" w:hAnsi="Overlock" w:cs="Overlock"/>
-              </w:rPr>
+            <w:tcW w:w="1661" w:type="dxa"/>
+            <w:tcMar>
+              <w:top w:w="0" w:type="dxa"/>
+              <w:left w:w="40" w:type="dxa"/>
+              <w:bottom w:w="0" w:type="dxa"/>
+              <w:right w:w="40" w:type="dxa"/>
+            </w:tcMar>
+            <w:vAlign w:val="bottom"/>
+          </w:tcPr>
+          <w:p>
+            <w:pPr>
+              <w:widowControl w:val="0"/>
+              <w:spacing w:after="0" w:line="276" w:lineRule="auto"/>
+              <w:jc w:val="center"/>
+            </w:pPr>
+            <w:r>
               <w:t>2</w:t>
             </w:r>
           </w:p>
         </w:tc>
         <w:tc>
           <w:tcPr>
-            <w:tcW w:w="1206" w:type="dxa"/>
-            <w:shd w:val="clear" w:color="auto" w:fill="auto"/>
-            <w:vAlign w:val="bottom"/>
-          </w:tcPr>
-          <w:p>
-            <w:pPr>
-              <w:widowControl w:val="0"/>
-              <w:spacing w:after="0" w:line="276" w:lineRule="auto"/>
-              <w:rPr>
-                <w:rFonts w:ascii="Overlock" w:hAnsi="Overlock"/>
-              </w:rPr>
-            </w:pPr>
-            <w:r>
-              <w:rPr>
-                <w:rFonts w:ascii="Overlock" w:eastAsia="Overlock" w:hAnsi="Overlock" w:cs="Overlock"/>
+            <w:tcW w:w="537" w:type="dxa"/>
+            <w:tcMar>
+              <w:top w:w="0" w:type="dxa"/>
+              <w:left w:w="40" w:type="dxa"/>
+              <w:bottom w:w="0" w:type="dxa"/>
+              <w:right w:w="40" w:type="dxa"/>
+            </w:tcMar>
+            <w:vAlign w:val="bottom"/>
+          </w:tcPr>
+          <w:p>
+            <w:pPr>
+              <w:widowControl w:val="0"/>
+              <w:spacing w:after="0" w:line="276" w:lineRule="auto"/>
+              <w:jc w:val="center"/>
+              <w:rPr>
+                <w:rFonts w:ascii="Overlock" w:eastAsia="Overlock" w:hAnsi="Overlock" w:cs="Overlock"/>
+                <w:b/>
+                <w:bCs/>
+              </w:rPr>
+            </w:pPr>
+            <w:r>
+              <w:rPr>
+                <w:rFonts w:ascii="Overlock" w:eastAsia="Overlock" w:hAnsi="Overlock" w:cs="Overlock"/>
+                <w:b/>
+                <w:bCs/>
               </w:rPr>
               <w:t>2</w:t>
             </w:r>
@@ -3061,87 +3360,150 @@
         </w:tc>
         <w:tc>
           <w:tcPr>
-            <w:tcW w:w="2259" w:type="dxa"/>
-            <w:shd w:val="clear" w:color="auto" w:fill="auto"/>
-          </w:tcPr>
-          <w:p>
-            <w:pPr>
-              <w:spacing w:after="0"/>
-              <w:rPr>
-                <w:rFonts w:ascii="Overlock" w:eastAsia="Overlock" w:hAnsi="Overlock" w:cs="Overlock"/>
-                <w:sz w:val="24"/>
-                <w:szCs w:val="24"/>
-                <w:highlight w:val="white"/>
-              </w:rPr>
+            <w:tcW w:w="1654" w:type="dxa"/>
+            <w:tcMar>
+              <w:top w:w="0" w:type="dxa"/>
+              <w:left w:w="40" w:type="dxa"/>
+              <w:bottom w:w="0" w:type="dxa"/>
+              <w:right w:w="40" w:type="dxa"/>
+            </w:tcMar>
+            <w:vAlign w:val="bottom"/>
+          </w:tcPr>
+          <w:p>
+            <w:pPr>
+              <w:widowControl w:val="0"/>
+              <w:spacing w:after="0" w:line="276" w:lineRule="auto"/>
+              <w:jc w:val="center"/>
+            </w:pPr>
+            <w:r>
+              <w:t>2</w:t>
+            </w:r>
+          </w:p>
+        </w:tc>
+        <w:tc>
+          <w:tcPr>
+            <w:tcW w:w="2083" w:type="dxa"/>
+          </w:tcPr>
+          <w:p>
+            <w:pPr>
+              <w:widowControl w:val="0"/>
+              <w:spacing w:after="0" w:line="276" w:lineRule="auto"/>
+              <w:jc w:val="center"/>
             </w:pPr>
           </w:p>
         </w:tc>
       </w:tr>
       <w:tr>
         <w:trPr>
-          <w:trHeight w:val="113"/>
+          <w:trHeight w:val="300"/>
         </w:trPr>
         <w:tc>
           <w:tcPr>
-            <w:tcW w:w="4106" w:type="dxa"/>
-            <w:shd w:val="clear" w:color="auto" w:fill="auto"/>
-            <w:vAlign w:val="bottom"/>
-          </w:tcPr>
-          <w:p>
-            <w:pPr>
-              <w:widowControl w:val="0"/>
-              <w:spacing w:after="0" w:line="276" w:lineRule="auto"/>
-              <w:rPr>
-                <w:rFonts w:ascii="Overlock" w:hAnsi="Overlock"/>
-              </w:rPr>
-            </w:pPr>
-            <w:r>
-              <w:rPr>
-                <w:rFonts w:ascii="Overlock" w:eastAsia="Overlock" w:hAnsi="Overlock" w:cs="Overlock"/>
-              </w:rPr>
-              <w:t>Assistant Librarian III/II</w:t>
-            </w:r>
-          </w:p>
-        </w:tc>
-        <w:tc>
-          <w:tcPr>
-            <w:tcW w:w="1134" w:type="dxa"/>
-            <w:shd w:val="clear" w:color="auto" w:fill="auto"/>
-            <w:vAlign w:val="bottom"/>
-          </w:tcPr>
-          <w:p>
-            <w:pPr>
-              <w:widowControl w:val="0"/>
-              <w:spacing w:after="0" w:line="276" w:lineRule="auto"/>
-              <w:rPr>
-                <w:rFonts w:ascii="Overlock" w:hAnsi="Overlock"/>
-              </w:rPr>
-            </w:pPr>
-            <w:r>
-              <w:rPr>
-                <w:rFonts w:ascii="Overlock" w:eastAsia="Overlock" w:hAnsi="Overlock" w:cs="Overlock"/>
-              </w:rPr>
-              <w:t>9/8</w:t>
-            </w:r>
-          </w:p>
-        </w:tc>
-        <w:tc>
-          <w:tcPr>
-            <w:tcW w:w="925" w:type="dxa"/>
-            <w:shd w:val="clear" w:color="auto" w:fill="auto"/>
-            <w:vAlign w:val="bottom"/>
-          </w:tcPr>
-          <w:p>
-            <w:pPr>
-              <w:widowControl w:val="0"/>
-              <w:spacing w:after="0" w:line="276" w:lineRule="auto"/>
-              <w:rPr>
-                <w:rFonts w:ascii="Overlock" w:hAnsi="Overlock"/>
-              </w:rPr>
-            </w:pPr>
-            <w:r>
-              <w:rPr>
-                <w:rFonts w:ascii="Overlock" w:eastAsia="Overlock" w:hAnsi="Overlock" w:cs="Overlock"/>
+            <w:tcW w:w="2630" w:type="dxa"/>
+            <w:tcMar>
+              <w:top w:w="0" w:type="dxa"/>
+              <w:left w:w="40" w:type="dxa"/>
+              <w:bottom w:w="0" w:type="dxa"/>
+              <w:right w:w="40" w:type="dxa"/>
+            </w:tcMar>
+            <w:vAlign w:val="bottom"/>
+          </w:tcPr>
+          <w:p>
+            <w:pPr>
+              <w:widowControl w:val="0"/>
+              <w:spacing w:after="0" w:line="276" w:lineRule="auto"/>
+              <w:rPr>
+                <w:b/>
+                <w:bCs/>
+              </w:rPr>
+            </w:pPr>
+            <w:r>
+              <w:rPr>
+                <w:rFonts w:ascii="Overlock" w:eastAsia="Overlock" w:hAnsi="Overlock" w:cs="Overlock"/>
+                <w:b/>
+                <w:bCs/>
+              </w:rPr>
+              <w:t>Sub Total</w:t>
+            </w:r>
+          </w:p>
+        </w:tc>
+        <w:tc>
+          <w:tcPr>
+            <w:tcW w:w="785" w:type="dxa"/>
+            <w:tcMar>
+              <w:top w:w="0" w:type="dxa"/>
+              <w:left w:w="40" w:type="dxa"/>
+              <w:bottom w:w="0" w:type="dxa"/>
+              <w:right w:w="40" w:type="dxa"/>
+            </w:tcMar>
+            <w:vAlign w:val="bottom"/>
+          </w:tcPr>
+          <w:p>
+            <w:pPr>
+              <w:widowControl w:val="0"/>
+              <w:spacing w:after="0" w:line="276" w:lineRule="auto"/>
+              <w:rPr>
+                <w:b/>
+                <w:bCs/>
+              </w:rPr>
+            </w:pPr>
+          </w:p>
+        </w:tc>
+        <w:tc>
+          <w:tcPr>
+            <w:tcW w:w="1661" w:type="dxa"/>
+            <w:tcMar>
+              <w:top w:w="0" w:type="dxa"/>
+              <w:left w:w="40" w:type="dxa"/>
+              <w:bottom w:w="0" w:type="dxa"/>
+              <w:right w:w="40" w:type="dxa"/>
+            </w:tcMar>
+            <w:vAlign w:val="bottom"/>
+          </w:tcPr>
+          <w:p>
+            <w:pPr>
+              <w:widowControl w:val="0"/>
+              <w:spacing w:after="0" w:line="276" w:lineRule="auto"/>
+              <w:jc w:val="center"/>
+              <w:rPr>
+                <w:b/>
+                <w:bCs/>
+              </w:rPr>
+            </w:pPr>
+            <w:r>
+              <w:rPr>
+                <w:b/>
+                <w:bCs/>
+              </w:rPr>
+              <w:t>5</w:t>
+            </w:r>
+          </w:p>
+        </w:tc>
+        <w:tc>
+          <w:tcPr>
+            <w:tcW w:w="537" w:type="dxa"/>
+            <w:tcMar>
+              <w:top w:w="0" w:type="dxa"/>
+              <w:left w:w="40" w:type="dxa"/>
+              <w:bottom w:w="0" w:type="dxa"/>
+              <w:right w:w="40" w:type="dxa"/>
+            </w:tcMar>
+            <w:vAlign w:val="bottom"/>
+          </w:tcPr>
+          <w:p>
+            <w:pPr>
+              <w:widowControl w:val="0"/>
+              <w:spacing w:after="0" w:line="276" w:lineRule="auto"/>
+              <w:jc w:val="center"/>
+              <w:rPr>
+                <w:b/>
+                <w:bCs/>
+              </w:rPr>
+            </w:pPr>
+            <w:r>
+              <w:rPr>
+                <w:b/>
+                <w:bCs/>
               </w:rPr>
               <w:t>2</w:t>
             </w:r>
@@ -3149,39 +3511,46 @@
         </w:tc>
         <w:tc>
           <w:tcPr>
-            <w:tcW w:w="1206" w:type="dxa"/>
-            <w:shd w:val="clear" w:color="auto" w:fill="auto"/>
-            <w:vAlign w:val="bottom"/>
-          </w:tcPr>
-          <w:p>
-            <w:pPr>
-              <w:widowControl w:val="0"/>
-              <w:spacing w:after="0" w:line="276" w:lineRule="auto"/>
-              <w:rPr>
-                <w:rFonts w:ascii="Overlock" w:hAnsi="Overlock"/>
-              </w:rPr>
-            </w:pPr>
-            <w:r>
-              <w:rPr>
-                <w:rFonts w:ascii="Overlock" w:eastAsia="Overlock" w:hAnsi="Overlock" w:cs="Overlock"/>
-              </w:rPr>
-              <w:t>3</w:t>
-            </w:r>
-          </w:p>
-        </w:tc>
-        <w:tc>
-          <w:tcPr>
-            <w:tcW w:w="2259" w:type="dxa"/>
-            <w:shd w:val="clear" w:color="auto" w:fill="auto"/>
-          </w:tcPr>
-          <w:p>
-            <w:pPr>
-              <w:spacing w:after="0"/>
-              <w:rPr>
-                <w:rFonts w:ascii="Overlock" w:eastAsia="Overlock" w:hAnsi="Overlock" w:cs="Overlock"/>
-                <w:sz w:val="24"/>
-                <w:szCs w:val="24"/>
-                <w:highlight w:val="white"/>
+            <w:tcW w:w="1654" w:type="dxa"/>
+            <w:tcMar>
+              <w:top w:w="0" w:type="dxa"/>
+              <w:left w:w="40" w:type="dxa"/>
+              <w:bottom w:w="0" w:type="dxa"/>
+              <w:right w:w="40" w:type="dxa"/>
+            </w:tcMar>
+            <w:vAlign w:val="bottom"/>
+          </w:tcPr>
+          <w:p>
+            <w:pPr>
+              <w:widowControl w:val="0"/>
+              <w:spacing w:after="0" w:line="276" w:lineRule="auto"/>
+              <w:jc w:val="center"/>
+              <w:rPr>
+                <w:b/>
+                <w:bCs/>
+              </w:rPr>
+            </w:pPr>
+            <w:r>
+              <w:rPr>
+                <w:b/>
+                <w:bCs/>
+              </w:rPr>
+              <w:t>5</w:t>
+            </w:r>
+          </w:p>
+        </w:tc>
+        <w:tc>
+          <w:tcPr>
+            <w:tcW w:w="2083" w:type="dxa"/>
+          </w:tcPr>
+          <w:p>
+            <w:pPr>
+              <w:widowControl w:val="0"/>
+              <w:spacing w:after="0" w:line="276" w:lineRule="auto"/>
+              <w:jc w:val="center"/>
+              <w:rPr>
+                <w:b/>
+                <w:bCs/>
               </w:rPr>
             </w:pPr>
           </w:p>
@@ -3189,24 +3558,24 @@
       </w:tr>
       <w:tr>
         <w:trPr>
-          <w:trHeight w:val="113"/>
+          <w:trHeight w:val="421"/>
         </w:trPr>
         <w:tc>
           <w:tcPr>
-            <w:tcW w:w="4106" w:type="dxa"/>
-            <w:shd w:val="clear" w:color="auto" w:fill="auto"/>
-            <w:vAlign w:val="bottom"/>
-          </w:tcPr>
-          <w:p>
-            <w:pPr>
-              <w:spacing w:after="0"/>
-              <w:jc w:val="both"/>
-              <w:rPr>
-                <w:rFonts w:ascii="Overlock" w:eastAsia="Overlock" w:hAnsi="Overlock" w:cs="Overlock"/>
-                <w:sz w:val="24"/>
-                <w:szCs w:val="24"/>
-                <w:highlight w:val="white"/>
-              </w:rPr>
+            <w:tcW w:w="9350" w:type="dxa"/>
+            <w:gridSpan w:val="6"/>
+            <w:tcMar>
+              <w:top w:w="0" w:type="dxa"/>
+              <w:left w:w="40" w:type="dxa"/>
+              <w:bottom w:w="0" w:type="dxa"/>
+              <w:right w:w="40" w:type="dxa"/>
+            </w:tcMar>
+            <w:vAlign w:val="bottom"/>
+          </w:tcPr>
+          <w:p>
+            <w:pPr>
+              <w:widowControl w:val="0"/>
+              <w:spacing w:after="0" w:line="276" w:lineRule="auto"/>
             </w:pPr>
             <w:r>
               <w:rPr>
@@ -3214,191 +3583,156 @@
                 <w:b/>
                 <w:bCs/>
               </w:rPr>
-              <w:t>Sub Total</w:t>
-            </w:r>
-          </w:p>
-        </w:tc>
-        <w:tc>
-          <w:tcPr>
-            <w:tcW w:w="1134" w:type="dxa"/>
-            <w:shd w:val="clear" w:color="auto" w:fill="auto"/>
-            <w:vAlign w:val="bottom"/>
-          </w:tcPr>
-          <w:p>
-            <w:pPr>
-              <w:spacing w:after="0"/>
-              <w:rPr>
-                <w:rFonts w:ascii="Overlock" w:eastAsia="Overlock" w:hAnsi="Overlock" w:cs="Overlock"/>
-                <w:sz w:val="24"/>
-                <w:szCs w:val="24"/>
-                <w:highlight w:val="white"/>
-              </w:rPr>
-            </w:pPr>
-          </w:p>
-        </w:tc>
-        <w:tc>
-          <w:tcPr>
-            <w:tcW w:w="925" w:type="dxa"/>
-            <w:shd w:val="clear" w:color="auto" w:fill="auto"/>
-            <w:vAlign w:val="bottom"/>
-          </w:tcPr>
-          <w:p>
-            <w:pPr>
-              <w:spacing w:after="0"/>
-              <w:rPr>
-                <w:rFonts w:ascii="Overlock" w:eastAsia="Overlock" w:hAnsi="Overlock" w:cs="Overlock"/>
-                <w:sz w:val="24"/>
-                <w:szCs w:val="24"/>
-                <w:highlight w:val="white"/>
-              </w:rPr>
-            </w:pPr>
-            <w:r>
-              <w:rPr>
-                <w:rFonts w:ascii="Overlock" w:eastAsia="Overlock" w:hAnsi="Overlock" w:cs="Overlock"/>
-                <w:b/>
-                <w:bCs/>
-              </w:rPr>
-              <w:t>4</w:t>
-            </w:r>
-          </w:p>
-        </w:tc>
-        <w:tc>
-          <w:tcPr>
-            <w:tcW w:w="1206" w:type="dxa"/>
-            <w:shd w:val="clear" w:color="auto" w:fill="auto"/>
-            <w:vAlign w:val="bottom"/>
-          </w:tcPr>
-          <w:p>
-            <w:pPr>
-              <w:widowControl w:val="0"/>
-              <w:spacing w:after="0" w:line="276" w:lineRule="auto"/>
-              <w:rPr>
-                <w:rFonts w:ascii="Overlock" w:eastAsia="Overlock" w:hAnsi="Overlock" w:cs="Overlock"/>
-                <w:b/>
-                <w:sz w:val="24"/>
-                <w:szCs w:val="24"/>
-                <w:highlight w:val="white"/>
-              </w:rPr>
-            </w:pPr>
-            <w:r>
-              <w:rPr>
-                <w:rFonts w:ascii="Overlock" w:eastAsia="Overlock" w:hAnsi="Overlock" w:cs="Overlock"/>
-                <w:b/>
-                <w:sz w:val="24"/>
-                <w:szCs w:val="24"/>
-                <w:highlight w:val="white"/>
-              </w:rPr>
-              <w:t>7</w:t>
-            </w:r>
-          </w:p>
-        </w:tc>
-        <w:tc>
-          <w:tcPr>
-            <w:tcW w:w="2259" w:type="dxa"/>
-            <w:shd w:val="clear" w:color="auto" w:fill="auto"/>
-          </w:tcPr>
-          <w:p>
-            <w:pPr>
-              <w:spacing w:after="0"/>
-              <w:rPr>
-                <w:rFonts w:ascii="Overlock" w:eastAsia="Overlock" w:hAnsi="Overlock" w:cs="Overlock"/>
-                <w:sz w:val="24"/>
-                <w:szCs w:val="24"/>
-                <w:highlight w:val="white"/>
-              </w:rPr>
-            </w:pPr>
+              <w:t>Resource and Knowledge Management Section</w:t>
+            </w:r>
           </w:p>
         </w:tc>
       </w:tr>
       <w:tr>
         <w:trPr>
-          <w:trHeight w:val="113"/>
+          <w:trHeight w:val="510"/>
         </w:trPr>
         <w:tc>
           <w:tcPr>
-            <w:tcW w:w="4106" w:type="dxa"/>
-            <w:shd w:val="clear" w:color="auto" w:fill="auto"/>
-            <w:vAlign w:val="bottom"/>
-          </w:tcPr>
-          <w:p>
-            <w:pPr>
-              <w:widowControl w:val="0"/>
-              <w:spacing w:after="0" w:line="276" w:lineRule="auto"/>
-              <w:rPr>
-                <w:rFonts w:ascii="Overlock" w:hAnsi="Overlock"/>
-              </w:rPr>
-            </w:pPr>
-            <w:r>
-              <w:rPr>
-                <w:rFonts w:ascii="Overlock" w:eastAsia="Overlock" w:hAnsi="Overlock" w:cs="Overlock"/>
-                <w:b/>
-                <w:bCs/>
-              </w:rPr>
-              <w:t>Data Science &amp; Analytics Section</w:t>
-            </w:r>
-          </w:p>
-        </w:tc>
-        <w:tc>
-          <w:tcPr>
-            <w:tcW w:w="1134" w:type="dxa"/>
-            <w:shd w:val="clear" w:color="auto" w:fill="auto"/>
-            <w:vAlign w:val="bottom"/>
-          </w:tcPr>
-          <w:p>
-            <w:pPr>
-              <w:widowControl w:val="0"/>
-              <w:spacing w:after="0" w:line="276" w:lineRule="auto"/>
-              <w:rPr>
-                <w:rFonts w:ascii="Overlock" w:hAnsi="Overlock"/>
-              </w:rPr>
-            </w:pPr>
-          </w:p>
-        </w:tc>
-        <w:tc>
-          <w:tcPr>
-            <w:tcW w:w="925" w:type="dxa"/>
-            <w:shd w:val="clear" w:color="auto" w:fill="auto"/>
-            <w:vAlign w:val="bottom"/>
-          </w:tcPr>
-          <w:p>
-            <w:pPr>
-              <w:widowControl w:val="0"/>
-              <w:spacing w:after="0" w:line="276" w:lineRule="auto"/>
-              <w:rPr>
-                <w:rFonts w:ascii="Overlock" w:hAnsi="Overlock"/>
-              </w:rPr>
-            </w:pPr>
-          </w:p>
-        </w:tc>
-        <w:tc>
-          <w:tcPr>
-            <w:tcW w:w="1206" w:type="dxa"/>
-            <w:shd w:val="clear" w:color="auto" w:fill="auto"/>
-            <w:vAlign w:val="bottom"/>
-          </w:tcPr>
-          <w:p>
-            <w:pPr>
-              <w:widowControl w:val="0"/>
-              <w:spacing w:after="0" w:line="276" w:lineRule="auto"/>
-              <w:rPr>
-                <w:rFonts w:ascii="Overlock" w:hAnsi="Overlock"/>
-              </w:rPr>
-            </w:pPr>
-          </w:p>
-        </w:tc>
-        <w:tc>
-          <w:tcPr>
-            <w:tcW w:w="2259" w:type="dxa"/>
-            <w:shd w:val="clear" w:color="auto" w:fill="auto"/>
-          </w:tcPr>
-          <w:p>
-            <w:pPr>
-              <w:spacing w:after="0"/>
-              <w:rPr>
-                <w:rFonts w:ascii="Overlock" w:eastAsia="Overlock" w:hAnsi="Overlock" w:cs="Overlock"/>
-                <w:sz w:val="24"/>
-                <w:szCs w:val="24"/>
-                <w:highlight w:val="white"/>
+            <w:tcW w:w="2630" w:type="dxa"/>
+            <w:tcMar>
+              <w:top w:w="0" w:type="dxa"/>
+              <w:left w:w="40" w:type="dxa"/>
+              <w:bottom w:w="0" w:type="dxa"/>
+              <w:right w:w="40" w:type="dxa"/>
+            </w:tcMar>
+            <w:vAlign w:val="bottom"/>
+          </w:tcPr>
+          <w:p>
+            <w:pPr>
+              <w:widowControl w:val="0"/>
+              <w:spacing w:after="0" w:line="276" w:lineRule="auto"/>
+            </w:pPr>
+            <w:r>
+              <w:rPr>
+                <w:rFonts w:ascii="Overlock" w:eastAsia="Overlock" w:hAnsi="Overlock" w:cs="Overlock"/>
+              </w:rPr>
+              <w:t xml:space="preserve">Assistant Director, </w:t>
+            </w:r>
+            <w:r>
+              <w:rPr>
+                <w:rFonts w:ascii="Overlock" w:eastAsia="Overlock" w:hAnsi="Overlock" w:cs="Overlock"/>
+              </w:rPr>
+              <w:t>Resource and Knowledge Management Section</w:t>
+            </w:r>
+          </w:p>
+        </w:tc>
+        <w:tc>
+          <w:tcPr>
+            <w:tcW w:w="785" w:type="dxa"/>
+            <w:tcMar>
+              <w:top w:w="0" w:type="dxa"/>
+              <w:left w:w="40" w:type="dxa"/>
+              <w:bottom w:w="0" w:type="dxa"/>
+              <w:right w:w="40" w:type="dxa"/>
+            </w:tcMar>
+            <w:vAlign w:val="bottom"/>
+          </w:tcPr>
+          <w:p>
+            <w:pPr>
+              <w:widowControl w:val="0"/>
+              <w:spacing w:after="0" w:line="276" w:lineRule="auto"/>
+              <w:jc w:val="center"/>
+            </w:pPr>
+            <w:r>
+              <w:rPr>
+                <w:rFonts w:ascii="Overlock" w:eastAsia="Overlock" w:hAnsi="Overlock" w:cs="Overlock"/>
+              </w:rPr>
+              <w:t>4</w:t>
+            </w:r>
+          </w:p>
+        </w:tc>
+        <w:tc>
+          <w:tcPr>
+            <w:tcW w:w="1661" w:type="dxa"/>
+            <w:tcMar>
+              <w:top w:w="0" w:type="dxa"/>
+              <w:left w:w="40" w:type="dxa"/>
+              <w:bottom w:w="0" w:type="dxa"/>
+              <w:right w:w="40" w:type="dxa"/>
+            </w:tcMar>
+            <w:vAlign w:val="bottom"/>
+          </w:tcPr>
+          <w:p>
+            <w:pPr>
+              <w:widowControl w:val="0"/>
+              <w:spacing w:after="0" w:line="276" w:lineRule="auto"/>
+              <w:jc w:val="center"/>
+            </w:pPr>
+            <w:r>
+              <w:rPr>
+                <w:rFonts w:ascii="Overlock" w:eastAsia="Overlock" w:hAnsi="Overlock" w:cs="Overlock"/>
+              </w:rPr>
+              <w:t>1</w:t>
+            </w:r>
+          </w:p>
+        </w:tc>
+        <w:tc>
+          <w:tcPr>
+            <w:tcW w:w="537" w:type="dxa"/>
+            <w:tcMar>
+              <w:top w:w="0" w:type="dxa"/>
+              <w:left w:w="40" w:type="dxa"/>
+              <w:bottom w:w="0" w:type="dxa"/>
+              <w:right w:w="40" w:type="dxa"/>
+            </w:tcMar>
+            <w:vAlign w:val="bottom"/>
+          </w:tcPr>
+          <w:p>
+            <w:pPr>
+              <w:widowControl w:val="0"/>
+              <w:spacing w:after="0" w:line="276" w:lineRule="auto"/>
+              <w:jc w:val="center"/>
+            </w:pPr>
+            <w:r>
+              <w:rPr>
+                <w:rFonts w:ascii="Overlock" w:eastAsia="Overlock" w:hAnsi="Overlock" w:cs="Overlock"/>
+              </w:rPr>
+              <w:t>0</w:t>
+            </w:r>
+          </w:p>
+        </w:tc>
+        <w:tc>
+          <w:tcPr>
+            <w:tcW w:w="1654" w:type="dxa"/>
+            <w:tcMar>
+              <w:top w:w="0" w:type="dxa"/>
+              <w:left w:w="40" w:type="dxa"/>
+              <w:bottom w:w="0" w:type="dxa"/>
+              <w:right w:w="40" w:type="dxa"/>
+            </w:tcMar>
+            <w:vAlign w:val="bottom"/>
+          </w:tcPr>
+          <w:p>
+            <w:pPr>
+              <w:widowControl w:val="0"/>
+              <w:spacing w:after="0" w:line="276" w:lineRule="auto"/>
+              <w:jc w:val="center"/>
+            </w:pPr>
+            <w:r>
+              <w:rPr>
+                <w:rFonts w:ascii="Overlock" w:eastAsia="Overlock" w:hAnsi="Overlock" w:cs="Overlock"/>
+              </w:rPr>
+              <w:t>1</w:t>
+            </w:r>
+          </w:p>
+        </w:tc>
+        <w:tc>
+          <w:tcPr>
+            <w:tcW w:w="2083" w:type="dxa"/>
+          </w:tcPr>
+          <w:p>
+            <w:pPr>
+              <w:widowControl w:val="0"/>
+              <w:spacing w:after="0" w:line="276" w:lineRule="auto"/>
+              <w:jc w:val="center"/>
+              <w:rPr>
+                <w:rFonts w:ascii="Overlock" w:eastAsia="Overlock" w:hAnsi="Overlock" w:cs="Overlock"/>
               </w:rPr>
             </w:pPr>
           </w:p>
@@ -3406,65 +3740,99 @@
       </w:tr>
       <w:tr>
         <w:trPr>
-          <w:trHeight w:val="113"/>
+          <w:trHeight w:val="510"/>
         </w:trPr>
         <w:tc>
           <w:tcPr>
-            <w:tcW w:w="4106" w:type="dxa"/>
-            <w:shd w:val="clear" w:color="auto" w:fill="auto"/>
-            <w:vAlign w:val="bottom"/>
-          </w:tcPr>
-          <w:p>
-            <w:pPr>
-              <w:widowControl w:val="0"/>
-              <w:spacing w:after="0" w:line="276" w:lineRule="auto"/>
-              <w:rPr>
-                <w:rFonts w:ascii="Overlock" w:hAnsi="Overlock"/>
-              </w:rPr>
-            </w:pPr>
-            <w:r>
-              <w:rPr>
-                <w:rFonts w:ascii="Overlock" w:eastAsia="Overlock" w:hAnsi="Overlock" w:cs="Overlock"/>
-              </w:rPr>
-              <w:t>Assistant Director</w:t>
-            </w:r>
-          </w:p>
-        </w:tc>
-        <w:tc>
-          <w:tcPr>
-            <w:tcW w:w="1134" w:type="dxa"/>
-            <w:shd w:val="clear" w:color="auto" w:fill="auto"/>
-            <w:vAlign w:val="bottom"/>
-          </w:tcPr>
-          <w:p>
-            <w:pPr>
-              <w:widowControl w:val="0"/>
-              <w:spacing w:after="0" w:line="276" w:lineRule="auto"/>
-              <w:rPr>
-                <w:rFonts w:ascii="Overlock" w:hAnsi="Overlock"/>
-              </w:rPr>
-            </w:pPr>
-            <w:r>
-              <w:rPr>
-                <w:rFonts w:ascii="Overlock" w:eastAsia="Overlock" w:hAnsi="Overlock" w:cs="Overlock"/>
-              </w:rPr>
-              <w:t>4</w:t>
-            </w:r>
-          </w:p>
-        </w:tc>
-        <w:tc>
-          <w:tcPr>
-            <w:tcW w:w="925" w:type="dxa"/>
-            <w:shd w:val="clear" w:color="auto" w:fill="auto"/>
-            <w:vAlign w:val="bottom"/>
-          </w:tcPr>
-          <w:p>
-            <w:pPr>
-              <w:widowControl w:val="0"/>
-              <w:spacing w:after="0" w:line="276" w:lineRule="auto"/>
-              <w:rPr>
-                <w:rFonts w:ascii="Overlock" w:hAnsi="Overlock"/>
-              </w:rPr>
+            <w:tcW w:w="2630" w:type="dxa"/>
+            <w:tcMar>
+              <w:top w:w="0" w:type="dxa"/>
+              <w:left w:w="40" w:type="dxa"/>
+              <w:bottom w:w="0" w:type="dxa"/>
+              <w:right w:w="40" w:type="dxa"/>
+            </w:tcMar>
+            <w:vAlign w:val="bottom"/>
+          </w:tcPr>
+          <w:p>
+            <w:pPr>
+              <w:widowControl w:val="0"/>
+              <w:spacing w:after="0" w:line="276" w:lineRule="auto"/>
+            </w:pPr>
+            <w:r>
+              <w:rPr>
+                <w:rFonts w:ascii="Overlock" w:eastAsia="Overlock" w:hAnsi="Overlock" w:cs="Overlock"/>
+              </w:rPr>
+              <w:t>Principal Librarian</w:t>
+            </w:r>
+          </w:p>
+        </w:tc>
+        <w:tc>
+          <w:tcPr>
+            <w:tcW w:w="785" w:type="dxa"/>
+            <w:tcMar>
+              <w:top w:w="0" w:type="dxa"/>
+              <w:left w:w="40" w:type="dxa"/>
+              <w:bottom w:w="0" w:type="dxa"/>
+              <w:right w:w="40" w:type="dxa"/>
+            </w:tcMar>
+            <w:vAlign w:val="bottom"/>
+          </w:tcPr>
+          <w:p>
+            <w:pPr>
+              <w:widowControl w:val="0"/>
+              <w:spacing w:after="0" w:line="276" w:lineRule="auto"/>
+              <w:jc w:val="center"/>
+            </w:pPr>
+            <w:r>
+              <w:rPr>
+                <w:rFonts w:ascii="Overlock" w:eastAsia="Overlock" w:hAnsi="Overlock" w:cs="Overlock"/>
+              </w:rPr>
+              <w:t>5</w:t>
+            </w:r>
+          </w:p>
+        </w:tc>
+        <w:tc>
+          <w:tcPr>
+            <w:tcW w:w="1661" w:type="dxa"/>
+            <w:vMerge w:val="restart"/>
+            <w:tcMar>
+              <w:top w:w="0" w:type="dxa"/>
+              <w:left w:w="40" w:type="dxa"/>
+              <w:bottom w:w="0" w:type="dxa"/>
+              <w:right w:w="40" w:type="dxa"/>
+            </w:tcMar>
+            <w:vAlign w:val="bottom"/>
+          </w:tcPr>
+          <w:p>
+            <w:pPr>
+              <w:widowControl w:val="0"/>
+              <w:spacing w:after="0" w:line="276" w:lineRule="auto"/>
+              <w:jc w:val="center"/>
+            </w:pPr>
+            <w:r>
+              <w:rPr>
+                <w:rFonts w:ascii="Overlock" w:eastAsia="Overlock" w:hAnsi="Overlock" w:cs="Overlock"/>
+              </w:rPr>
+              <w:t>1</w:t>
+            </w:r>
+          </w:p>
+        </w:tc>
+        <w:tc>
+          <w:tcPr>
+            <w:tcW w:w="537" w:type="dxa"/>
+            <w:tcMar>
+              <w:top w:w="0" w:type="dxa"/>
+              <w:left w:w="40" w:type="dxa"/>
+              <w:bottom w:w="0" w:type="dxa"/>
+              <w:right w:w="40" w:type="dxa"/>
+            </w:tcMar>
+            <w:vAlign w:val="bottom"/>
+          </w:tcPr>
+          <w:p>
+            <w:pPr>
+              <w:widowControl w:val="0"/>
+              <w:spacing w:after="0" w:line="276" w:lineRule="auto"/>
+              <w:jc w:val="center"/>
             </w:pPr>
             <w:r>
               <w:rPr>
@@ -3476,17 +3844,21 @@
         </w:tc>
         <w:tc>
           <w:tcPr>
-            <w:tcW w:w="1206" w:type="dxa"/>
-            <w:shd w:val="clear" w:color="auto" w:fill="auto"/>
-            <w:vAlign w:val="bottom"/>
-          </w:tcPr>
-          <w:p>
-            <w:pPr>
-              <w:widowControl w:val="0"/>
-              <w:spacing w:after="0" w:line="276" w:lineRule="auto"/>
-              <w:rPr>
-                <w:rFonts w:ascii="Overlock" w:hAnsi="Overlock"/>
-              </w:rPr>
+            <w:tcW w:w="1654" w:type="dxa"/>
+            <w:vMerge w:val="restart"/>
+            <w:tcMar>
+              <w:top w:w="0" w:type="dxa"/>
+              <w:left w:w="40" w:type="dxa"/>
+              <w:bottom w:w="0" w:type="dxa"/>
+              <w:right w:w="40" w:type="dxa"/>
+            </w:tcMar>
+            <w:vAlign w:val="bottom"/>
+          </w:tcPr>
+          <w:p>
+            <w:pPr>
+              <w:widowControl w:val="0"/>
+              <w:spacing w:after="0" w:line="276" w:lineRule="auto"/>
+              <w:jc w:val="center"/>
             </w:pPr>
             <w:r>
               <w:rPr>
@@ -3498,92 +3870,109 @@
         </w:tc>
         <w:tc>
           <w:tcPr>
-            <w:tcW w:w="2259" w:type="dxa"/>
-            <w:shd w:val="clear" w:color="auto" w:fill="auto"/>
-          </w:tcPr>
-          <w:p>
-            <w:pPr>
-              <w:spacing w:after="0"/>
-              <w:rPr>
-                <w:rFonts w:ascii="Overlock" w:eastAsia="Overlock" w:hAnsi="Overlock" w:cs="Overlock"/>
-                <w:sz w:val="24"/>
-                <w:szCs w:val="24"/>
-                <w:highlight w:val="white"/>
-              </w:rPr>
-            </w:pPr>
-            <w:r>
-              <w:rPr>
-                <w:rFonts w:ascii="Overlock" w:eastAsia="Overlock" w:hAnsi="Overlock" w:cs="Overlock"/>
-                <w:sz w:val="24"/>
-                <w:szCs w:val="24"/>
-                <w:highlight w:val="white"/>
-              </w:rPr>
-              <w:t>To head the sections</w:t>
-            </w:r>
+            <w:tcW w:w="2083" w:type="dxa"/>
+          </w:tcPr>
+          <w:p>
+            <w:pPr>
+              <w:widowControl w:val="0"/>
+              <w:spacing w:after="0" w:line="276" w:lineRule="auto"/>
+              <w:jc w:val="center"/>
+              <w:rPr>
+                <w:rFonts w:ascii="Overlock" w:eastAsia="Overlock" w:hAnsi="Overlock" w:cs="Overlock"/>
+              </w:rPr>
+            </w:pPr>
           </w:p>
         </w:tc>
       </w:tr>
       <w:tr>
         <w:trPr>
-          <w:trHeight w:val="113"/>
+          <w:trHeight w:val="300"/>
         </w:trPr>
         <w:tc>
           <w:tcPr>
-            <w:tcW w:w="4106" w:type="dxa"/>
-            <w:shd w:val="clear" w:color="auto" w:fill="auto"/>
-            <w:vAlign w:val="bottom"/>
-          </w:tcPr>
-          <w:p>
-            <w:pPr>
-              <w:widowControl w:val="0"/>
-              <w:spacing w:after="0" w:line="276" w:lineRule="auto"/>
-              <w:rPr>
-                <w:rFonts w:ascii="Overlock" w:hAnsi="Overlock"/>
-              </w:rPr>
-            </w:pPr>
-            <w:r>
-              <w:rPr>
-                <w:rFonts w:ascii="Overlock" w:eastAsia="Overlock" w:hAnsi="Overlock" w:cs="Overlock"/>
-              </w:rPr>
-              <w:t>Principal Biostatistician /Bioinformatician</w:t>
-            </w:r>
-          </w:p>
-        </w:tc>
-        <w:tc>
-          <w:tcPr>
-            <w:tcW w:w="1134" w:type="dxa"/>
-            <w:shd w:val="clear" w:color="auto" w:fill="auto"/>
-            <w:vAlign w:val="bottom"/>
-          </w:tcPr>
-          <w:p>
-            <w:pPr>
-              <w:widowControl w:val="0"/>
-              <w:spacing w:after="0" w:line="276" w:lineRule="auto"/>
-              <w:rPr>
-                <w:rFonts w:ascii="Overlock" w:hAnsi="Overlock"/>
-              </w:rPr>
-            </w:pPr>
-            <w:r>
-              <w:rPr>
-                <w:rFonts w:ascii="Overlock" w:eastAsia="Overlock" w:hAnsi="Overlock" w:cs="Overlock"/>
-              </w:rPr>
-              <w:t>5</w:t>
-            </w:r>
-          </w:p>
-        </w:tc>
-        <w:tc>
-          <w:tcPr>
-            <w:tcW w:w="925" w:type="dxa"/>
-            <w:shd w:val="clear" w:color="auto" w:fill="auto"/>
-            <w:vAlign w:val="bottom"/>
-          </w:tcPr>
-          <w:p>
-            <w:pPr>
-              <w:widowControl w:val="0"/>
-              <w:spacing w:after="0" w:line="276" w:lineRule="auto"/>
-              <w:rPr>
-                <w:rFonts w:ascii="Overlock" w:hAnsi="Overlock"/>
-              </w:rPr>
+            <w:tcW w:w="2630" w:type="dxa"/>
+            <w:tcMar>
+              <w:top w:w="0" w:type="dxa"/>
+              <w:left w:w="40" w:type="dxa"/>
+              <w:bottom w:w="0" w:type="dxa"/>
+              <w:right w:w="40" w:type="dxa"/>
+            </w:tcMar>
+            <w:vAlign w:val="bottom"/>
+          </w:tcPr>
+          <w:p>
+            <w:pPr>
+              <w:widowControl w:val="0"/>
+              <w:spacing w:after="0" w:line="276" w:lineRule="auto"/>
+            </w:pPr>
+            <w:r>
+              <w:rPr>
+                <w:rFonts w:ascii="Overlock" w:eastAsia="Overlock" w:hAnsi="Overlock" w:cs="Overlock"/>
+              </w:rPr>
+              <w:t>Senior librarian</w:t>
+            </w:r>
+          </w:p>
+        </w:tc>
+        <w:tc>
+          <w:tcPr>
+            <w:tcW w:w="785" w:type="dxa"/>
+            <w:tcMar>
+              <w:top w:w="0" w:type="dxa"/>
+              <w:left w:w="40" w:type="dxa"/>
+              <w:bottom w:w="0" w:type="dxa"/>
+              <w:right w:w="40" w:type="dxa"/>
+            </w:tcMar>
+            <w:vAlign w:val="bottom"/>
+          </w:tcPr>
+          <w:p>
+            <w:pPr>
+              <w:widowControl w:val="0"/>
+              <w:spacing w:after="0" w:line="276" w:lineRule="auto"/>
+              <w:jc w:val="center"/>
+            </w:pPr>
+            <w:r>
+              <w:rPr>
+                <w:rFonts w:ascii="Overlock" w:eastAsia="Overlock" w:hAnsi="Overlock" w:cs="Overlock"/>
+              </w:rPr>
+              <w:t>6</w:t>
+            </w:r>
+          </w:p>
+        </w:tc>
+        <w:tc>
+          <w:tcPr>
+            <w:tcW w:w="1661" w:type="dxa"/>
+            <w:vMerge/>
+            <w:tcMar>
+              <w:top w:w="0" w:type="dxa"/>
+              <w:left w:w="40" w:type="dxa"/>
+              <w:bottom w:w="0" w:type="dxa"/>
+              <w:right w:w="40" w:type="dxa"/>
+            </w:tcMar>
+            <w:vAlign w:val="bottom"/>
+          </w:tcPr>
+          <w:p>
+            <w:pPr>
+              <w:widowControl w:val="0"/>
+              <w:spacing w:after="0" w:line="276" w:lineRule="auto"/>
+              <w:jc w:val="center"/>
+            </w:pPr>
+          </w:p>
+        </w:tc>
+        <w:tc>
+          <w:tcPr>
+            <w:tcW w:w="537" w:type="dxa"/>
+            <w:tcMar>
+              <w:top w:w="0" w:type="dxa"/>
+              <w:left w:w="40" w:type="dxa"/>
+              <w:bottom w:w="0" w:type="dxa"/>
+              <w:right w:w="40" w:type="dxa"/>
+            </w:tcMar>
+            <w:vAlign w:val="bottom"/>
+          </w:tcPr>
+          <w:p>
+            <w:pPr>
+              <w:widowControl w:val="0"/>
+              <w:spacing w:after="0" w:line="276" w:lineRule="auto"/>
+              <w:jc w:val="center"/>
             </w:pPr>
             <w:r>
               <w:rPr>
@@ -3595,145 +3984,174 @@
         </w:tc>
         <w:tc>
           <w:tcPr>
-            <w:tcW w:w="1206" w:type="dxa"/>
-            <w:vMerge w:val="restart"/>
-            <w:shd w:val="clear" w:color="auto" w:fill="auto"/>
-            <w:vAlign w:val="bottom"/>
-          </w:tcPr>
-          <w:p>
-            <w:pPr>
-              <w:widowControl w:val="0"/>
-              <w:spacing w:after="0" w:line="276" w:lineRule="auto"/>
-              <w:rPr>
-                <w:rFonts w:ascii="Overlock" w:hAnsi="Overlock"/>
-              </w:rPr>
-            </w:pPr>
-            <w:r>
-              <w:rPr>
-                <w:rFonts w:ascii="Overlock" w:hAnsi="Overlock"/>
-              </w:rPr>
-              <w:t>2</w:t>
-            </w:r>
-          </w:p>
-        </w:tc>
-        <w:tc>
-          <w:tcPr>
-            <w:tcW w:w="2259" w:type="dxa"/>
-            <w:shd w:val="clear" w:color="auto" w:fill="auto"/>
-          </w:tcPr>
-          <w:p>
-            <w:pPr>
-              <w:spacing w:after="0"/>
-              <w:rPr>
-                <w:rFonts w:ascii="Overlock" w:eastAsia="Overlock" w:hAnsi="Overlock" w:cs="Overlock"/>
-                <w:sz w:val="24"/>
-                <w:szCs w:val="24"/>
-                <w:highlight w:val="white"/>
-              </w:rPr>
+            <w:tcW w:w="1654" w:type="dxa"/>
+            <w:vMerge/>
+            <w:tcMar>
+              <w:top w:w="0" w:type="dxa"/>
+              <w:left w:w="40" w:type="dxa"/>
+              <w:bottom w:w="0" w:type="dxa"/>
+              <w:right w:w="40" w:type="dxa"/>
+            </w:tcMar>
+            <w:vAlign w:val="bottom"/>
+          </w:tcPr>
+          <w:p>
+            <w:pPr>
+              <w:widowControl w:val="0"/>
+              <w:spacing w:after="0" w:line="276" w:lineRule="auto"/>
+            </w:pPr>
+          </w:p>
+        </w:tc>
+        <w:tc>
+          <w:tcPr>
+            <w:tcW w:w="2083" w:type="dxa"/>
+          </w:tcPr>
+          <w:p>
+            <w:pPr>
+              <w:widowControl w:val="0"/>
+              <w:spacing w:after="0" w:line="276" w:lineRule="auto"/>
             </w:pPr>
           </w:p>
         </w:tc>
       </w:tr>
       <w:tr>
         <w:trPr>
-          <w:trHeight w:val="113"/>
+          <w:trHeight w:val="300"/>
         </w:trPr>
         <w:tc>
           <w:tcPr>
-            <w:tcW w:w="4106" w:type="dxa"/>
-            <w:shd w:val="clear" w:color="auto" w:fill="auto"/>
-            <w:vAlign w:val="bottom"/>
-          </w:tcPr>
-          <w:p>
-            <w:pPr>
-              <w:widowControl w:val="0"/>
-              <w:spacing w:after="0" w:line="276" w:lineRule="auto"/>
-              <w:rPr>
-                <w:rFonts w:ascii="Overlock" w:hAnsi="Overlock"/>
-              </w:rPr>
-            </w:pPr>
-            <w:r>
-              <w:rPr>
-                <w:rFonts w:ascii="Overlock" w:eastAsia="Overlock" w:hAnsi="Overlock" w:cs="Overlock"/>
-              </w:rPr>
-              <w:t>Senior Biostatistician/Bioinformatician</w:t>
-            </w:r>
-          </w:p>
-        </w:tc>
-        <w:tc>
-          <w:tcPr>
-            <w:tcW w:w="1134" w:type="dxa"/>
-            <w:shd w:val="clear" w:color="auto" w:fill="auto"/>
-            <w:vAlign w:val="bottom"/>
-          </w:tcPr>
-          <w:p>
-            <w:pPr>
-              <w:widowControl w:val="0"/>
-              <w:spacing w:after="0" w:line="276" w:lineRule="auto"/>
-              <w:rPr>
-                <w:rFonts w:ascii="Overlock" w:hAnsi="Overlock"/>
-              </w:rPr>
-            </w:pPr>
-            <w:r>
-              <w:rPr>
-                <w:rFonts w:ascii="Overlock" w:eastAsia="Overlock" w:hAnsi="Overlock" w:cs="Overlock"/>
-              </w:rPr>
-              <w:t>6</w:t>
-            </w:r>
-          </w:p>
-        </w:tc>
-        <w:tc>
-          <w:tcPr>
-            <w:tcW w:w="925" w:type="dxa"/>
-            <w:shd w:val="clear" w:color="auto" w:fill="auto"/>
-            <w:vAlign w:val="bottom"/>
-          </w:tcPr>
-          <w:p>
-            <w:pPr>
-              <w:widowControl w:val="0"/>
-              <w:spacing w:after="0" w:line="276" w:lineRule="auto"/>
-              <w:rPr>
-                <w:rFonts w:ascii="Overlock" w:hAnsi="Overlock"/>
-              </w:rPr>
-            </w:pPr>
-            <w:r>
-              <w:rPr>
-                <w:rFonts w:ascii="Overlock" w:eastAsia="Overlock" w:hAnsi="Overlock" w:cs="Overlock"/>
-              </w:rPr>
-              <w:t>0</w:t>
-            </w:r>
-          </w:p>
-        </w:tc>
-        <w:tc>
-          <w:tcPr>
-            <w:tcW w:w="1206" w:type="dxa"/>
-            <w:vMerge/>
-            <w:shd w:val="clear" w:color="auto" w:fill="auto"/>
-            <w:vAlign w:val="bottom"/>
-          </w:tcPr>
-          <w:p>
-            <w:pPr>
-              <w:widowControl w:val="0"/>
-              <w:spacing w:after="0" w:line="276" w:lineRule="auto"/>
-              <w:rPr>
-                <w:rFonts w:ascii="Overlock" w:hAnsi="Overlock"/>
-              </w:rPr>
-            </w:pPr>
-          </w:p>
-        </w:tc>
-        <w:tc>
-          <w:tcPr>
-            <w:tcW w:w="2259" w:type="dxa"/>
-            <w:shd w:val="clear" w:color="auto" w:fill="auto"/>
-          </w:tcPr>
-          <w:p>
-            <w:pPr>
-              <w:spacing w:after="0"/>
-              <w:rPr>
-                <w:rFonts w:ascii="Overlock" w:eastAsia="Overlock" w:hAnsi="Overlock" w:cs="Overlock"/>
-                <w:sz w:val="24"/>
-                <w:szCs w:val="24"/>
-                <w:highlight w:val="white"/>
+            <w:tcW w:w="2630" w:type="dxa"/>
+            <w:tcMar>
+              <w:top w:w="0" w:type="dxa"/>
+              <w:left w:w="40" w:type="dxa"/>
+              <w:bottom w:w="0" w:type="dxa"/>
+              <w:right w:w="40" w:type="dxa"/>
+            </w:tcMar>
+            <w:vAlign w:val="bottom"/>
+          </w:tcPr>
+          <w:p>
+            <w:pPr>
+              <w:widowControl w:val="0"/>
+              <w:spacing w:after="0" w:line="276" w:lineRule="auto"/>
+            </w:pPr>
+            <w:r>
+              <w:rPr>
+                <w:rFonts w:ascii="Overlock" w:eastAsia="Overlock" w:hAnsi="Overlock" w:cs="Overlock"/>
+              </w:rPr>
+              <w:t>Librarian II/I</w:t>
+            </w:r>
+          </w:p>
+        </w:tc>
+        <w:tc>
+          <w:tcPr>
+            <w:tcW w:w="785" w:type="dxa"/>
+            <w:tcMar>
+              <w:top w:w="0" w:type="dxa"/>
+              <w:left w:w="40" w:type="dxa"/>
+              <w:bottom w:w="0" w:type="dxa"/>
+              <w:right w:w="40" w:type="dxa"/>
+            </w:tcMar>
+            <w:vAlign w:val="bottom"/>
+          </w:tcPr>
+          <w:p>
+            <w:pPr>
+              <w:widowControl w:val="0"/>
+              <w:spacing w:after="0" w:line="276" w:lineRule="auto"/>
+              <w:jc w:val="center"/>
+            </w:pPr>
+            <w:r>
+              <w:rPr>
+                <w:rFonts w:ascii="Overlock" w:eastAsia="Overlock" w:hAnsi="Overlock" w:cs="Overlock"/>
+              </w:rPr>
+              <w:t>8/7</w:t>
+            </w:r>
+          </w:p>
+        </w:tc>
+        <w:tc>
+          <w:tcPr>
+            <w:tcW w:w="1661" w:type="dxa"/>
+            <w:tcMar>
+              <w:top w:w="0" w:type="dxa"/>
+              <w:left w:w="40" w:type="dxa"/>
+              <w:bottom w:w="0" w:type="dxa"/>
+              <w:right w:w="40" w:type="dxa"/>
+            </w:tcMar>
+            <w:vAlign w:val="bottom"/>
+          </w:tcPr>
+          <w:p>
+            <w:pPr>
+              <w:widowControl w:val="0"/>
+              <w:spacing w:after="0" w:line="276" w:lineRule="auto"/>
+              <w:jc w:val="center"/>
+            </w:pPr>
+            <w:r>
+              <w:rPr>
+                <w:rFonts w:ascii="Overlock" w:eastAsia="Overlock" w:hAnsi="Overlock" w:cs="Overlock"/>
+              </w:rPr>
+              <w:t>2</w:t>
+            </w:r>
+          </w:p>
+        </w:tc>
+        <w:tc>
+          <w:tcPr>
+            <w:tcW w:w="537" w:type="dxa"/>
+            <w:tcMar>
+              <w:top w:w="0" w:type="dxa"/>
+              <w:left w:w="40" w:type="dxa"/>
+              <w:bottom w:w="0" w:type="dxa"/>
+              <w:right w:w="40" w:type="dxa"/>
+            </w:tcMar>
+            <w:vAlign w:val="bottom"/>
+          </w:tcPr>
+          <w:p>
+            <w:pPr>
+              <w:widowControl w:val="0"/>
+              <w:spacing w:after="0" w:line="276" w:lineRule="auto"/>
+              <w:jc w:val="center"/>
+            </w:pPr>
+            <w:r>
+              <w:rPr>
+                <w:rFonts w:ascii="Overlock" w:eastAsia="Overlock" w:hAnsi="Overlock" w:cs="Overlock"/>
+              </w:rPr>
+              <w:t>2</w:t>
+            </w:r>
+          </w:p>
+        </w:tc>
+        <w:tc>
+          <w:tcPr>
+            <w:tcW w:w="1654" w:type="dxa"/>
+            <w:tcMar>
+              <w:top w:w="0" w:type="dxa"/>
+              <w:left w:w="40" w:type="dxa"/>
+              <w:bottom w:w="0" w:type="dxa"/>
+              <w:right w:w="40" w:type="dxa"/>
+            </w:tcMar>
+            <w:vAlign w:val="bottom"/>
+          </w:tcPr>
+          <w:p>
+            <w:pPr>
+              <w:widowControl w:val="0"/>
+              <w:spacing w:after="0" w:line="276" w:lineRule="auto"/>
+              <w:jc w:val="center"/>
+            </w:pPr>
+            <w:r>
+              <w:rPr>
+                <w:rFonts w:ascii="Overlock" w:eastAsia="Overlock" w:hAnsi="Overlock" w:cs="Overlock"/>
+              </w:rPr>
+              <w:t>2</w:t>
+            </w:r>
+          </w:p>
+        </w:tc>
+        <w:tc>
+          <w:tcPr>
+            <w:tcW w:w="2083" w:type="dxa"/>
+          </w:tcPr>
+          <w:p>
+            <w:pPr>
+              <w:widowControl w:val="0"/>
+              <w:spacing w:after="0" w:line="276" w:lineRule="auto"/>
+              <w:jc w:val="center"/>
+              <w:rPr>
+                <w:rFonts w:ascii="Overlock" w:eastAsia="Overlock" w:hAnsi="Overlock" w:cs="Overlock"/>
               </w:rPr>
             </w:pPr>
           </w:p>
@@ -3741,65 +4159,98 @@
       </w:tr>
       <w:tr>
         <w:trPr>
-          <w:trHeight w:val="113"/>
+          <w:trHeight w:val="510"/>
         </w:trPr>
         <w:tc>
           <w:tcPr>
-            <w:tcW w:w="4106" w:type="dxa"/>
-            <w:shd w:val="clear" w:color="auto" w:fill="auto"/>
-            <w:vAlign w:val="bottom"/>
-          </w:tcPr>
-          <w:p>
-            <w:pPr>
-              <w:widowControl w:val="0"/>
-              <w:spacing w:after="0" w:line="276" w:lineRule="auto"/>
-              <w:rPr>
-                <w:rFonts w:ascii="Overlock" w:hAnsi="Overlock"/>
-              </w:rPr>
-            </w:pPr>
-            <w:r>
-              <w:rPr>
-                <w:rFonts w:ascii="Overlock" w:eastAsia="Overlock" w:hAnsi="Overlock" w:cs="Overlock"/>
-              </w:rPr>
-              <w:t>Biostatistician/Bioinformatician II/I</w:t>
-            </w:r>
-          </w:p>
-        </w:tc>
-        <w:tc>
-          <w:tcPr>
-            <w:tcW w:w="1134" w:type="dxa"/>
-            <w:shd w:val="clear" w:color="auto" w:fill="auto"/>
-            <w:vAlign w:val="bottom"/>
-          </w:tcPr>
-          <w:p>
-            <w:pPr>
-              <w:widowControl w:val="0"/>
-              <w:spacing w:after="0" w:line="276" w:lineRule="auto"/>
-              <w:rPr>
-                <w:rFonts w:ascii="Overlock" w:hAnsi="Overlock"/>
-              </w:rPr>
-            </w:pPr>
-            <w:r>
-              <w:rPr>
-                <w:rFonts w:ascii="Overlock" w:eastAsia="Overlock" w:hAnsi="Overlock" w:cs="Overlock"/>
-              </w:rPr>
-              <w:t>8/7/</w:t>
-            </w:r>
-          </w:p>
-        </w:tc>
-        <w:tc>
-          <w:tcPr>
-            <w:tcW w:w="925" w:type="dxa"/>
-            <w:shd w:val="clear" w:color="auto" w:fill="auto"/>
-            <w:vAlign w:val="bottom"/>
-          </w:tcPr>
-          <w:p>
-            <w:pPr>
-              <w:widowControl w:val="0"/>
-              <w:spacing w:after="0" w:line="276" w:lineRule="auto"/>
-              <w:rPr>
-                <w:rFonts w:ascii="Overlock" w:hAnsi="Overlock"/>
-              </w:rPr>
+            <w:tcW w:w="2630" w:type="dxa"/>
+            <w:tcMar>
+              <w:top w:w="0" w:type="dxa"/>
+              <w:left w:w="40" w:type="dxa"/>
+              <w:bottom w:w="0" w:type="dxa"/>
+              <w:right w:w="40" w:type="dxa"/>
+            </w:tcMar>
+            <w:vAlign w:val="bottom"/>
+          </w:tcPr>
+          <w:p>
+            <w:pPr>
+              <w:widowControl w:val="0"/>
+              <w:spacing w:after="0" w:line="276" w:lineRule="auto"/>
+            </w:pPr>
+            <w:r>
+              <w:rPr>
+                <w:rFonts w:ascii="Overlock" w:eastAsia="Overlock" w:hAnsi="Overlock" w:cs="Overlock"/>
+              </w:rPr>
+              <w:t>Assistant Librarian III/II</w:t>
+            </w:r>
+          </w:p>
+        </w:tc>
+        <w:tc>
+          <w:tcPr>
+            <w:tcW w:w="785" w:type="dxa"/>
+            <w:tcMar>
+              <w:top w:w="0" w:type="dxa"/>
+              <w:left w:w="40" w:type="dxa"/>
+              <w:bottom w:w="0" w:type="dxa"/>
+              <w:right w:w="40" w:type="dxa"/>
+            </w:tcMar>
+            <w:vAlign w:val="bottom"/>
+          </w:tcPr>
+          <w:p>
+            <w:pPr>
+              <w:widowControl w:val="0"/>
+              <w:spacing w:after="0" w:line="276" w:lineRule="auto"/>
+              <w:jc w:val="center"/>
+            </w:pPr>
+            <w:r>
+              <w:rPr>
+                <w:rFonts w:ascii="Overlock" w:eastAsia="Overlock" w:hAnsi="Overlock" w:cs="Overlock"/>
+              </w:rPr>
+              <w:t>9/8</w:t>
+            </w:r>
+          </w:p>
+        </w:tc>
+        <w:tc>
+          <w:tcPr>
+            <w:tcW w:w="1661" w:type="dxa"/>
+            <w:tcMar>
+              <w:top w:w="0" w:type="dxa"/>
+              <w:left w:w="40" w:type="dxa"/>
+              <w:bottom w:w="0" w:type="dxa"/>
+              <w:right w:w="40" w:type="dxa"/>
+            </w:tcMar>
+            <w:vAlign w:val="bottom"/>
+          </w:tcPr>
+          <w:p>
+            <w:pPr>
+              <w:widowControl w:val="0"/>
+              <w:spacing w:after="0" w:line="276" w:lineRule="auto"/>
+              <w:jc w:val="center"/>
+            </w:pPr>
+            <w:r>
+              <w:rPr>
+                <w:rFonts w:ascii="Overlock" w:eastAsia="Overlock" w:hAnsi="Overlock" w:cs="Overlock"/>
+              </w:rPr>
+              <w:t>3</w:t>
+            </w:r>
+          </w:p>
+        </w:tc>
+        <w:tc>
+          <w:tcPr>
+            <w:tcW w:w="537" w:type="dxa"/>
+            <w:tcMar>
+              <w:top w:w="0" w:type="dxa"/>
+              <w:left w:w="40" w:type="dxa"/>
+              <w:bottom w:w="0" w:type="dxa"/>
+              <w:right w:w="40" w:type="dxa"/>
+            </w:tcMar>
+            <w:vAlign w:val="bottom"/>
+          </w:tcPr>
+          <w:p>
+            <w:pPr>
+              <w:widowControl w:val="0"/>
+              <w:spacing w:after="0" w:line="276" w:lineRule="auto"/>
+              <w:jc w:val="center"/>
             </w:pPr>
             <w:r>
               <w:rPr>
@@ -3811,39 +4262,40 @@
         </w:tc>
         <w:tc>
           <w:tcPr>
-            <w:tcW w:w="1206" w:type="dxa"/>
-            <w:shd w:val="clear" w:color="auto" w:fill="auto"/>
-            <w:vAlign w:val="bottom"/>
-          </w:tcPr>
-          <w:p>
-            <w:pPr>
-              <w:widowControl w:val="0"/>
-              <w:spacing w:after="0" w:line="276" w:lineRule="auto"/>
-              <w:rPr>
-                <w:rFonts w:ascii="Overlock" w:hAnsi="Overlock"/>
-              </w:rPr>
-            </w:pPr>
-            <w:r>
-              <w:rPr>
-                <w:rFonts w:ascii="Overlock" w:eastAsia="Overlock" w:hAnsi="Overlock" w:cs="Overlock"/>
-              </w:rPr>
-              <w:t>2</w:t>
-            </w:r>
-          </w:p>
-        </w:tc>
-        <w:tc>
-          <w:tcPr>
-            <w:tcW w:w="2259" w:type="dxa"/>
-            <w:shd w:val="clear" w:color="auto" w:fill="auto"/>
-          </w:tcPr>
-          <w:p>
-            <w:pPr>
-              <w:spacing w:after="0"/>
-              <w:rPr>
-                <w:rFonts w:ascii="Overlock" w:eastAsia="Overlock" w:hAnsi="Overlock" w:cs="Overlock"/>
-                <w:sz w:val="24"/>
-                <w:szCs w:val="24"/>
-                <w:highlight w:val="white"/>
+            <w:tcW w:w="1654" w:type="dxa"/>
+            <w:tcMar>
+              <w:top w:w="0" w:type="dxa"/>
+              <w:left w:w="40" w:type="dxa"/>
+              <w:bottom w:w="0" w:type="dxa"/>
+              <w:right w:w="40" w:type="dxa"/>
+            </w:tcMar>
+            <w:vAlign w:val="bottom"/>
+          </w:tcPr>
+          <w:p>
+            <w:pPr>
+              <w:widowControl w:val="0"/>
+              <w:spacing w:after="0" w:line="276" w:lineRule="auto"/>
+              <w:jc w:val="center"/>
+            </w:pPr>
+            <w:r>
+              <w:rPr>
+                <w:rFonts w:ascii="Overlock" w:eastAsia="Overlock" w:hAnsi="Overlock" w:cs="Overlock"/>
+              </w:rPr>
+              <w:t>3</w:t>
+            </w:r>
+          </w:p>
+        </w:tc>
+        <w:tc>
+          <w:tcPr>
+            <w:tcW w:w="2083" w:type="dxa"/>
+          </w:tcPr>
+          <w:p>
+            <w:pPr>
+              <w:widowControl w:val="0"/>
+              <w:spacing w:after="0" w:line="276" w:lineRule="auto"/>
+              <w:jc w:val="center"/>
+              <w:rPr>
+                <w:rFonts w:ascii="Overlock" w:eastAsia="Overlock" w:hAnsi="Overlock" w:cs="Overlock"/>
               </w:rPr>
             </w:pPr>
           </w:p>
@@ -3851,21 +4303,23 @@
       </w:tr>
       <w:tr>
         <w:trPr>
-          <w:trHeight w:val="113"/>
+          <w:trHeight w:val="300"/>
         </w:trPr>
         <w:tc>
           <w:tcPr>
-            <w:tcW w:w="4106" w:type="dxa"/>
-            <w:shd w:val="clear" w:color="auto" w:fill="auto"/>
-            <w:vAlign w:val="bottom"/>
-          </w:tcPr>
-          <w:p>
-            <w:pPr>
-              <w:widowControl w:val="0"/>
-              <w:spacing w:after="0" w:line="276" w:lineRule="auto"/>
-              <w:rPr>
-                <w:rFonts w:ascii="Overlock" w:hAnsi="Overlock"/>
-              </w:rPr>
+            <w:tcW w:w="2630" w:type="dxa"/>
+            <w:tcMar>
+              <w:top w:w="0" w:type="dxa"/>
+              <w:left w:w="40" w:type="dxa"/>
+              <w:bottom w:w="0" w:type="dxa"/>
+              <w:right w:w="40" w:type="dxa"/>
+            </w:tcMar>
+            <w:vAlign w:val="bottom"/>
+          </w:tcPr>
+          <w:p>
+            <w:pPr>
+              <w:widowControl w:val="0"/>
+              <w:spacing w:after="0" w:line="276" w:lineRule="auto"/>
             </w:pPr>
             <w:r>
               <w:rPr>
@@ -3879,33 +4333,38 @@
         </w:tc>
         <w:tc>
           <w:tcPr>
-            <w:tcW w:w="1134" w:type="dxa"/>
-            <w:shd w:val="clear" w:color="auto" w:fill="auto"/>
-            <w:vAlign w:val="bottom"/>
-          </w:tcPr>
-          <w:p>
-            <w:pPr>
-              <w:widowControl w:val="0"/>
-              <w:spacing w:after="0" w:line="276" w:lineRule="auto"/>
-              <w:rPr>
-                <w:rFonts w:ascii="Overlock" w:hAnsi="Overlock"/>
-              </w:rPr>
-            </w:pPr>
-          </w:p>
-        </w:tc>
-        <w:tc>
-          <w:tcPr>
-            <w:tcW w:w="925" w:type="dxa"/>
-            <w:shd w:val="clear" w:color="auto" w:fill="auto"/>
-            <w:vAlign w:val="bottom"/>
-          </w:tcPr>
-          <w:p>
-            <w:pPr>
-              <w:widowControl w:val="0"/>
-              <w:spacing w:after="0" w:line="276" w:lineRule="auto"/>
-              <w:rPr>
-                <w:rFonts w:ascii="Overlock" w:hAnsi="Overlock"/>
-              </w:rPr>
+            <w:tcW w:w="785" w:type="dxa"/>
+            <w:tcMar>
+              <w:top w:w="0" w:type="dxa"/>
+              <w:left w:w="40" w:type="dxa"/>
+              <w:bottom w:w="0" w:type="dxa"/>
+              <w:right w:w="40" w:type="dxa"/>
+            </w:tcMar>
+            <w:vAlign w:val="bottom"/>
+          </w:tcPr>
+          <w:p>
+            <w:pPr>
+              <w:widowControl w:val="0"/>
+              <w:spacing w:after="0" w:line="276" w:lineRule="auto"/>
+            </w:pPr>
+          </w:p>
+        </w:tc>
+        <w:tc>
+          <w:tcPr>
+            <w:tcW w:w="1661" w:type="dxa"/>
+            <w:tcMar>
+              <w:top w:w="0" w:type="dxa"/>
+              <w:left w:w="40" w:type="dxa"/>
+              <w:bottom w:w="0" w:type="dxa"/>
+              <w:right w:w="40" w:type="dxa"/>
+            </w:tcMar>
+            <w:vAlign w:val="bottom"/>
+          </w:tcPr>
+          <w:p>
+            <w:pPr>
+              <w:widowControl w:val="0"/>
+              <w:spacing w:after="0" w:line="276" w:lineRule="auto"/>
+              <w:jc w:val="center"/>
             </w:pPr>
             <w:r>
               <w:rPr>
@@ -3913,23 +4372,26 @@
                 <w:b/>
                 <w:bCs/>
               </w:rPr>
-              <w:t>2</w:t>
-            </w:r>
-          </w:p>
-        </w:tc>
-        <w:tc>
-          <w:tcPr>
-            <w:tcW w:w="1206" w:type="dxa"/>
-            <w:shd w:val="clear" w:color="auto" w:fill="auto"/>
-            <w:vAlign w:val="bottom"/>
-          </w:tcPr>
-          <w:p>
-            <w:pPr>
-              <w:widowControl w:val="0"/>
-              <w:spacing w:after="0" w:line="276" w:lineRule="auto"/>
-              <w:rPr>
-                <w:rFonts w:ascii="Overlock" w:hAnsi="Overlock"/>
-              </w:rPr>
+              <w:t>7</w:t>
+            </w:r>
+          </w:p>
+        </w:tc>
+        <w:tc>
+          <w:tcPr>
+            <w:tcW w:w="537" w:type="dxa"/>
+            <w:tcMar>
+              <w:top w:w="0" w:type="dxa"/>
+              <w:left w:w="40" w:type="dxa"/>
+              <w:bottom w:w="0" w:type="dxa"/>
+              <w:right w:w="40" w:type="dxa"/>
+            </w:tcMar>
+            <w:vAlign w:val="bottom"/>
+          </w:tcPr>
+          <w:p>
+            <w:pPr>
+              <w:widowControl w:val="0"/>
+              <w:spacing w:after="0" w:line="276" w:lineRule="auto"/>
+              <w:jc w:val="center"/>
             </w:pPr>
             <w:r>
               <w:rPr>
@@ -3937,23 +4399,50 @@
                 <w:b/>
                 <w:bCs/>
               </w:rPr>
-              <w:t>5</w:t>
-            </w:r>
-          </w:p>
-        </w:tc>
-        <w:tc>
-          <w:tcPr>
-            <w:tcW w:w="2259" w:type="dxa"/>
-            <w:shd w:val="clear" w:color="auto" w:fill="auto"/>
-          </w:tcPr>
-          <w:p>
-            <w:pPr>
-              <w:spacing w:after="0"/>
-              <w:rPr>
-                <w:rFonts w:ascii="Overlock" w:eastAsia="Overlock" w:hAnsi="Overlock" w:cs="Overlock"/>
-                <w:sz w:val="24"/>
-                <w:szCs w:val="24"/>
-                <w:highlight w:val="white"/>
+              <w:t>4</w:t>
+            </w:r>
+          </w:p>
+        </w:tc>
+        <w:tc>
+          <w:tcPr>
+            <w:tcW w:w="1654" w:type="dxa"/>
+            <w:tcMar>
+              <w:top w:w="0" w:type="dxa"/>
+              <w:left w:w="40" w:type="dxa"/>
+              <w:bottom w:w="0" w:type="dxa"/>
+              <w:right w:w="40" w:type="dxa"/>
+            </w:tcMar>
+            <w:vAlign w:val="bottom"/>
+          </w:tcPr>
+          <w:p>
+            <w:pPr>
+              <w:widowControl w:val="0"/>
+              <w:spacing w:after="0" w:line="276" w:lineRule="auto"/>
+              <w:jc w:val="center"/>
+            </w:pPr>
+            <w:r>
+              <w:rPr>
+                <w:rFonts w:ascii="Overlock" w:eastAsia="Overlock" w:hAnsi="Overlock" w:cs="Overlock"/>
+                <w:b/>
+                <w:bCs/>
+              </w:rPr>
+              <w:t>7</w:t>
+            </w:r>
+          </w:p>
+        </w:tc>
+        <w:tc>
+          <w:tcPr>
+            <w:tcW w:w="2083" w:type="dxa"/>
+          </w:tcPr>
+          <w:p>
+            <w:pPr>
+              <w:widowControl w:val="0"/>
+              <w:spacing w:after="0" w:line="276" w:lineRule="auto"/>
+              <w:jc w:val="center"/>
+              <w:rPr>
+                <w:rFonts w:ascii="Overlock" w:eastAsia="Overlock" w:hAnsi="Overlock" w:cs="Overlock"/>
+                <w:b/>
+                <w:bCs/>
               </w:rPr>
             </w:pPr>
           </w:p>
@@ -3961,21 +4450,23 @@
       </w:tr>
       <w:tr>
         <w:trPr>
-          <w:trHeight w:val="113"/>
+          <w:trHeight w:val="300"/>
         </w:trPr>
         <w:tc>
           <w:tcPr>
-            <w:tcW w:w="4106" w:type="dxa"/>
-            <w:shd w:val="clear" w:color="auto" w:fill="auto"/>
-            <w:vAlign w:val="bottom"/>
-          </w:tcPr>
-          <w:p>
-            <w:pPr>
-              <w:widowControl w:val="0"/>
-              <w:spacing w:after="0" w:line="276" w:lineRule="auto"/>
-              <w:rPr>
-                <w:rFonts w:ascii="Overlock" w:hAnsi="Overlock"/>
-              </w:rPr>
+            <w:tcW w:w="2630" w:type="dxa"/>
+            <w:tcMar>
+              <w:top w:w="0" w:type="dxa"/>
+              <w:left w:w="40" w:type="dxa"/>
+              <w:bottom w:w="0" w:type="dxa"/>
+              <w:right w:w="40" w:type="dxa"/>
+            </w:tcMar>
+            <w:vAlign w:val="bottom"/>
+          </w:tcPr>
+          <w:p>
+            <w:pPr>
+              <w:widowControl w:val="0"/>
+              <w:spacing w:after="0" w:line="276" w:lineRule="auto"/>
             </w:pPr>
             <w:r>
               <w:rPr>
@@ -3989,33 +4480,38 @@
         </w:tc>
         <w:tc>
           <w:tcPr>
-            <w:tcW w:w="1134" w:type="dxa"/>
-            <w:shd w:val="clear" w:color="auto" w:fill="auto"/>
-            <w:vAlign w:val="bottom"/>
-          </w:tcPr>
-          <w:p>
-            <w:pPr>
-              <w:widowControl w:val="0"/>
-              <w:spacing w:after="0" w:line="276" w:lineRule="auto"/>
-              <w:rPr>
-                <w:rFonts w:ascii="Overlock" w:hAnsi="Overlock"/>
-              </w:rPr>
-            </w:pPr>
-          </w:p>
-        </w:tc>
-        <w:tc>
-          <w:tcPr>
-            <w:tcW w:w="925" w:type="dxa"/>
-            <w:shd w:val="clear" w:color="auto" w:fill="auto"/>
-            <w:vAlign w:val="bottom"/>
-          </w:tcPr>
-          <w:p>
-            <w:pPr>
-              <w:widowControl w:val="0"/>
-              <w:spacing w:after="0" w:line="276" w:lineRule="auto"/>
-              <w:rPr>
-                <w:rFonts w:ascii="Overlock" w:hAnsi="Overlock"/>
-              </w:rPr>
+            <w:tcW w:w="785" w:type="dxa"/>
+            <w:tcMar>
+              <w:top w:w="0" w:type="dxa"/>
+              <w:left w:w="40" w:type="dxa"/>
+              <w:bottom w:w="0" w:type="dxa"/>
+              <w:right w:w="40" w:type="dxa"/>
+            </w:tcMar>
+            <w:vAlign w:val="bottom"/>
+          </w:tcPr>
+          <w:p>
+            <w:pPr>
+              <w:widowControl w:val="0"/>
+              <w:spacing w:after="0" w:line="276" w:lineRule="auto"/>
+            </w:pPr>
+          </w:p>
+        </w:tc>
+        <w:tc>
+          <w:tcPr>
+            <w:tcW w:w="1661" w:type="dxa"/>
+            <w:tcMar>
+              <w:top w:w="0" w:type="dxa"/>
+              <w:left w:w="40" w:type="dxa"/>
+              <w:bottom w:w="0" w:type="dxa"/>
+              <w:right w:w="40" w:type="dxa"/>
+            </w:tcMar>
+            <w:vAlign w:val="bottom"/>
+          </w:tcPr>
+          <w:p>
+            <w:pPr>
+              <w:widowControl w:val="0"/>
+              <w:spacing w:after="0" w:line="276" w:lineRule="auto"/>
+              <w:jc w:val="center"/>
             </w:pPr>
             <w:r>
               <w:rPr>
@@ -4023,23 +4519,26 @@
                 <w:b/>
                 <w:bCs/>
               </w:rPr>
-              <w:t>6</w:t>
-            </w:r>
-          </w:p>
-        </w:tc>
-        <w:tc>
-          <w:tcPr>
-            <w:tcW w:w="1206" w:type="dxa"/>
-            <w:shd w:val="clear" w:color="auto" w:fill="auto"/>
-            <w:vAlign w:val="bottom"/>
-          </w:tcPr>
-          <w:p>
-            <w:pPr>
-              <w:widowControl w:val="0"/>
-              <w:spacing w:after="0" w:line="276" w:lineRule="auto"/>
-              <w:rPr>
-                <w:rFonts w:ascii="Overlock" w:hAnsi="Overlock"/>
-              </w:rPr>
+              <w:t>12</w:t>
+            </w:r>
+          </w:p>
+        </w:tc>
+        <w:tc>
+          <w:tcPr>
+            <w:tcW w:w="537" w:type="dxa"/>
+            <w:tcMar>
+              <w:top w:w="0" w:type="dxa"/>
+              <w:left w:w="40" w:type="dxa"/>
+              <w:bottom w:w="0" w:type="dxa"/>
+              <w:right w:w="40" w:type="dxa"/>
+            </w:tcMar>
+            <w:vAlign w:val="bottom"/>
+          </w:tcPr>
+          <w:p>
+            <w:pPr>
+              <w:widowControl w:val="0"/>
+              <w:spacing w:after="0" w:line="276" w:lineRule="auto"/>
+              <w:jc w:val="center"/>
             </w:pPr>
             <w:r>
               <w:rPr>
@@ -4047,23 +4546,51 @@
                 <w:b/>
                 <w:bCs/>
               </w:rPr>
+              <w:t>6</w:t>
+            </w:r>
+          </w:p>
+        </w:tc>
+        <w:tc>
+          <w:tcPr>
+            <w:tcW w:w="1654" w:type="dxa"/>
+            <w:tcMar>
+              <w:top w:w="0" w:type="dxa"/>
+              <w:left w:w="40" w:type="dxa"/>
+              <w:bottom w:w="0" w:type="dxa"/>
+              <w:right w:w="40" w:type="dxa"/>
+            </w:tcMar>
+            <w:vAlign w:val="bottom"/>
+          </w:tcPr>
+          <w:p>
+            <w:pPr>
+              <w:widowControl w:val="0"/>
+              <w:spacing w:after="0" w:line="276" w:lineRule="auto"/>
+              <w:jc w:val="center"/>
+              <w:rPr>
+                <w:b/>
+              </w:rPr>
+            </w:pPr>
+            <w:r>
+              <w:rPr>
+                <w:b/>
+              </w:rPr>
               <w:t>15</w:t>
             </w:r>
           </w:p>
         </w:tc>
         <w:tc>
           <w:tcPr>
-            <w:tcW w:w="2259" w:type="dxa"/>
-            <w:shd w:val="clear" w:color="auto" w:fill="auto"/>
-          </w:tcPr>
-          <w:p>
-            <w:pPr>
-              <w:spacing w:after="0"/>
-              <w:rPr>
-                <w:rFonts w:ascii="Overlock" w:eastAsia="Overlock" w:hAnsi="Overlock" w:cs="Overlock"/>
-                <w:sz w:val="24"/>
-                <w:szCs w:val="24"/>
-                <w:highlight w:val="white"/>
+            <w:tcW w:w="2083" w:type="dxa"/>
+          </w:tcPr>
+          <w:p>
+            <w:pPr>
+              <w:widowControl w:val="0"/>
+              <w:spacing w:after="0" w:line="276" w:lineRule="auto"/>
+              <w:jc w:val="center"/>
+              <w:rPr>
+                <w:rFonts w:ascii="Overlock" w:eastAsia="Overlock" w:hAnsi="Overlock" w:cs="Overlock"/>
+                <w:b/>
+                <w:bCs/>
               </w:rPr>
             </w:pPr>
           </w:p>
@@ -4316,7 +4843,6 @@
     <w:lvl w:ilvl="2">
       <w:start w:val="1"/>
       <w:numFmt w:val="decimal"/>
-      <w:pStyle w:val="Heading3"/>
       <w:lvlText w:val="%1.%2.%3"/>
       <w:lvlJc w:val="left"/>
       <w:pPr>
@@ -5862,20 +6388,14 @@
     <w:autoRedefine/>
     <w:unhideWhenUsed/>
     <w:qFormat/>
-    <w:rsid w:val="00796526"/>
+    <w:rsid w:val="00DF7A2D"/>
     <w:pPr>
-      <w:numPr>
-        <w:ilvl w:val="2"/>
-        <w:numId w:val="7"/>
-      </w:numPr>
-      <w:tabs>
-        <w:tab w:val="num" w:pos="720"/>
-      </w:tabs>
       <w:outlineLvl w:val="2"/>
     </w:pPr>
     <w:rPr>
       <w:rFonts w:asciiTheme="majorHAnsi" w:eastAsiaTheme="majorEastAsia" w:hAnsiTheme="majorHAnsi" w:cstheme="majorBidi"/>
       <w:b/>
+      <w:i/>
       <w:sz w:val="24"/>
       <w:szCs w:val="24"/>
     </w:rPr>
@@ -5945,11 +6465,11 @@
     <w:name w:val="Heading 3 Char"/>
     <w:basedOn w:val="DefaultParagraphFont"/>
     <w:link w:val="Heading3"/>
-    <w:uiPriority w:val="9"/>
-    <w:rsid w:val="00796526"/>
+    <w:rsid w:val="00DF7A2D"/>
     <w:rPr>
       <w:rFonts w:asciiTheme="majorHAnsi" w:eastAsiaTheme="majorEastAsia" w:hAnsiTheme="majorHAnsi" w:cstheme="majorBidi"/>
       <w:b/>
+      <w:i/>
       <w:sz w:val="24"/>
       <w:szCs w:val="24"/>
     </w:rPr>
